--- a/novaplay-modular raw links.docx
+++ b/novaplay-modular raw links.docx
@@ -4,8 +4,6 @@
   <w:body>
     <w:p>
       <w:pPr>
-        <w:shd w:val="clear" w:color="auto" w:fill="FFFFFF"/>
-        <w:spacing w:beforeAutospacing="1" w:after="0" w:afterAutospacing="1" w:line="240" w:lineRule="auto"/>
         <w:rPr>
           <w:rFonts w:ascii="Arial" w:eastAsia="Times New Roman" w:hAnsi="Arial" w:cs="Arial"/>
           <w:kern w:val="0"/>
@@ -22,7 +20,7 @@
           <w:szCs w:val="27"/>
           <w14:ligatures w14:val="none"/>
         </w:rPr>
-        <w:t xml:space="preserve">I've fetched the complete file tree for </w:t>
+        <w:t xml:space="preserve">complete file tree for the </w:t>
       </w:r>
       <w:r>
         <w:rPr>
@@ -70,7 +68,7 @@
           <w:szCs w:val="27"/>
           <w14:ligatures w14:val="none"/>
         </w:rPr>
-        <w:t xml:space="preserve"> directly from GitHub's API. The response is </w:t>
+        <w:t xml:space="preserve"> repository directly from GitHub's API. The tree is not truncated, so this is the </w:t>
       </w:r>
       <w:r>
         <w:rPr>
@@ -82,7 +80,7 @@
           <w:szCs w:val="27"/>
           <w14:ligatures w14:val="none"/>
         </w:rPr>
-        <w:t>not truncated</w:t>
+        <w:t>updated, complete list</w:t>
       </w:r>
       <w:r>
         <w:rPr>
@@ -92,7 +90,7 @@
           <w:szCs w:val="27"/>
           <w14:ligatures w14:val="none"/>
         </w:rPr>
-        <w:t>, so the list below is every file in the repository.</w:t>
+        <w:t xml:space="preserve"> of every file currently in the repository.</w:t>
       </w:r>
     </w:p>
     <w:p>
@@ -117,7 +115,7 @@
           <w:szCs w:val="27"/>
           <w14:ligatures w14:val="none"/>
         </w:rPr>
-        <w:t>Total files: 113</w:t>
+        <w:t>Total files: 128</w:t>
       </w:r>
       <w:r>
         <w:rPr>
@@ -127,7 +125,7 @@
           <w:szCs w:val="27"/>
           <w14:ligatures w14:val="none"/>
         </w:rPr>
-        <w:t xml:space="preserve"> (37 root + 2 browser_proxy_v2 + 4 cache/ribbons + 29 extractors + 41 images)</w:t>
+        <w:t xml:space="preserve"> (45 root + 2 browser_proxy_v2 + 4 cache/ribbons + 34 extractors + 43 images)</w:t>
       </w:r>
     </w:p>
     <w:p>
@@ -147,8 +145,8 @@
           <w:kern w:val="0"/>
           <w14:ligatures w14:val="none"/>
         </w:rPr>
-        <w:pict w14:anchorId="48F1FFF4">
-          <v:rect id="_x0000_i1025" style="width:0;height:0" o:hralign="center" o:hrstd="t" o:hr="t" fillcolor="#a0a0a0" stroked="f"/>
+        <w:pict w14:anchorId="19BF751A">
+          <v:rect id="_x0000_i1043" style="width:0;height:0" o:hralign="center" o:hrstd="t" o:hr="t" fillcolor="#a0a0a0" stroked="f"/>
         </w:pict>
       </w:r>
     </w:p>
@@ -189,12 +187,12 @@
           <w:szCs w:val="27"/>
           <w14:ligatures w14:val="none"/>
         </w:rPr>
-        <w:t xml:space="preserve"> Root Directory (37 files)</w:t>
+        <w:t xml:space="preserve"> Root Directory (45 files)</w:t>
       </w:r>
     </w:p>
     <w:tbl>
       <w:tblPr>
-        <w:tblW w:w="5000" w:type="pct"/>
+        <w:tblW w:w="17323" w:type="dxa"/>
         <w:tblBorders>
           <w:top w:val="single" w:sz="2" w:space="0" w:color="auto"/>
           <w:left w:val="single" w:sz="2" w:space="0" w:color="auto"/>
@@ -209,8 +207,8 @@
         <w:tblLook w:val="04A0" w:firstRow="1" w:lastRow="0" w:firstColumn="1" w:lastColumn="0" w:noHBand="0" w:noVBand="1"/>
       </w:tblPr>
       <w:tblGrid>
-        <w:gridCol w:w="2167"/>
-        <w:gridCol w:w="8283"/>
+        <w:gridCol w:w="3339"/>
+        <w:gridCol w:w="14155"/>
       </w:tblGrid>
       <w:tr>
         <w:trPr>
@@ -218,7 +216,7 @@
         </w:trPr>
         <w:tc>
           <w:tcPr>
-            <w:tcW w:w="980" w:type="pct"/>
+            <w:tcW w:w="0" w:type="auto"/>
             <w:tcBorders>
               <w:top w:val="single" w:sz="6" w:space="0" w:color="D1D5DB"/>
               <w:left w:val="single" w:sz="6" w:space="0" w:color="D1D5DB"/>
@@ -262,7 +260,7 @@
         </w:tc>
         <w:tc>
           <w:tcPr>
-            <w:tcW w:w="4020" w:type="pct"/>
+            <w:tcW w:w="0" w:type="auto"/>
             <w:tcBorders>
               <w:top w:val="single" w:sz="6" w:space="0" w:color="D1D5DB"/>
               <w:left w:val="single" w:sz="6" w:space="0" w:color="D1D5DB"/>
@@ -308,7 +306,7 @@
       <w:tr>
         <w:tc>
           <w:tcPr>
-            <w:tcW w:w="980" w:type="pct"/>
+            <w:tcW w:w="0" w:type="auto"/>
             <w:tcBorders>
               <w:top w:val="single" w:sz="6" w:space="0" w:color="D1D5DB"/>
               <w:left w:val="single" w:sz="6" w:space="0" w:color="D1D5DB"/>
@@ -351,7 +349,7 @@
         </w:tc>
         <w:tc>
           <w:tcPr>
-            <w:tcW w:w="4020" w:type="pct"/>
+            <w:tcW w:w="0" w:type="auto"/>
             <w:tcBorders>
               <w:top w:val="single" w:sz="6" w:space="0" w:color="D1D5DB"/>
               <w:left w:val="single" w:sz="6" w:space="0" w:color="D1D5DB"/>
@@ -396,7 +394,7 @@
       <w:tr>
         <w:tc>
           <w:tcPr>
-            <w:tcW w:w="980" w:type="pct"/>
+            <w:tcW w:w="0" w:type="auto"/>
             <w:tcBorders>
               <w:top w:val="single" w:sz="6" w:space="0" w:color="D1D5DB"/>
               <w:left w:val="single" w:sz="6" w:space="0" w:color="D1D5DB"/>
@@ -453,7 +451,7 @@
         </w:tc>
         <w:tc>
           <w:tcPr>
-            <w:tcW w:w="4020" w:type="pct"/>
+            <w:tcW w:w="0" w:type="auto"/>
             <w:tcBorders>
               <w:top w:val="single" w:sz="6" w:space="0" w:color="D1D5DB"/>
               <w:left w:val="single" w:sz="6" w:space="0" w:color="D1D5DB"/>
@@ -498,7 +496,7 @@
       <w:tr>
         <w:tc>
           <w:tcPr>
-            <w:tcW w:w="980" w:type="pct"/>
+            <w:tcW w:w="0" w:type="auto"/>
             <w:tcBorders>
               <w:top w:val="single" w:sz="6" w:space="0" w:color="D1D5DB"/>
               <w:left w:val="single" w:sz="6" w:space="0" w:color="D1D5DB"/>
@@ -541,7 +539,7 @@
         </w:tc>
         <w:tc>
           <w:tcPr>
-            <w:tcW w:w="4020" w:type="pct"/>
+            <w:tcW w:w="0" w:type="auto"/>
             <w:tcBorders>
               <w:top w:val="single" w:sz="6" w:space="0" w:color="D1D5DB"/>
               <w:left w:val="single" w:sz="6" w:space="0" w:color="D1D5DB"/>
@@ -586,7 +584,7 @@
       <w:tr>
         <w:tc>
           <w:tcPr>
-            <w:tcW w:w="980" w:type="pct"/>
+            <w:tcW w:w="0" w:type="auto"/>
             <w:tcBorders>
               <w:top w:val="single" w:sz="6" w:space="0" w:color="D1D5DB"/>
               <w:left w:val="single" w:sz="6" w:space="0" w:color="D1D5DB"/>
@@ -629,7 +627,7 @@
         </w:tc>
         <w:tc>
           <w:tcPr>
-            <w:tcW w:w="4020" w:type="pct"/>
+            <w:tcW w:w="0" w:type="auto"/>
             <w:tcBorders>
               <w:top w:val="single" w:sz="6" w:space="0" w:color="D1D5DB"/>
               <w:left w:val="single" w:sz="6" w:space="0" w:color="D1D5DB"/>
@@ -674,7 +672,7 @@
       <w:tr>
         <w:tc>
           <w:tcPr>
-            <w:tcW w:w="980" w:type="pct"/>
+            <w:tcW w:w="0" w:type="auto"/>
             <w:tcBorders>
               <w:top w:val="single" w:sz="6" w:space="0" w:color="D1D5DB"/>
               <w:left w:val="single" w:sz="6" w:space="0" w:color="D1D5DB"/>
@@ -717,7 +715,7 @@
         </w:tc>
         <w:tc>
           <w:tcPr>
-            <w:tcW w:w="4020" w:type="pct"/>
+            <w:tcW w:w="0" w:type="auto"/>
             <w:tcBorders>
               <w:top w:val="single" w:sz="6" w:space="0" w:color="D1D5DB"/>
               <w:left w:val="single" w:sz="6" w:space="0" w:color="D1D5DB"/>
@@ -762,7 +760,7 @@
       <w:tr>
         <w:tc>
           <w:tcPr>
-            <w:tcW w:w="980" w:type="pct"/>
+            <w:tcW w:w="0" w:type="auto"/>
             <w:tcBorders>
               <w:top w:val="single" w:sz="6" w:space="0" w:color="D1D5DB"/>
               <w:left w:val="single" w:sz="6" w:space="0" w:color="D1D5DB"/>
@@ -805,7 +803,7 @@
         </w:tc>
         <w:tc>
           <w:tcPr>
-            <w:tcW w:w="4020" w:type="pct"/>
+            <w:tcW w:w="0" w:type="auto"/>
             <w:tcBorders>
               <w:top w:val="single" w:sz="6" w:space="0" w:color="D1D5DB"/>
               <w:left w:val="single" w:sz="6" w:space="0" w:color="D1D5DB"/>
@@ -841,7 +839,7 @@
                   <w:u w:val="single"/>
                   <w14:ligatures w14:val="none"/>
                 </w:rPr>
-                <w:t>https://raw.githubusercontent.com/westy4ever/novaplay-modular/main/The%20Complete%20Visual%20Test%20Guide%20%E2%80%94%20every%20screen,%20every%20si.docx</w:t>
+                <w:t>https://raw.githubusercontent.com/westy4ever/novaplay-modular/main/The%20Complete%20Visual%20Test%20Guide%20%E2%80%94%20every%20screen%2C%20every%20si.docx</w:t>
               </w:r>
             </w:hyperlink>
           </w:p>
@@ -850,7 +848,7 @@
       <w:tr>
         <w:tc>
           <w:tcPr>
-            <w:tcW w:w="980" w:type="pct"/>
+            <w:tcW w:w="0" w:type="auto"/>
             <w:tcBorders>
               <w:top w:val="single" w:sz="6" w:space="0" w:color="D1D5DB"/>
               <w:left w:val="single" w:sz="6" w:space="0" w:color="D1D5DB"/>
@@ -893,7 +891,7 @@
         </w:tc>
         <w:tc>
           <w:tcPr>
-            <w:tcW w:w="4020" w:type="pct"/>
+            <w:tcW w:w="0" w:type="auto"/>
             <w:tcBorders>
               <w:top w:val="single" w:sz="6" w:space="0" w:color="D1D5DB"/>
               <w:left w:val="single" w:sz="6" w:space="0" w:color="D1D5DB"/>
@@ -938,7 +936,7 @@
       <w:tr>
         <w:tc>
           <w:tcPr>
-            <w:tcW w:w="980" w:type="pct"/>
+            <w:tcW w:w="0" w:type="auto"/>
             <w:tcBorders>
               <w:top w:val="single" w:sz="6" w:space="0" w:color="D1D5DB"/>
               <w:left w:val="single" w:sz="6" w:space="0" w:color="D1D5DB"/>
@@ -983,7 +981,7 @@
         </w:tc>
         <w:tc>
           <w:tcPr>
-            <w:tcW w:w="4020" w:type="pct"/>
+            <w:tcW w:w="0" w:type="auto"/>
             <w:tcBorders>
               <w:top w:val="single" w:sz="6" w:space="0" w:color="D1D5DB"/>
               <w:left w:val="single" w:sz="6" w:space="0" w:color="D1D5DB"/>
@@ -1028,7 +1026,7 @@
       <w:tr>
         <w:tc>
           <w:tcPr>
-            <w:tcW w:w="980" w:type="pct"/>
+            <w:tcW w:w="0" w:type="auto"/>
             <w:tcBorders>
               <w:top w:val="single" w:sz="6" w:space="0" w:color="D1D5DB"/>
               <w:left w:val="single" w:sz="6" w:space="0" w:color="D1D5DB"/>
@@ -1071,7 +1069,7 @@
         </w:tc>
         <w:tc>
           <w:tcPr>
-            <w:tcW w:w="4020" w:type="pct"/>
+            <w:tcW w:w="0" w:type="auto"/>
             <w:tcBorders>
               <w:top w:val="single" w:sz="6" w:space="0" w:color="D1D5DB"/>
               <w:left w:val="single" w:sz="6" w:space="0" w:color="D1D5DB"/>
@@ -1116,7 +1114,7 @@
       <w:tr>
         <w:tc>
           <w:tcPr>
-            <w:tcW w:w="980" w:type="pct"/>
+            <w:tcW w:w="0" w:type="auto"/>
             <w:tcBorders>
               <w:top w:val="single" w:sz="6" w:space="0" w:color="D1D5DB"/>
               <w:left w:val="single" w:sz="6" w:space="0" w:color="D1D5DB"/>
@@ -1143,6 +1141,7 @@
                 <w14:ligatures w14:val="none"/>
               </w:rPr>
             </w:pPr>
+            <w:proofErr w:type="spellStart"/>
             <w:r>
               <w:rPr>
                 <w:rFonts w:ascii="Consolas" w:eastAsia="Times New Roman" w:hAnsi="Consolas" w:cs="Courier New"/>
@@ -1153,40 +1152,141 @@
                 <w:shd w:val="clear" w:color="auto" w:fill="1F2937"/>
                 <w14:ligatures w14:val="none"/>
               </w:rPr>
+              <w:t>novaplay</w:t>
+            </w:r>
+            <w:proofErr w:type="spellEnd"/>
+            <w:r>
+              <w:rPr>
+                <w:rFonts w:ascii="Consolas" w:eastAsia="Times New Roman" w:hAnsi="Consolas" w:cs="Courier New"/>
+                <w:color w:val="E5E7EB"/>
+                <w:kern w:val="0"/>
+                <w:sz w:val="20"/>
+                <w:szCs w:val="20"/>
+                <w:shd w:val="clear" w:color="auto" w:fill="1F2937"/>
+                <w14:ligatures w14:val="none"/>
+              </w:rPr>
+              <w:t>-modular raw links.docx</w:t>
+            </w:r>
+          </w:p>
+        </w:tc>
+        <w:tc>
+          <w:tcPr>
+            <w:tcW w:w="0" w:type="auto"/>
+            <w:tcBorders>
+              <w:top w:val="single" w:sz="6" w:space="0" w:color="D1D5DB"/>
+              <w:left w:val="single" w:sz="6" w:space="0" w:color="D1D5DB"/>
+              <w:bottom w:val="single" w:sz="6" w:space="0" w:color="D1D5DB"/>
+              <w:right w:val="single" w:sz="6" w:space="0" w:color="D1D5DB"/>
+            </w:tcBorders>
+            <w:shd w:val="clear" w:color="auto" w:fill="F9FAFB"/>
+            <w:tcMar>
+              <w:top w:w="150" w:type="dxa"/>
+              <w:left w:w="240" w:type="dxa"/>
+              <w:bottom w:w="150" w:type="dxa"/>
+              <w:right w:w="240" w:type="dxa"/>
+            </w:tcMar>
+            <w:vAlign w:val="center"/>
+            <w:hideMark/>
+          </w:tcPr>
+          <w:p>
+            <w:pPr>
+              <w:spacing w:after="0" w:line="240" w:lineRule="auto"/>
+              <w:rPr>
+                <w:rFonts w:ascii="Arial" w:eastAsia="Times New Roman" w:hAnsi="Arial" w:cs="Arial"/>
+                <w:color w:val="4B5563"/>
+                <w:kern w:val="0"/>
+                <w14:ligatures w14:val="none"/>
+              </w:rPr>
+            </w:pPr>
+            <w:hyperlink r:id="rId14" w:history="1">
+              <w:r>
+                <w:rPr>
+                  <w:rFonts w:ascii="Arial" w:eastAsia="Times New Roman" w:hAnsi="Arial" w:cs="Arial"/>
+                  <w:color w:val="2563EB"/>
+                  <w:kern w:val="0"/>
+                  <w:u w:val="single"/>
+                  <w14:ligatures w14:val="none"/>
+                </w:rPr>
+                <w:t>https://raw.githubusercontent.com/westy4ever/novaplay-modular/main/novaplay-modular%20raw%20links.docx</w:t>
+              </w:r>
+            </w:hyperlink>
+          </w:p>
+        </w:tc>
+      </w:tr>
+      <w:tr>
+        <w:tc>
+          <w:tcPr>
+            <w:tcW w:w="0" w:type="auto"/>
+            <w:tcBorders>
+              <w:top w:val="single" w:sz="6" w:space="0" w:color="D1D5DB"/>
+              <w:left w:val="single" w:sz="6" w:space="0" w:color="D1D5DB"/>
+              <w:bottom w:val="single" w:sz="6" w:space="0" w:color="D1D5DB"/>
+              <w:right w:val="single" w:sz="6" w:space="0" w:color="D1D5DB"/>
+            </w:tcBorders>
+            <w:shd w:val="clear" w:color="auto" w:fill="FFFFFF"/>
+            <w:tcMar>
+              <w:top w:w="150" w:type="dxa"/>
+              <w:left w:w="240" w:type="dxa"/>
+              <w:bottom w:w="150" w:type="dxa"/>
+              <w:right w:w="240" w:type="dxa"/>
+            </w:tcMar>
+            <w:vAlign w:val="center"/>
+            <w:hideMark/>
+          </w:tcPr>
+          <w:p>
+            <w:pPr>
+              <w:spacing w:after="0" w:line="240" w:lineRule="auto"/>
+              <w:rPr>
+                <w:rFonts w:ascii="Arial" w:eastAsia="Times New Roman" w:hAnsi="Arial" w:cs="Arial"/>
+                <w:color w:val="4B5563"/>
+                <w:kern w:val="0"/>
+                <w14:ligatures w14:val="none"/>
+              </w:rPr>
+            </w:pPr>
+            <w:r>
+              <w:rPr>
+                <w:rFonts w:ascii="Consolas" w:eastAsia="Times New Roman" w:hAnsi="Consolas" w:cs="Courier New"/>
+                <w:color w:val="E5E7EB"/>
+                <w:kern w:val="0"/>
+                <w:sz w:val="20"/>
+                <w:szCs w:val="20"/>
+                <w:shd w:val="clear" w:color="auto" w:fill="1F2937"/>
+                <w14:ligatures w14:val="none"/>
+              </w:rPr>
               <w:t>novaplay_autosub.py</w:t>
             </w:r>
           </w:p>
         </w:tc>
         <w:tc>
           <w:tcPr>
-            <w:tcW w:w="4020" w:type="pct"/>
-            <w:tcBorders>
-              <w:top w:val="single" w:sz="6" w:space="0" w:color="D1D5DB"/>
-              <w:left w:val="single" w:sz="6" w:space="0" w:color="D1D5DB"/>
-              <w:bottom w:val="single" w:sz="6" w:space="0" w:color="D1D5DB"/>
-              <w:right w:val="single" w:sz="6" w:space="0" w:color="D1D5DB"/>
-            </w:tcBorders>
-            <w:shd w:val="clear" w:color="auto" w:fill="F9FAFB"/>
-            <w:tcMar>
-              <w:top w:w="150" w:type="dxa"/>
-              <w:left w:w="240" w:type="dxa"/>
-              <w:bottom w:w="150" w:type="dxa"/>
-              <w:right w:w="240" w:type="dxa"/>
-            </w:tcMar>
-            <w:vAlign w:val="center"/>
-            <w:hideMark/>
-          </w:tcPr>
-          <w:p>
-            <w:pPr>
-              <w:spacing w:after="0" w:line="240" w:lineRule="auto"/>
-              <w:rPr>
-                <w:rFonts w:ascii="Arial" w:eastAsia="Times New Roman" w:hAnsi="Arial" w:cs="Arial"/>
-                <w:color w:val="4B5563"/>
-                <w:kern w:val="0"/>
-                <w14:ligatures w14:val="none"/>
-              </w:rPr>
-            </w:pPr>
-            <w:hyperlink r:id="rId14" w:history="1">
+            <w:tcW w:w="0" w:type="auto"/>
+            <w:tcBorders>
+              <w:top w:val="single" w:sz="6" w:space="0" w:color="D1D5DB"/>
+              <w:left w:val="single" w:sz="6" w:space="0" w:color="D1D5DB"/>
+              <w:bottom w:val="single" w:sz="6" w:space="0" w:color="D1D5DB"/>
+              <w:right w:val="single" w:sz="6" w:space="0" w:color="D1D5DB"/>
+            </w:tcBorders>
+            <w:shd w:val="clear" w:color="auto" w:fill="FFFFFF"/>
+            <w:tcMar>
+              <w:top w:w="150" w:type="dxa"/>
+              <w:left w:w="240" w:type="dxa"/>
+              <w:bottom w:w="150" w:type="dxa"/>
+              <w:right w:w="240" w:type="dxa"/>
+            </w:tcMar>
+            <w:vAlign w:val="center"/>
+            <w:hideMark/>
+          </w:tcPr>
+          <w:p>
+            <w:pPr>
+              <w:spacing w:after="0" w:line="240" w:lineRule="auto"/>
+              <w:rPr>
+                <w:rFonts w:ascii="Arial" w:eastAsia="Times New Roman" w:hAnsi="Arial" w:cs="Arial"/>
+                <w:color w:val="4B5563"/>
+                <w:kern w:val="0"/>
+                <w14:ligatures w14:val="none"/>
+              </w:rPr>
+            </w:pPr>
+            <w:hyperlink r:id="rId15" w:history="1">
               <w:r>
                 <w:rPr>
                   <w:rFonts w:ascii="Arial" w:eastAsia="Times New Roman" w:hAnsi="Arial" w:cs="Arial"/>
@@ -1204,14 +1304,14 @@
       <w:tr>
         <w:tc>
           <w:tcPr>
-            <w:tcW w:w="980" w:type="pct"/>
-            <w:tcBorders>
-              <w:top w:val="single" w:sz="6" w:space="0" w:color="D1D5DB"/>
-              <w:left w:val="single" w:sz="6" w:space="0" w:color="D1D5DB"/>
-              <w:bottom w:val="single" w:sz="6" w:space="0" w:color="D1D5DB"/>
-              <w:right w:val="single" w:sz="6" w:space="0" w:color="D1D5DB"/>
-            </w:tcBorders>
-            <w:shd w:val="clear" w:color="auto" w:fill="FFFFFF"/>
+            <w:tcW w:w="0" w:type="auto"/>
+            <w:tcBorders>
+              <w:top w:val="single" w:sz="6" w:space="0" w:color="D1D5DB"/>
+              <w:left w:val="single" w:sz="6" w:space="0" w:color="D1D5DB"/>
+              <w:bottom w:val="single" w:sz="6" w:space="0" w:color="D1D5DB"/>
+              <w:right w:val="single" w:sz="6" w:space="0" w:color="D1D5DB"/>
+            </w:tcBorders>
+            <w:shd w:val="clear" w:color="auto" w:fill="F9FAFB"/>
             <w:tcMar>
               <w:top w:w="150" w:type="dxa"/>
               <w:left w:w="240" w:type="dxa"/>
@@ -1247,34 +1347,34 @@
         </w:tc>
         <w:tc>
           <w:tcPr>
-            <w:tcW w:w="4020" w:type="pct"/>
-            <w:tcBorders>
-              <w:top w:val="single" w:sz="6" w:space="0" w:color="D1D5DB"/>
-              <w:left w:val="single" w:sz="6" w:space="0" w:color="D1D5DB"/>
-              <w:bottom w:val="single" w:sz="6" w:space="0" w:color="D1D5DB"/>
-              <w:right w:val="single" w:sz="6" w:space="0" w:color="D1D5DB"/>
-            </w:tcBorders>
-            <w:shd w:val="clear" w:color="auto" w:fill="FFFFFF"/>
-            <w:tcMar>
-              <w:top w:w="150" w:type="dxa"/>
-              <w:left w:w="240" w:type="dxa"/>
-              <w:bottom w:w="150" w:type="dxa"/>
-              <w:right w:w="240" w:type="dxa"/>
-            </w:tcMar>
-            <w:vAlign w:val="center"/>
-            <w:hideMark/>
-          </w:tcPr>
-          <w:p>
-            <w:pPr>
-              <w:spacing w:after="0" w:line="240" w:lineRule="auto"/>
-              <w:rPr>
-                <w:rFonts w:ascii="Arial" w:eastAsia="Times New Roman" w:hAnsi="Arial" w:cs="Arial"/>
-                <w:color w:val="4B5563"/>
-                <w:kern w:val="0"/>
-                <w14:ligatures w14:val="none"/>
-              </w:rPr>
-            </w:pPr>
-            <w:hyperlink r:id="rId15" w:history="1">
+            <w:tcW w:w="0" w:type="auto"/>
+            <w:tcBorders>
+              <w:top w:val="single" w:sz="6" w:space="0" w:color="D1D5DB"/>
+              <w:left w:val="single" w:sz="6" w:space="0" w:color="D1D5DB"/>
+              <w:bottom w:val="single" w:sz="6" w:space="0" w:color="D1D5DB"/>
+              <w:right w:val="single" w:sz="6" w:space="0" w:color="D1D5DB"/>
+            </w:tcBorders>
+            <w:shd w:val="clear" w:color="auto" w:fill="F9FAFB"/>
+            <w:tcMar>
+              <w:top w:w="150" w:type="dxa"/>
+              <w:left w:w="240" w:type="dxa"/>
+              <w:bottom w:w="150" w:type="dxa"/>
+              <w:right w:w="240" w:type="dxa"/>
+            </w:tcMar>
+            <w:vAlign w:val="center"/>
+            <w:hideMark/>
+          </w:tcPr>
+          <w:p>
+            <w:pPr>
+              <w:spacing w:after="0" w:line="240" w:lineRule="auto"/>
+              <w:rPr>
+                <w:rFonts w:ascii="Arial" w:eastAsia="Times New Roman" w:hAnsi="Arial" w:cs="Arial"/>
+                <w:color w:val="4B5563"/>
+                <w:kern w:val="0"/>
+                <w14:ligatures w14:val="none"/>
+              </w:rPr>
+            </w:pPr>
+            <w:hyperlink r:id="rId16" w:history="1">
               <w:r>
                 <w:rPr>
                   <w:rFonts w:ascii="Arial" w:eastAsia="Times New Roman" w:hAnsi="Arial" w:cs="Arial"/>
@@ -1292,14 +1392,14 @@
       <w:tr>
         <w:tc>
           <w:tcPr>
-            <w:tcW w:w="980" w:type="pct"/>
-            <w:tcBorders>
-              <w:top w:val="single" w:sz="6" w:space="0" w:color="D1D5DB"/>
-              <w:left w:val="single" w:sz="6" w:space="0" w:color="D1D5DB"/>
-              <w:bottom w:val="single" w:sz="6" w:space="0" w:color="D1D5DB"/>
-              <w:right w:val="single" w:sz="6" w:space="0" w:color="D1D5DB"/>
-            </w:tcBorders>
-            <w:shd w:val="clear" w:color="auto" w:fill="F9FAFB"/>
+            <w:tcW w:w="0" w:type="auto"/>
+            <w:tcBorders>
+              <w:top w:val="single" w:sz="6" w:space="0" w:color="D1D5DB"/>
+              <w:left w:val="single" w:sz="6" w:space="0" w:color="D1D5DB"/>
+              <w:bottom w:val="single" w:sz="6" w:space="0" w:color="D1D5DB"/>
+              <w:right w:val="single" w:sz="6" w:space="0" w:color="D1D5DB"/>
+            </w:tcBorders>
+            <w:shd w:val="clear" w:color="auto" w:fill="FFFFFF"/>
             <w:tcMar>
               <w:top w:w="150" w:type="dxa"/>
               <w:left w:w="240" w:type="dxa"/>
@@ -1335,34 +1435,34 @@
         </w:tc>
         <w:tc>
           <w:tcPr>
-            <w:tcW w:w="4020" w:type="pct"/>
-            <w:tcBorders>
-              <w:top w:val="single" w:sz="6" w:space="0" w:color="D1D5DB"/>
-              <w:left w:val="single" w:sz="6" w:space="0" w:color="D1D5DB"/>
-              <w:bottom w:val="single" w:sz="6" w:space="0" w:color="D1D5DB"/>
-              <w:right w:val="single" w:sz="6" w:space="0" w:color="D1D5DB"/>
-            </w:tcBorders>
-            <w:shd w:val="clear" w:color="auto" w:fill="F9FAFB"/>
-            <w:tcMar>
-              <w:top w:w="150" w:type="dxa"/>
-              <w:left w:w="240" w:type="dxa"/>
-              <w:bottom w:w="150" w:type="dxa"/>
-              <w:right w:w="240" w:type="dxa"/>
-            </w:tcMar>
-            <w:vAlign w:val="center"/>
-            <w:hideMark/>
-          </w:tcPr>
-          <w:p>
-            <w:pPr>
-              <w:spacing w:after="0" w:line="240" w:lineRule="auto"/>
-              <w:rPr>
-                <w:rFonts w:ascii="Arial" w:eastAsia="Times New Roman" w:hAnsi="Arial" w:cs="Arial"/>
-                <w:color w:val="4B5563"/>
-                <w:kern w:val="0"/>
-                <w14:ligatures w14:val="none"/>
-              </w:rPr>
-            </w:pPr>
-            <w:hyperlink r:id="rId16" w:history="1">
+            <w:tcW w:w="0" w:type="auto"/>
+            <w:tcBorders>
+              <w:top w:val="single" w:sz="6" w:space="0" w:color="D1D5DB"/>
+              <w:left w:val="single" w:sz="6" w:space="0" w:color="D1D5DB"/>
+              <w:bottom w:val="single" w:sz="6" w:space="0" w:color="D1D5DB"/>
+              <w:right w:val="single" w:sz="6" w:space="0" w:color="D1D5DB"/>
+            </w:tcBorders>
+            <w:shd w:val="clear" w:color="auto" w:fill="FFFFFF"/>
+            <w:tcMar>
+              <w:top w:w="150" w:type="dxa"/>
+              <w:left w:w="240" w:type="dxa"/>
+              <w:bottom w:w="150" w:type="dxa"/>
+              <w:right w:w="240" w:type="dxa"/>
+            </w:tcMar>
+            <w:vAlign w:val="center"/>
+            <w:hideMark/>
+          </w:tcPr>
+          <w:p>
+            <w:pPr>
+              <w:spacing w:after="0" w:line="240" w:lineRule="auto"/>
+              <w:rPr>
+                <w:rFonts w:ascii="Arial" w:eastAsia="Times New Roman" w:hAnsi="Arial" w:cs="Arial"/>
+                <w:color w:val="4B5563"/>
+                <w:kern w:val="0"/>
+                <w14:ligatures w14:val="none"/>
+              </w:rPr>
+            </w:pPr>
+            <w:hyperlink r:id="rId17" w:history="1">
               <w:r>
                 <w:rPr>
                   <w:rFonts w:ascii="Arial" w:eastAsia="Times New Roman" w:hAnsi="Arial" w:cs="Arial"/>
@@ -1380,14 +1480,14 @@
       <w:tr>
         <w:tc>
           <w:tcPr>
-            <w:tcW w:w="980" w:type="pct"/>
-            <w:tcBorders>
-              <w:top w:val="single" w:sz="6" w:space="0" w:color="D1D5DB"/>
-              <w:left w:val="single" w:sz="6" w:space="0" w:color="D1D5DB"/>
-              <w:bottom w:val="single" w:sz="6" w:space="0" w:color="D1D5DB"/>
-              <w:right w:val="single" w:sz="6" w:space="0" w:color="D1D5DB"/>
-            </w:tcBorders>
-            <w:shd w:val="clear" w:color="auto" w:fill="FFFFFF"/>
+            <w:tcW w:w="0" w:type="auto"/>
+            <w:tcBorders>
+              <w:top w:val="single" w:sz="6" w:space="0" w:color="D1D5DB"/>
+              <w:left w:val="single" w:sz="6" w:space="0" w:color="D1D5DB"/>
+              <w:bottom w:val="single" w:sz="6" w:space="0" w:color="D1D5DB"/>
+              <w:right w:val="single" w:sz="6" w:space="0" w:color="D1D5DB"/>
+            </w:tcBorders>
+            <w:shd w:val="clear" w:color="auto" w:fill="F9FAFB"/>
             <w:tcMar>
               <w:top w:w="150" w:type="dxa"/>
               <w:left w:w="240" w:type="dxa"/>
@@ -1417,41 +1517,40 @@
                 <w:shd w:val="clear" w:color="auto" w:fill="1F2937"/>
                 <w14:ligatures w14:val="none"/>
               </w:rPr>
-              <w:lastRenderedPageBreak/>
               <w:t>novaplay_proxy.py</w:t>
             </w:r>
           </w:p>
         </w:tc>
         <w:tc>
           <w:tcPr>
-            <w:tcW w:w="4020" w:type="pct"/>
-            <w:tcBorders>
-              <w:top w:val="single" w:sz="6" w:space="0" w:color="D1D5DB"/>
-              <w:left w:val="single" w:sz="6" w:space="0" w:color="D1D5DB"/>
-              <w:bottom w:val="single" w:sz="6" w:space="0" w:color="D1D5DB"/>
-              <w:right w:val="single" w:sz="6" w:space="0" w:color="D1D5DB"/>
-            </w:tcBorders>
-            <w:shd w:val="clear" w:color="auto" w:fill="FFFFFF"/>
-            <w:tcMar>
-              <w:top w:w="150" w:type="dxa"/>
-              <w:left w:w="240" w:type="dxa"/>
-              <w:bottom w:w="150" w:type="dxa"/>
-              <w:right w:w="240" w:type="dxa"/>
-            </w:tcMar>
-            <w:vAlign w:val="center"/>
-            <w:hideMark/>
-          </w:tcPr>
-          <w:p>
-            <w:pPr>
-              <w:spacing w:after="0" w:line="240" w:lineRule="auto"/>
-              <w:rPr>
-                <w:rFonts w:ascii="Arial" w:eastAsia="Times New Roman" w:hAnsi="Arial" w:cs="Arial"/>
-                <w:color w:val="4B5563"/>
-                <w:kern w:val="0"/>
-                <w14:ligatures w14:val="none"/>
-              </w:rPr>
-            </w:pPr>
-            <w:hyperlink r:id="rId17" w:history="1">
+            <w:tcW w:w="0" w:type="auto"/>
+            <w:tcBorders>
+              <w:top w:val="single" w:sz="6" w:space="0" w:color="D1D5DB"/>
+              <w:left w:val="single" w:sz="6" w:space="0" w:color="D1D5DB"/>
+              <w:bottom w:val="single" w:sz="6" w:space="0" w:color="D1D5DB"/>
+              <w:right w:val="single" w:sz="6" w:space="0" w:color="D1D5DB"/>
+            </w:tcBorders>
+            <w:shd w:val="clear" w:color="auto" w:fill="F9FAFB"/>
+            <w:tcMar>
+              <w:top w:w="150" w:type="dxa"/>
+              <w:left w:w="240" w:type="dxa"/>
+              <w:bottom w:w="150" w:type="dxa"/>
+              <w:right w:w="240" w:type="dxa"/>
+            </w:tcMar>
+            <w:vAlign w:val="center"/>
+            <w:hideMark/>
+          </w:tcPr>
+          <w:p>
+            <w:pPr>
+              <w:spacing w:after="0" w:line="240" w:lineRule="auto"/>
+              <w:rPr>
+                <w:rFonts w:ascii="Arial" w:eastAsia="Times New Roman" w:hAnsi="Arial" w:cs="Arial"/>
+                <w:color w:val="4B5563"/>
+                <w:kern w:val="0"/>
+                <w14:ligatures w14:val="none"/>
+              </w:rPr>
+            </w:pPr>
+            <w:hyperlink r:id="rId18" w:history="1">
               <w:r>
                 <w:rPr>
                   <w:rFonts w:ascii="Arial" w:eastAsia="Times New Roman" w:hAnsi="Arial" w:cs="Arial"/>
@@ -1469,14 +1568,14 @@
       <w:tr>
         <w:tc>
           <w:tcPr>
-            <w:tcW w:w="980" w:type="pct"/>
-            <w:tcBorders>
-              <w:top w:val="single" w:sz="6" w:space="0" w:color="D1D5DB"/>
-              <w:left w:val="single" w:sz="6" w:space="0" w:color="D1D5DB"/>
-              <w:bottom w:val="single" w:sz="6" w:space="0" w:color="D1D5DB"/>
-              <w:right w:val="single" w:sz="6" w:space="0" w:color="D1D5DB"/>
-            </w:tcBorders>
-            <w:shd w:val="clear" w:color="auto" w:fill="F9FAFB"/>
+            <w:tcW w:w="0" w:type="auto"/>
+            <w:tcBorders>
+              <w:top w:val="single" w:sz="6" w:space="0" w:color="D1D5DB"/>
+              <w:left w:val="single" w:sz="6" w:space="0" w:color="D1D5DB"/>
+              <w:bottom w:val="single" w:sz="6" w:space="0" w:color="D1D5DB"/>
+              <w:right w:val="single" w:sz="6" w:space="0" w:color="D1D5DB"/>
+            </w:tcBorders>
+            <w:shd w:val="clear" w:color="auto" w:fill="FFFFFF"/>
             <w:tcMar>
               <w:top w:w="150" w:type="dxa"/>
               <w:left w:w="240" w:type="dxa"/>
@@ -1512,34 +1611,34 @@
         </w:tc>
         <w:tc>
           <w:tcPr>
-            <w:tcW w:w="4020" w:type="pct"/>
-            <w:tcBorders>
-              <w:top w:val="single" w:sz="6" w:space="0" w:color="D1D5DB"/>
-              <w:left w:val="single" w:sz="6" w:space="0" w:color="D1D5DB"/>
-              <w:bottom w:val="single" w:sz="6" w:space="0" w:color="D1D5DB"/>
-              <w:right w:val="single" w:sz="6" w:space="0" w:color="D1D5DB"/>
-            </w:tcBorders>
-            <w:shd w:val="clear" w:color="auto" w:fill="F9FAFB"/>
-            <w:tcMar>
-              <w:top w:w="150" w:type="dxa"/>
-              <w:left w:w="240" w:type="dxa"/>
-              <w:bottom w:w="150" w:type="dxa"/>
-              <w:right w:w="240" w:type="dxa"/>
-            </w:tcMar>
-            <w:vAlign w:val="center"/>
-            <w:hideMark/>
-          </w:tcPr>
-          <w:p>
-            <w:pPr>
-              <w:spacing w:after="0" w:line="240" w:lineRule="auto"/>
-              <w:rPr>
-                <w:rFonts w:ascii="Arial" w:eastAsia="Times New Roman" w:hAnsi="Arial" w:cs="Arial"/>
-                <w:color w:val="4B5563"/>
-                <w:kern w:val="0"/>
-                <w14:ligatures w14:val="none"/>
-              </w:rPr>
-            </w:pPr>
-            <w:hyperlink r:id="rId18" w:history="1">
+            <w:tcW w:w="0" w:type="auto"/>
+            <w:tcBorders>
+              <w:top w:val="single" w:sz="6" w:space="0" w:color="D1D5DB"/>
+              <w:left w:val="single" w:sz="6" w:space="0" w:color="D1D5DB"/>
+              <w:bottom w:val="single" w:sz="6" w:space="0" w:color="D1D5DB"/>
+              <w:right w:val="single" w:sz="6" w:space="0" w:color="D1D5DB"/>
+            </w:tcBorders>
+            <w:shd w:val="clear" w:color="auto" w:fill="FFFFFF"/>
+            <w:tcMar>
+              <w:top w:w="150" w:type="dxa"/>
+              <w:left w:w="240" w:type="dxa"/>
+              <w:bottom w:w="150" w:type="dxa"/>
+              <w:right w:w="240" w:type="dxa"/>
+            </w:tcMar>
+            <w:vAlign w:val="center"/>
+            <w:hideMark/>
+          </w:tcPr>
+          <w:p>
+            <w:pPr>
+              <w:spacing w:after="0" w:line="240" w:lineRule="auto"/>
+              <w:rPr>
+                <w:rFonts w:ascii="Arial" w:eastAsia="Times New Roman" w:hAnsi="Arial" w:cs="Arial"/>
+                <w:color w:val="4B5563"/>
+                <w:kern w:val="0"/>
+                <w14:ligatures w14:val="none"/>
+              </w:rPr>
+            </w:pPr>
+            <w:hyperlink r:id="rId19" w:history="1">
               <w:r>
                 <w:rPr>
                   <w:rFonts w:ascii="Arial" w:eastAsia="Times New Roman" w:hAnsi="Arial" w:cs="Arial"/>
@@ -1557,14 +1656,14 @@
       <w:tr>
         <w:tc>
           <w:tcPr>
-            <w:tcW w:w="980" w:type="pct"/>
-            <w:tcBorders>
-              <w:top w:val="single" w:sz="6" w:space="0" w:color="D1D5DB"/>
-              <w:left w:val="single" w:sz="6" w:space="0" w:color="D1D5DB"/>
-              <w:bottom w:val="single" w:sz="6" w:space="0" w:color="D1D5DB"/>
-              <w:right w:val="single" w:sz="6" w:space="0" w:color="D1D5DB"/>
-            </w:tcBorders>
-            <w:shd w:val="clear" w:color="auto" w:fill="FFFFFF"/>
+            <w:tcW w:w="0" w:type="auto"/>
+            <w:tcBorders>
+              <w:top w:val="single" w:sz="6" w:space="0" w:color="D1D5DB"/>
+              <w:left w:val="single" w:sz="6" w:space="0" w:color="D1D5DB"/>
+              <w:bottom w:val="single" w:sz="6" w:space="0" w:color="D1D5DB"/>
+              <w:right w:val="single" w:sz="6" w:space="0" w:color="D1D5DB"/>
+            </w:tcBorders>
+            <w:shd w:val="clear" w:color="auto" w:fill="F9FAFB"/>
             <w:tcMar>
               <w:top w:w="150" w:type="dxa"/>
               <w:left w:w="240" w:type="dxa"/>
@@ -1600,34 +1699,34 @@
         </w:tc>
         <w:tc>
           <w:tcPr>
-            <w:tcW w:w="4020" w:type="pct"/>
-            <w:tcBorders>
-              <w:top w:val="single" w:sz="6" w:space="0" w:color="D1D5DB"/>
-              <w:left w:val="single" w:sz="6" w:space="0" w:color="D1D5DB"/>
-              <w:bottom w:val="single" w:sz="6" w:space="0" w:color="D1D5DB"/>
-              <w:right w:val="single" w:sz="6" w:space="0" w:color="D1D5DB"/>
-            </w:tcBorders>
-            <w:shd w:val="clear" w:color="auto" w:fill="FFFFFF"/>
-            <w:tcMar>
-              <w:top w:w="150" w:type="dxa"/>
-              <w:left w:w="240" w:type="dxa"/>
-              <w:bottom w:w="150" w:type="dxa"/>
-              <w:right w:w="240" w:type="dxa"/>
-            </w:tcMar>
-            <w:vAlign w:val="center"/>
-            <w:hideMark/>
-          </w:tcPr>
-          <w:p>
-            <w:pPr>
-              <w:spacing w:after="0" w:line="240" w:lineRule="auto"/>
-              <w:rPr>
-                <w:rFonts w:ascii="Arial" w:eastAsia="Times New Roman" w:hAnsi="Arial" w:cs="Arial"/>
-                <w:color w:val="4B5563"/>
-                <w:kern w:val="0"/>
-                <w14:ligatures w14:val="none"/>
-              </w:rPr>
-            </w:pPr>
-            <w:hyperlink r:id="rId19" w:history="1">
+            <w:tcW w:w="0" w:type="auto"/>
+            <w:tcBorders>
+              <w:top w:val="single" w:sz="6" w:space="0" w:color="D1D5DB"/>
+              <w:left w:val="single" w:sz="6" w:space="0" w:color="D1D5DB"/>
+              <w:bottom w:val="single" w:sz="6" w:space="0" w:color="D1D5DB"/>
+              <w:right w:val="single" w:sz="6" w:space="0" w:color="D1D5DB"/>
+            </w:tcBorders>
+            <w:shd w:val="clear" w:color="auto" w:fill="F9FAFB"/>
+            <w:tcMar>
+              <w:top w:w="150" w:type="dxa"/>
+              <w:left w:w="240" w:type="dxa"/>
+              <w:bottom w:w="150" w:type="dxa"/>
+              <w:right w:w="240" w:type="dxa"/>
+            </w:tcMar>
+            <w:vAlign w:val="center"/>
+            <w:hideMark/>
+          </w:tcPr>
+          <w:p>
+            <w:pPr>
+              <w:spacing w:after="0" w:line="240" w:lineRule="auto"/>
+              <w:rPr>
+                <w:rFonts w:ascii="Arial" w:eastAsia="Times New Roman" w:hAnsi="Arial" w:cs="Arial"/>
+                <w:color w:val="4B5563"/>
+                <w:kern w:val="0"/>
+                <w14:ligatures w14:val="none"/>
+              </w:rPr>
+            </w:pPr>
+            <w:hyperlink r:id="rId20" w:history="1">
               <w:r>
                 <w:rPr>
                   <w:rFonts w:ascii="Arial" w:eastAsia="Times New Roman" w:hAnsi="Arial" w:cs="Arial"/>
@@ -1645,14 +1744,14 @@
       <w:tr>
         <w:tc>
           <w:tcPr>
-            <w:tcW w:w="980" w:type="pct"/>
-            <w:tcBorders>
-              <w:top w:val="single" w:sz="6" w:space="0" w:color="D1D5DB"/>
-              <w:left w:val="single" w:sz="6" w:space="0" w:color="D1D5DB"/>
-              <w:bottom w:val="single" w:sz="6" w:space="0" w:color="D1D5DB"/>
-              <w:right w:val="single" w:sz="6" w:space="0" w:color="D1D5DB"/>
-            </w:tcBorders>
-            <w:shd w:val="clear" w:color="auto" w:fill="F9FAFB"/>
+            <w:tcW w:w="0" w:type="auto"/>
+            <w:tcBorders>
+              <w:top w:val="single" w:sz="6" w:space="0" w:color="D1D5DB"/>
+              <w:left w:val="single" w:sz="6" w:space="0" w:color="D1D5DB"/>
+              <w:bottom w:val="single" w:sz="6" w:space="0" w:color="D1D5DB"/>
+              <w:right w:val="single" w:sz="6" w:space="0" w:color="D1D5DB"/>
+            </w:tcBorders>
+            <w:shd w:val="clear" w:color="auto" w:fill="FFFFFF"/>
             <w:tcMar>
               <w:top w:w="150" w:type="dxa"/>
               <w:left w:w="240" w:type="dxa"/>
@@ -1688,34 +1787,34 @@
         </w:tc>
         <w:tc>
           <w:tcPr>
-            <w:tcW w:w="4020" w:type="pct"/>
-            <w:tcBorders>
-              <w:top w:val="single" w:sz="6" w:space="0" w:color="D1D5DB"/>
-              <w:left w:val="single" w:sz="6" w:space="0" w:color="D1D5DB"/>
-              <w:bottom w:val="single" w:sz="6" w:space="0" w:color="D1D5DB"/>
-              <w:right w:val="single" w:sz="6" w:space="0" w:color="D1D5DB"/>
-            </w:tcBorders>
-            <w:shd w:val="clear" w:color="auto" w:fill="F9FAFB"/>
-            <w:tcMar>
-              <w:top w:w="150" w:type="dxa"/>
-              <w:left w:w="240" w:type="dxa"/>
-              <w:bottom w:w="150" w:type="dxa"/>
-              <w:right w:w="240" w:type="dxa"/>
-            </w:tcMar>
-            <w:vAlign w:val="center"/>
-            <w:hideMark/>
-          </w:tcPr>
-          <w:p>
-            <w:pPr>
-              <w:spacing w:after="0" w:line="240" w:lineRule="auto"/>
-              <w:rPr>
-                <w:rFonts w:ascii="Arial" w:eastAsia="Times New Roman" w:hAnsi="Arial" w:cs="Arial"/>
-                <w:color w:val="4B5563"/>
-                <w:kern w:val="0"/>
-                <w14:ligatures w14:val="none"/>
-              </w:rPr>
-            </w:pPr>
-            <w:hyperlink r:id="rId20" w:history="1">
+            <w:tcW w:w="0" w:type="auto"/>
+            <w:tcBorders>
+              <w:top w:val="single" w:sz="6" w:space="0" w:color="D1D5DB"/>
+              <w:left w:val="single" w:sz="6" w:space="0" w:color="D1D5DB"/>
+              <w:bottom w:val="single" w:sz="6" w:space="0" w:color="D1D5DB"/>
+              <w:right w:val="single" w:sz="6" w:space="0" w:color="D1D5DB"/>
+            </w:tcBorders>
+            <w:shd w:val="clear" w:color="auto" w:fill="FFFFFF"/>
+            <w:tcMar>
+              <w:top w:w="150" w:type="dxa"/>
+              <w:left w:w="240" w:type="dxa"/>
+              <w:bottom w:w="150" w:type="dxa"/>
+              <w:right w:w="240" w:type="dxa"/>
+            </w:tcMar>
+            <w:vAlign w:val="center"/>
+            <w:hideMark/>
+          </w:tcPr>
+          <w:p>
+            <w:pPr>
+              <w:spacing w:after="0" w:line="240" w:lineRule="auto"/>
+              <w:rPr>
+                <w:rFonts w:ascii="Arial" w:eastAsia="Times New Roman" w:hAnsi="Arial" w:cs="Arial"/>
+                <w:color w:val="4B5563"/>
+                <w:kern w:val="0"/>
+                <w14:ligatures w14:val="none"/>
+              </w:rPr>
+            </w:pPr>
+            <w:hyperlink r:id="rId21" w:history="1">
               <w:r>
                 <w:rPr>
                   <w:rFonts w:ascii="Arial" w:eastAsia="Times New Roman" w:hAnsi="Arial" w:cs="Arial"/>
@@ -1733,14 +1832,14 @@
       <w:tr>
         <w:tc>
           <w:tcPr>
-            <w:tcW w:w="980" w:type="pct"/>
-            <w:tcBorders>
-              <w:top w:val="single" w:sz="6" w:space="0" w:color="D1D5DB"/>
-              <w:left w:val="single" w:sz="6" w:space="0" w:color="D1D5DB"/>
-              <w:bottom w:val="single" w:sz="6" w:space="0" w:color="D1D5DB"/>
-              <w:right w:val="single" w:sz="6" w:space="0" w:color="D1D5DB"/>
-            </w:tcBorders>
-            <w:shd w:val="clear" w:color="auto" w:fill="FFFFFF"/>
+            <w:tcW w:w="0" w:type="auto"/>
+            <w:tcBorders>
+              <w:top w:val="single" w:sz="6" w:space="0" w:color="D1D5DB"/>
+              <w:left w:val="single" w:sz="6" w:space="0" w:color="D1D5DB"/>
+              <w:bottom w:val="single" w:sz="6" w:space="0" w:color="D1D5DB"/>
+              <w:right w:val="single" w:sz="6" w:space="0" w:color="D1D5DB"/>
+            </w:tcBorders>
+            <w:shd w:val="clear" w:color="auto" w:fill="F9FAFB"/>
             <w:tcMar>
               <w:top w:w="150" w:type="dxa"/>
               <w:left w:w="240" w:type="dxa"/>
@@ -1770,40 +1869,41 @@
                 <w:shd w:val="clear" w:color="auto" w:fill="1F2937"/>
                 <w14:ligatures w14:val="none"/>
               </w:rPr>
+              <w:lastRenderedPageBreak/>
               <w:t>novaplay_tracker.py</w:t>
             </w:r>
           </w:p>
         </w:tc>
         <w:tc>
           <w:tcPr>
-            <w:tcW w:w="4020" w:type="pct"/>
-            <w:tcBorders>
-              <w:top w:val="single" w:sz="6" w:space="0" w:color="D1D5DB"/>
-              <w:left w:val="single" w:sz="6" w:space="0" w:color="D1D5DB"/>
-              <w:bottom w:val="single" w:sz="6" w:space="0" w:color="D1D5DB"/>
-              <w:right w:val="single" w:sz="6" w:space="0" w:color="D1D5DB"/>
-            </w:tcBorders>
-            <w:shd w:val="clear" w:color="auto" w:fill="FFFFFF"/>
-            <w:tcMar>
-              <w:top w:w="150" w:type="dxa"/>
-              <w:left w:w="240" w:type="dxa"/>
-              <w:bottom w:w="150" w:type="dxa"/>
-              <w:right w:w="240" w:type="dxa"/>
-            </w:tcMar>
-            <w:vAlign w:val="center"/>
-            <w:hideMark/>
-          </w:tcPr>
-          <w:p>
-            <w:pPr>
-              <w:spacing w:after="0" w:line="240" w:lineRule="auto"/>
-              <w:rPr>
-                <w:rFonts w:ascii="Arial" w:eastAsia="Times New Roman" w:hAnsi="Arial" w:cs="Arial"/>
-                <w:color w:val="4B5563"/>
-                <w:kern w:val="0"/>
-                <w14:ligatures w14:val="none"/>
-              </w:rPr>
-            </w:pPr>
-            <w:hyperlink r:id="rId21" w:history="1">
+            <w:tcW w:w="0" w:type="auto"/>
+            <w:tcBorders>
+              <w:top w:val="single" w:sz="6" w:space="0" w:color="D1D5DB"/>
+              <w:left w:val="single" w:sz="6" w:space="0" w:color="D1D5DB"/>
+              <w:bottom w:val="single" w:sz="6" w:space="0" w:color="D1D5DB"/>
+              <w:right w:val="single" w:sz="6" w:space="0" w:color="D1D5DB"/>
+            </w:tcBorders>
+            <w:shd w:val="clear" w:color="auto" w:fill="F9FAFB"/>
+            <w:tcMar>
+              <w:top w:w="150" w:type="dxa"/>
+              <w:left w:w="240" w:type="dxa"/>
+              <w:bottom w:w="150" w:type="dxa"/>
+              <w:right w:w="240" w:type="dxa"/>
+            </w:tcMar>
+            <w:vAlign w:val="center"/>
+            <w:hideMark/>
+          </w:tcPr>
+          <w:p>
+            <w:pPr>
+              <w:spacing w:after="0" w:line="240" w:lineRule="auto"/>
+              <w:rPr>
+                <w:rFonts w:ascii="Arial" w:eastAsia="Times New Roman" w:hAnsi="Arial" w:cs="Arial"/>
+                <w:color w:val="4B5563"/>
+                <w:kern w:val="0"/>
+                <w14:ligatures w14:val="none"/>
+              </w:rPr>
+            </w:pPr>
+            <w:hyperlink r:id="rId22" w:history="1">
               <w:r>
                 <w:rPr>
                   <w:rFonts w:ascii="Arial" w:eastAsia="Times New Roman" w:hAnsi="Arial" w:cs="Arial"/>
@@ -1821,14 +1921,14 @@
       <w:tr>
         <w:tc>
           <w:tcPr>
-            <w:tcW w:w="980" w:type="pct"/>
-            <w:tcBorders>
-              <w:top w:val="single" w:sz="6" w:space="0" w:color="D1D5DB"/>
-              <w:left w:val="single" w:sz="6" w:space="0" w:color="D1D5DB"/>
-              <w:bottom w:val="single" w:sz="6" w:space="0" w:color="D1D5DB"/>
-              <w:right w:val="single" w:sz="6" w:space="0" w:color="D1D5DB"/>
-            </w:tcBorders>
-            <w:shd w:val="clear" w:color="auto" w:fill="F9FAFB"/>
+            <w:tcW w:w="0" w:type="auto"/>
+            <w:tcBorders>
+              <w:top w:val="single" w:sz="6" w:space="0" w:color="D1D5DB"/>
+              <w:left w:val="single" w:sz="6" w:space="0" w:color="D1D5DB"/>
+              <w:bottom w:val="single" w:sz="6" w:space="0" w:color="D1D5DB"/>
+              <w:right w:val="single" w:sz="6" w:space="0" w:color="D1D5DB"/>
+            </w:tcBorders>
+            <w:shd w:val="clear" w:color="auto" w:fill="FFFFFF"/>
             <w:tcMar>
               <w:top w:w="150" w:type="dxa"/>
               <w:left w:w="240" w:type="dxa"/>
@@ -1864,34 +1964,34 @@
         </w:tc>
         <w:tc>
           <w:tcPr>
-            <w:tcW w:w="4020" w:type="pct"/>
-            <w:tcBorders>
-              <w:top w:val="single" w:sz="6" w:space="0" w:color="D1D5DB"/>
-              <w:left w:val="single" w:sz="6" w:space="0" w:color="D1D5DB"/>
-              <w:bottom w:val="single" w:sz="6" w:space="0" w:color="D1D5DB"/>
-              <w:right w:val="single" w:sz="6" w:space="0" w:color="D1D5DB"/>
-            </w:tcBorders>
-            <w:shd w:val="clear" w:color="auto" w:fill="F9FAFB"/>
-            <w:tcMar>
-              <w:top w:w="150" w:type="dxa"/>
-              <w:left w:w="240" w:type="dxa"/>
-              <w:bottom w:w="150" w:type="dxa"/>
-              <w:right w:w="240" w:type="dxa"/>
-            </w:tcMar>
-            <w:vAlign w:val="center"/>
-            <w:hideMark/>
-          </w:tcPr>
-          <w:p>
-            <w:pPr>
-              <w:spacing w:after="0" w:line="240" w:lineRule="auto"/>
-              <w:rPr>
-                <w:rFonts w:ascii="Arial" w:eastAsia="Times New Roman" w:hAnsi="Arial" w:cs="Arial"/>
-                <w:color w:val="4B5563"/>
-                <w:kern w:val="0"/>
-                <w14:ligatures w14:val="none"/>
-              </w:rPr>
-            </w:pPr>
-            <w:hyperlink r:id="rId22" w:history="1">
+            <w:tcW w:w="0" w:type="auto"/>
+            <w:tcBorders>
+              <w:top w:val="single" w:sz="6" w:space="0" w:color="D1D5DB"/>
+              <w:left w:val="single" w:sz="6" w:space="0" w:color="D1D5DB"/>
+              <w:bottom w:val="single" w:sz="6" w:space="0" w:color="D1D5DB"/>
+              <w:right w:val="single" w:sz="6" w:space="0" w:color="D1D5DB"/>
+            </w:tcBorders>
+            <w:shd w:val="clear" w:color="auto" w:fill="FFFFFF"/>
+            <w:tcMar>
+              <w:top w:w="150" w:type="dxa"/>
+              <w:left w:w="240" w:type="dxa"/>
+              <w:bottom w:w="150" w:type="dxa"/>
+              <w:right w:w="240" w:type="dxa"/>
+            </w:tcMar>
+            <w:vAlign w:val="center"/>
+            <w:hideMark/>
+          </w:tcPr>
+          <w:p>
+            <w:pPr>
+              <w:spacing w:after="0" w:line="240" w:lineRule="auto"/>
+              <w:rPr>
+                <w:rFonts w:ascii="Arial" w:eastAsia="Times New Roman" w:hAnsi="Arial" w:cs="Arial"/>
+                <w:color w:val="4B5563"/>
+                <w:kern w:val="0"/>
+                <w14:ligatures w14:val="none"/>
+              </w:rPr>
+            </w:pPr>
+            <w:hyperlink r:id="rId23" w:history="1">
               <w:r>
                 <w:rPr>
                   <w:rFonts w:ascii="Arial" w:eastAsia="Times New Roman" w:hAnsi="Arial" w:cs="Arial"/>
@@ -1909,14 +2009,14 @@
       <w:tr>
         <w:tc>
           <w:tcPr>
-            <w:tcW w:w="980" w:type="pct"/>
-            <w:tcBorders>
-              <w:top w:val="single" w:sz="6" w:space="0" w:color="D1D5DB"/>
-              <w:left w:val="single" w:sz="6" w:space="0" w:color="D1D5DB"/>
-              <w:bottom w:val="single" w:sz="6" w:space="0" w:color="D1D5DB"/>
-              <w:right w:val="single" w:sz="6" w:space="0" w:color="D1D5DB"/>
-            </w:tcBorders>
-            <w:shd w:val="clear" w:color="auto" w:fill="FFFFFF"/>
+            <w:tcW w:w="0" w:type="auto"/>
+            <w:tcBorders>
+              <w:top w:val="single" w:sz="6" w:space="0" w:color="D1D5DB"/>
+              <w:left w:val="single" w:sz="6" w:space="0" w:color="D1D5DB"/>
+              <w:bottom w:val="single" w:sz="6" w:space="0" w:color="D1D5DB"/>
+              <w:right w:val="single" w:sz="6" w:space="0" w:color="D1D5DB"/>
+            </w:tcBorders>
+            <w:shd w:val="clear" w:color="auto" w:fill="F9FAFB"/>
             <w:tcMar>
               <w:top w:w="150" w:type="dxa"/>
               <w:left w:w="240" w:type="dxa"/>
@@ -1952,34 +2052,34 @@
         </w:tc>
         <w:tc>
           <w:tcPr>
-            <w:tcW w:w="4020" w:type="pct"/>
-            <w:tcBorders>
-              <w:top w:val="single" w:sz="6" w:space="0" w:color="D1D5DB"/>
-              <w:left w:val="single" w:sz="6" w:space="0" w:color="D1D5DB"/>
-              <w:bottom w:val="single" w:sz="6" w:space="0" w:color="D1D5DB"/>
-              <w:right w:val="single" w:sz="6" w:space="0" w:color="D1D5DB"/>
-            </w:tcBorders>
-            <w:shd w:val="clear" w:color="auto" w:fill="FFFFFF"/>
-            <w:tcMar>
-              <w:top w:w="150" w:type="dxa"/>
-              <w:left w:w="240" w:type="dxa"/>
-              <w:bottom w:w="150" w:type="dxa"/>
-              <w:right w:w="240" w:type="dxa"/>
-            </w:tcMar>
-            <w:vAlign w:val="center"/>
-            <w:hideMark/>
-          </w:tcPr>
-          <w:p>
-            <w:pPr>
-              <w:spacing w:after="0" w:line="240" w:lineRule="auto"/>
-              <w:rPr>
-                <w:rFonts w:ascii="Arial" w:eastAsia="Times New Roman" w:hAnsi="Arial" w:cs="Arial"/>
-                <w:color w:val="4B5563"/>
-                <w:kern w:val="0"/>
-                <w14:ligatures w14:val="none"/>
-              </w:rPr>
-            </w:pPr>
-            <w:hyperlink r:id="rId23" w:history="1">
+            <w:tcW w:w="0" w:type="auto"/>
+            <w:tcBorders>
+              <w:top w:val="single" w:sz="6" w:space="0" w:color="D1D5DB"/>
+              <w:left w:val="single" w:sz="6" w:space="0" w:color="D1D5DB"/>
+              <w:bottom w:val="single" w:sz="6" w:space="0" w:color="D1D5DB"/>
+              <w:right w:val="single" w:sz="6" w:space="0" w:color="D1D5DB"/>
+            </w:tcBorders>
+            <w:shd w:val="clear" w:color="auto" w:fill="F9FAFB"/>
+            <w:tcMar>
+              <w:top w:w="150" w:type="dxa"/>
+              <w:left w:w="240" w:type="dxa"/>
+              <w:bottom w:w="150" w:type="dxa"/>
+              <w:right w:w="240" w:type="dxa"/>
+            </w:tcMar>
+            <w:vAlign w:val="center"/>
+            <w:hideMark/>
+          </w:tcPr>
+          <w:p>
+            <w:pPr>
+              <w:spacing w:after="0" w:line="240" w:lineRule="auto"/>
+              <w:rPr>
+                <w:rFonts w:ascii="Arial" w:eastAsia="Times New Roman" w:hAnsi="Arial" w:cs="Arial"/>
+                <w:color w:val="4B5563"/>
+                <w:kern w:val="0"/>
+                <w14:ligatures w14:val="none"/>
+              </w:rPr>
+            </w:pPr>
+            <w:hyperlink r:id="rId24" w:history="1">
               <w:r>
                 <w:rPr>
                   <w:rFonts w:ascii="Arial" w:eastAsia="Times New Roman" w:hAnsi="Arial" w:cs="Arial"/>
@@ -1997,14 +2097,14 @@
       <w:tr>
         <w:tc>
           <w:tcPr>
-            <w:tcW w:w="980" w:type="pct"/>
-            <w:tcBorders>
-              <w:top w:val="single" w:sz="6" w:space="0" w:color="D1D5DB"/>
-              <w:left w:val="single" w:sz="6" w:space="0" w:color="D1D5DB"/>
-              <w:bottom w:val="single" w:sz="6" w:space="0" w:color="D1D5DB"/>
-              <w:right w:val="single" w:sz="6" w:space="0" w:color="D1D5DB"/>
-            </w:tcBorders>
-            <w:shd w:val="clear" w:color="auto" w:fill="F9FAFB"/>
+            <w:tcW w:w="0" w:type="auto"/>
+            <w:tcBorders>
+              <w:top w:val="single" w:sz="6" w:space="0" w:color="D1D5DB"/>
+              <w:left w:val="single" w:sz="6" w:space="0" w:color="D1D5DB"/>
+              <w:bottom w:val="single" w:sz="6" w:space="0" w:color="D1D5DB"/>
+              <w:right w:val="single" w:sz="6" w:space="0" w:color="D1D5DB"/>
+            </w:tcBorders>
+            <w:shd w:val="clear" w:color="auto" w:fill="FFFFFF"/>
             <w:tcMar>
               <w:top w:w="150" w:type="dxa"/>
               <w:left w:w="240" w:type="dxa"/>
@@ -2040,34 +2140,34 @@
         </w:tc>
         <w:tc>
           <w:tcPr>
-            <w:tcW w:w="4020" w:type="pct"/>
-            <w:tcBorders>
-              <w:top w:val="single" w:sz="6" w:space="0" w:color="D1D5DB"/>
-              <w:left w:val="single" w:sz="6" w:space="0" w:color="D1D5DB"/>
-              <w:bottom w:val="single" w:sz="6" w:space="0" w:color="D1D5DB"/>
-              <w:right w:val="single" w:sz="6" w:space="0" w:color="D1D5DB"/>
-            </w:tcBorders>
-            <w:shd w:val="clear" w:color="auto" w:fill="F9FAFB"/>
-            <w:tcMar>
-              <w:top w:w="150" w:type="dxa"/>
-              <w:left w:w="240" w:type="dxa"/>
-              <w:bottom w:w="150" w:type="dxa"/>
-              <w:right w:w="240" w:type="dxa"/>
-            </w:tcMar>
-            <w:vAlign w:val="center"/>
-            <w:hideMark/>
-          </w:tcPr>
-          <w:p>
-            <w:pPr>
-              <w:spacing w:after="0" w:line="240" w:lineRule="auto"/>
-              <w:rPr>
-                <w:rFonts w:ascii="Arial" w:eastAsia="Times New Roman" w:hAnsi="Arial" w:cs="Arial"/>
-                <w:color w:val="4B5563"/>
-                <w:kern w:val="0"/>
-                <w14:ligatures w14:val="none"/>
-              </w:rPr>
-            </w:pPr>
-            <w:hyperlink r:id="rId24" w:history="1">
+            <w:tcW w:w="0" w:type="auto"/>
+            <w:tcBorders>
+              <w:top w:val="single" w:sz="6" w:space="0" w:color="D1D5DB"/>
+              <w:left w:val="single" w:sz="6" w:space="0" w:color="D1D5DB"/>
+              <w:bottom w:val="single" w:sz="6" w:space="0" w:color="D1D5DB"/>
+              <w:right w:val="single" w:sz="6" w:space="0" w:color="D1D5DB"/>
+            </w:tcBorders>
+            <w:shd w:val="clear" w:color="auto" w:fill="FFFFFF"/>
+            <w:tcMar>
+              <w:top w:w="150" w:type="dxa"/>
+              <w:left w:w="240" w:type="dxa"/>
+              <w:bottom w:w="150" w:type="dxa"/>
+              <w:right w:w="240" w:type="dxa"/>
+            </w:tcMar>
+            <w:vAlign w:val="center"/>
+            <w:hideMark/>
+          </w:tcPr>
+          <w:p>
+            <w:pPr>
+              <w:spacing w:after="0" w:line="240" w:lineRule="auto"/>
+              <w:rPr>
+                <w:rFonts w:ascii="Arial" w:eastAsia="Times New Roman" w:hAnsi="Arial" w:cs="Arial"/>
+                <w:color w:val="4B5563"/>
+                <w:kern w:val="0"/>
+                <w14:ligatures w14:val="none"/>
+              </w:rPr>
+            </w:pPr>
+            <w:hyperlink r:id="rId25" w:history="1">
               <w:r>
                 <w:rPr>
                   <w:rFonts w:ascii="Arial" w:eastAsia="Times New Roman" w:hAnsi="Arial" w:cs="Arial"/>
@@ -2085,14 +2185,14 @@
       <w:tr>
         <w:tc>
           <w:tcPr>
-            <w:tcW w:w="980" w:type="pct"/>
-            <w:tcBorders>
-              <w:top w:val="single" w:sz="6" w:space="0" w:color="D1D5DB"/>
-              <w:left w:val="single" w:sz="6" w:space="0" w:color="D1D5DB"/>
-              <w:bottom w:val="single" w:sz="6" w:space="0" w:color="D1D5DB"/>
-              <w:right w:val="single" w:sz="6" w:space="0" w:color="D1D5DB"/>
-            </w:tcBorders>
-            <w:shd w:val="clear" w:color="auto" w:fill="FFFFFF"/>
+            <w:tcW w:w="0" w:type="auto"/>
+            <w:tcBorders>
+              <w:top w:val="single" w:sz="6" w:space="0" w:color="D1D5DB"/>
+              <w:left w:val="single" w:sz="6" w:space="0" w:color="D1D5DB"/>
+              <w:bottom w:val="single" w:sz="6" w:space="0" w:color="D1D5DB"/>
+              <w:right w:val="single" w:sz="6" w:space="0" w:color="D1D5DB"/>
+            </w:tcBorders>
+            <w:shd w:val="clear" w:color="auto" w:fill="F9FAFB"/>
             <w:tcMar>
               <w:top w:w="150" w:type="dxa"/>
               <w:left w:w="240" w:type="dxa"/>
@@ -2128,34 +2228,34 @@
         </w:tc>
         <w:tc>
           <w:tcPr>
-            <w:tcW w:w="4020" w:type="pct"/>
-            <w:tcBorders>
-              <w:top w:val="single" w:sz="6" w:space="0" w:color="D1D5DB"/>
-              <w:left w:val="single" w:sz="6" w:space="0" w:color="D1D5DB"/>
-              <w:bottom w:val="single" w:sz="6" w:space="0" w:color="D1D5DB"/>
-              <w:right w:val="single" w:sz="6" w:space="0" w:color="D1D5DB"/>
-            </w:tcBorders>
-            <w:shd w:val="clear" w:color="auto" w:fill="FFFFFF"/>
-            <w:tcMar>
-              <w:top w:w="150" w:type="dxa"/>
-              <w:left w:w="240" w:type="dxa"/>
-              <w:bottom w:w="150" w:type="dxa"/>
-              <w:right w:w="240" w:type="dxa"/>
-            </w:tcMar>
-            <w:vAlign w:val="center"/>
-            <w:hideMark/>
-          </w:tcPr>
-          <w:p>
-            <w:pPr>
-              <w:spacing w:after="0" w:line="240" w:lineRule="auto"/>
-              <w:rPr>
-                <w:rFonts w:ascii="Arial" w:eastAsia="Times New Roman" w:hAnsi="Arial" w:cs="Arial"/>
-                <w:color w:val="4B5563"/>
-                <w:kern w:val="0"/>
-                <w14:ligatures w14:val="none"/>
-              </w:rPr>
-            </w:pPr>
-            <w:hyperlink r:id="rId25" w:history="1">
+            <w:tcW w:w="0" w:type="auto"/>
+            <w:tcBorders>
+              <w:top w:val="single" w:sz="6" w:space="0" w:color="D1D5DB"/>
+              <w:left w:val="single" w:sz="6" w:space="0" w:color="D1D5DB"/>
+              <w:bottom w:val="single" w:sz="6" w:space="0" w:color="D1D5DB"/>
+              <w:right w:val="single" w:sz="6" w:space="0" w:color="D1D5DB"/>
+            </w:tcBorders>
+            <w:shd w:val="clear" w:color="auto" w:fill="F9FAFB"/>
+            <w:tcMar>
+              <w:top w:w="150" w:type="dxa"/>
+              <w:left w:w="240" w:type="dxa"/>
+              <w:bottom w:w="150" w:type="dxa"/>
+              <w:right w:w="240" w:type="dxa"/>
+            </w:tcMar>
+            <w:vAlign w:val="center"/>
+            <w:hideMark/>
+          </w:tcPr>
+          <w:p>
+            <w:pPr>
+              <w:spacing w:after="0" w:line="240" w:lineRule="auto"/>
+              <w:rPr>
+                <w:rFonts w:ascii="Arial" w:eastAsia="Times New Roman" w:hAnsi="Arial" w:cs="Arial"/>
+                <w:color w:val="4B5563"/>
+                <w:kern w:val="0"/>
+                <w14:ligatures w14:val="none"/>
+              </w:rPr>
+            </w:pPr>
+            <w:hyperlink r:id="rId26" w:history="1">
               <w:r>
                 <w:rPr>
                   <w:rFonts w:ascii="Arial" w:eastAsia="Times New Roman" w:hAnsi="Arial" w:cs="Arial"/>
@@ -2173,14 +2273,14 @@
       <w:tr>
         <w:tc>
           <w:tcPr>
-            <w:tcW w:w="980" w:type="pct"/>
-            <w:tcBorders>
-              <w:top w:val="single" w:sz="6" w:space="0" w:color="D1D5DB"/>
-              <w:left w:val="single" w:sz="6" w:space="0" w:color="D1D5DB"/>
-              <w:bottom w:val="single" w:sz="6" w:space="0" w:color="D1D5DB"/>
-              <w:right w:val="single" w:sz="6" w:space="0" w:color="D1D5DB"/>
-            </w:tcBorders>
-            <w:shd w:val="clear" w:color="auto" w:fill="F9FAFB"/>
+            <w:tcW w:w="0" w:type="auto"/>
+            <w:tcBorders>
+              <w:top w:val="single" w:sz="6" w:space="0" w:color="D1D5DB"/>
+              <w:left w:val="single" w:sz="6" w:space="0" w:color="D1D5DB"/>
+              <w:bottom w:val="single" w:sz="6" w:space="0" w:color="D1D5DB"/>
+              <w:right w:val="single" w:sz="6" w:space="0" w:color="D1D5DB"/>
+            </w:tcBorders>
+            <w:shd w:val="clear" w:color="auto" w:fill="FFFFFF"/>
             <w:tcMar>
               <w:top w:w="150" w:type="dxa"/>
               <w:left w:w="240" w:type="dxa"/>
@@ -2216,34 +2316,34 @@
         </w:tc>
         <w:tc>
           <w:tcPr>
-            <w:tcW w:w="4020" w:type="pct"/>
-            <w:tcBorders>
-              <w:top w:val="single" w:sz="6" w:space="0" w:color="D1D5DB"/>
-              <w:left w:val="single" w:sz="6" w:space="0" w:color="D1D5DB"/>
-              <w:bottom w:val="single" w:sz="6" w:space="0" w:color="D1D5DB"/>
-              <w:right w:val="single" w:sz="6" w:space="0" w:color="D1D5DB"/>
-            </w:tcBorders>
-            <w:shd w:val="clear" w:color="auto" w:fill="F9FAFB"/>
-            <w:tcMar>
-              <w:top w:w="150" w:type="dxa"/>
-              <w:left w:w="240" w:type="dxa"/>
-              <w:bottom w:w="150" w:type="dxa"/>
-              <w:right w:w="240" w:type="dxa"/>
-            </w:tcMar>
-            <w:vAlign w:val="center"/>
-            <w:hideMark/>
-          </w:tcPr>
-          <w:p>
-            <w:pPr>
-              <w:spacing w:after="0" w:line="240" w:lineRule="auto"/>
-              <w:rPr>
-                <w:rFonts w:ascii="Arial" w:eastAsia="Times New Roman" w:hAnsi="Arial" w:cs="Arial"/>
-                <w:color w:val="4B5563"/>
-                <w:kern w:val="0"/>
-                <w14:ligatures w14:val="none"/>
-              </w:rPr>
-            </w:pPr>
-            <w:hyperlink r:id="rId26" w:history="1">
+            <w:tcW w:w="0" w:type="auto"/>
+            <w:tcBorders>
+              <w:top w:val="single" w:sz="6" w:space="0" w:color="D1D5DB"/>
+              <w:left w:val="single" w:sz="6" w:space="0" w:color="D1D5DB"/>
+              <w:bottom w:val="single" w:sz="6" w:space="0" w:color="D1D5DB"/>
+              <w:right w:val="single" w:sz="6" w:space="0" w:color="D1D5DB"/>
+            </w:tcBorders>
+            <w:shd w:val="clear" w:color="auto" w:fill="FFFFFF"/>
+            <w:tcMar>
+              <w:top w:w="150" w:type="dxa"/>
+              <w:left w:w="240" w:type="dxa"/>
+              <w:bottom w:w="150" w:type="dxa"/>
+              <w:right w:w="240" w:type="dxa"/>
+            </w:tcMar>
+            <w:vAlign w:val="center"/>
+            <w:hideMark/>
+          </w:tcPr>
+          <w:p>
+            <w:pPr>
+              <w:spacing w:after="0" w:line="240" w:lineRule="auto"/>
+              <w:rPr>
+                <w:rFonts w:ascii="Arial" w:eastAsia="Times New Roman" w:hAnsi="Arial" w:cs="Arial"/>
+                <w:color w:val="4B5563"/>
+                <w:kern w:val="0"/>
+                <w14:ligatures w14:val="none"/>
+              </w:rPr>
+            </w:pPr>
+            <w:hyperlink r:id="rId27" w:history="1">
               <w:r>
                 <w:rPr>
                   <w:rFonts w:ascii="Arial" w:eastAsia="Times New Roman" w:hAnsi="Arial" w:cs="Arial"/>
@@ -2261,14 +2361,14 @@
       <w:tr>
         <w:tc>
           <w:tcPr>
-            <w:tcW w:w="980" w:type="pct"/>
-            <w:tcBorders>
-              <w:top w:val="single" w:sz="6" w:space="0" w:color="D1D5DB"/>
-              <w:left w:val="single" w:sz="6" w:space="0" w:color="D1D5DB"/>
-              <w:bottom w:val="single" w:sz="6" w:space="0" w:color="D1D5DB"/>
-              <w:right w:val="single" w:sz="6" w:space="0" w:color="D1D5DB"/>
-            </w:tcBorders>
-            <w:shd w:val="clear" w:color="auto" w:fill="FFFFFF"/>
+            <w:tcW w:w="0" w:type="auto"/>
+            <w:tcBorders>
+              <w:top w:val="single" w:sz="6" w:space="0" w:color="D1D5DB"/>
+              <w:left w:val="single" w:sz="6" w:space="0" w:color="D1D5DB"/>
+              <w:bottom w:val="single" w:sz="6" w:space="0" w:color="D1D5DB"/>
+              <w:right w:val="single" w:sz="6" w:space="0" w:color="D1D5DB"/>
+            </w:tcBorders>
+            <w:shd w:val="clear" w:color="auto" w:fill="F9FAFB"/>
             <w:tcMar>
               <w:top w:w="150" w:type="dxa"/>
               <w:left w:w="240" w:type="dxa"/>
@@ -2304,34 +2404,34 @@
         </w:tc>
         <w:tc>
           <w:tcPr>
-            <w:tcW w:w="4020" w:type="pct"/>
-            <w:tcBorders>
-              <w:top w:val="single" w:sz="6" w:space="0" w:color="D1D5DB"/>
-              <w:left w:val="single" w:sz="6" w:space="0" w:color="D1D5DB"/>
-              <w:bottom w:val="single" w:sz="6" w:space="0" w:color="D1D5DB"/>
-              <w:right w:val="single" w:sz="6" w:space="0" w:color="D1D5DB"/>
-            </w:tcBorders>
-            <w:shd w:val="clear" w:color="auto" w:fill="FFFFFF"/>
-            <w:tcMar>
-              <w:top w:w="150" w:type="dxa"/>
-              <w:left w:w="240" w:type="dxa"/>
-              <w:bottom w:w="150" w:type="dxa"/>
-              <w:right w:w="240" w:type="dxa"/>
-            </w:tcMar>
-            <w:vAlign w:val="center"/>
-            <w:hideMark/>
-          </w:tcPr>
-          <w:p>
-            <w:pPr>
-              <w:spacing w:after="0" w:line="240" w:lineRule="auto"/>
-              <w:rPr>
-                <w:rFonts w:ascii="Arial" w:eastAsia="Times New Roman" w:hAnsi="Arial" w:cs="Arial"/>
-                <w:color w:val="4B5563"/>
-                <w:kern w:val="0"/>
-                <w14:ligatures w14:val="none"/>
-              </w:rPr>
-            </w:pPr>
-            <w:hyperlink r:id="rId27" w:history="1">
+            <w:tcW w:w="0" w:type="auto"/>
+            <w:tcBorders>
+              <w:top w:val="single" w:sz="6" w:space="0" w:color="D1D5DB"/>
+              <w:left w:val="single" w:sz="6" w:space="0" w:color="D1D5DB"/>
+              <w:bottom w:val="single" w:sz="6" w:space="0" w:color="D1D5DB"/>
+              <w:right w:val="single" w:sz="6" w:space="0" w:color="D1D5DB"/>
+            </w:tcBorders>
+            <w:shd w:val="clear" w:color="auto" w:fill="F9FAFB"/>
+            <w:tcMar>
+              <w:top w:w="150" w:type="dxa"/>
+              <w:left w:w="240" w:type="dxa"/>
+              <w:bottom w:w="150" w:type="dxa"/>
+              <w:right w:w="240" w:type="dxa"/>
+            </w:tcMar>
+            <w:vAlign w:val="center"/>
+            <w:hideMark/>
+          </w:tcPr>
+          <w:p>
+            <w:pPr>
+              <w:spacing w:after="0" w:line="240" w:lineRule="auto"/>
+              <w:rPr>
+                <w:rFonts w:ascii="Arial" w:eastAsia="Times New Roman" w:hAnsi="Arial" w:cs="Arial"/>
+                <w:color w:val="4B5563"/>
+                <w:kern w:val="0"/>
+                <w14:ligatures w14:val="none"/>
+              </w:rPr>
+            </w:pPr>
+            <w:hyperlink r:id="rId28" w:history="1">
               <w:r>
                 <w:rPr>
                   <w:rFonts w:ascii="Arial" w:eastAsia="Times New Roman" w:hAnsi="Arial" w:cs="Arial"/>
@@ -2349,14 +2449,14 @@
       <w:tr>
         <w:tc>
           <w:tcPr>
-            <w:tcW w:w="980" w:type="pct"/>
-            <w:tcBorders>
-              <w:top w:val="single" w:sz="6" w:space="0" w:color="D1D5DB"/>
-              <w:left w:val="single" w:sz="6" w:space="0" w:color="D1D5DB"/>
-              <w:bottom w:val="single" w:sz="6" w:space="0" w:color="D1D5DB"/>
-              <w:right w:val="single" w:sz="6" w:space="0" w:color="D1D5DB"/>
-            </w:tcBorders>
-            <w:shd w:val="clear" w:color="auto" w:fill="F9FAFB"/>
+            <w:tcW w:w="0" w:type="auto"/>
+            <w:tcBorders>
+              <w:top w:val="single" w:sz="6" w:space="0" w:color="D1D5DB"/>
+              <w:left w:val="single" w:sz="6" w:space="0" w:color="D1D5DB"/>
+              <w:bottom w:val="single" w:sz="6" w:space="0" w:color="D1D5DB"/>
+              <w:right w:val="single" w:sz="6" w:space="0" w:color="D1D5DB"/>
+            </w:tcBorders>
+            <w:shd w:val="clear" w:color="auto" w:fill="FFFFFF"/>
             <w:tcMar>
               <w:top w:w="150" w:type="dxa"/>
               <w:left w:w="240" w:type="dxa"/>
@@ -2392,34 +2492,34 @@
         </w:tc>
         <w:tc>
           <w:tcPr>
-            <w:tcW w:w="4020" w:type="pct"/>
-            <w:tcBorders>
-              <w:top w:val="single" w:sz="6" w:space="0" w:color="D1D5DB"/>
-              <w:left w:val="single" w:sz="6" w:space="0" w:color="D1D5DB"/>
-              <w:bottom w:val="single" w:sz="6" w:space="0" w:color="D1D5DB"/>
-              <w:right w:val="single" w:sz="6" w:space="0" w:color="D1D5DB"/>
-            </w:tcBorders>
-            <w:shd w:val="clear" w:color="auto" w:fill="F9FAFB"/>
-            <w:tcMar>
-              <w:top w:w="150" w:type="dxa"/>
-              <w:left w:w="240" w:type="dxa"/>
-              <w:bottom w:w="150" w:type="dxa"/>
-              <w:right w:w="240" w:type="dxa"/>
-            </w:tcMar>
-            <w:vAlign w:val="center"/>
-            <w:hideMark/>
-          </w:tcPr>
-          <w:p>
-            <w:pPr>
-              <w:spacing w:after="0" w:line="240" w:lineRule="auto"/>
-              <w:rPr>
-                <w:rFonts w:ascii="Arial" w:eastAsia="Times New Roman" w:hAnsi="Arial" w:cs="Arial"/>
-                <w:color w:val="4B5563"/>
-                <w:kern w:val="0"/>
-                <w14:ligatures w14:val="none"/>
-              </w:rPr>
-            </w:pPr>
-            <w:hyperlink r:id="rId28" w:history="1">
+            <w:tcW w:w="0" w:type="auto"/>
+            <w:tcBorders>
+              <w:top w:val="single" w:sz="6" w:space="0" w:color="D1D5DB"/>
+              <w:left w:val="single" w:sz="6" w:space="0" w:color="D1D5DB"/>
+              <w:bottom w:val="single" w:sz="6" w:space="0" w:color="D1D5DB"/>
+              <w:right w:val="single" w:sz="6" w:space="0" w:color="D1D5DB"/>
+            </w:tcBorders>
+            <w:shd w:val="clear" w:color="auto" w:fill="FFFFFF"/>
+            <w:tcMar>
+              <w:top w:w="150" w:type="dxa"/>
+              <w:left w:w="240" w:type="dxa"/>
+              <w:bottom w:w="150" w:type="dxa"/>
+              <w:right w:w="240" w:type="dxa"/>
+            </w:tcMar>
+            <w:vAlign w:val="center"/>
+            <w:hideMark/>
+          </w:tcPr>
+          <w:p>
+            <w:pPr>
+              <w:spacing w:after="0" w:line="240" w:lineRule="auto"/>
+              <w:rPr>
+                <w:rFonts w:ascii="Arial" w:eastAsia="Times New Roman" w:hAnsi="Arial" w:cs="Arial"/>
+                <w:color w:val="4B5563"/>
+                <w:kern w:val="0"/>
+                <w14:ligatures w14:val="none"/>
+              </w:rPr>
+            </w:pPr>
+            <w:hyperlink r:id="rId29" w:history="1">
               <w:r>
                 <w:rPr>
                   <w:rFonts w:ascii="Arial" w:eastAsia="Times New Roman" w:hAnsi="Arial" w:cs="Arial"/>
@@ -2437,14 +2537,14 @@
       <w:tr>
         <w:tc>
           <w:tcPr>
-            <w:tcW w:w="980" w:type="pct"/>
-            <w:tcBorders>
-              <w:top w:val="single" w:sz="6" w:space="0" w:color="D1D5DB"/>
-              <w:left w:val="single" w:sz="6" w:space="0" w:color="D1D5DB"/>
-              <w:bottom w:val="single" w:sz="6" w:space="0" w:color="D1D5DB"/>
-              <w:right w:val="single" w:sz="6" w:space="0" w:color="D1D5DB"/>
-            </w:tcBorders>
-            <w:shd w:val="clear" w:color="auto" w:fill="FFFFFF"/>
+            <w:tcW w:w="0" w:type="auto"/>
+            <w:tcBorders>
+              <w:top w:val="single" w:sz="6" w:space="0" w:color="D1D5DB"/>
+              <w:left w:val="single" w:sz="6" w:space="0" w:color="D1D5DB"/>
+              <w:bottom w:val="single" w:sz="6" w:space="0" w:color="D1D5DB"/>
+              <w:right w:val="single" w:sz="6" w:space="0" w:color="D1D5DB"/>
+            </w:tcBorders>
+            <w:shd w:val="clear" w:color="auto" w:fill="F9FAFB"/>
             <w:tcMar>
               <w:top w:w="150" w:type="dxa"/>
               <w:left w:w="240" w:type="dxa"/>
@@ -2480,34 +2580,34 @@
         </w:tc>
         <w:tc>
           <w:tcPr>
-            <w:tcW w:w="4020" w:type="pct"/>
-            <w:tcBorders>
-              <w:top w:val="single" w:sz="6" w:space="0" w:color="D1D5DB"/>
-              <w:left w:val="single" w:sz="6" w:space="0" w:color="D1D5DB"/>
-              <w:bottom w:val="single" w:sz="6" w:space="0" w:color="D1D5DB"/>
-              <w:right w:val="single" w:sz="6" w:space="0" w:color="D1D5DB"/>
-            </w:tcBorders>
-            <w:shd w:val="clear" w:color="auto" w:fill="FFFFFF"/>
-            <w:tcMar>
-              <w:top w:w="150" w:type="dxa"/>
-              <w:left w:w="240" w:type="dxa"/>
-              <w:bottom w:w="150" w:type="dxa"/>
-              <w:right w:w="240" w:type="dxa"/>
-            </w:tcMar>
-            <w:vAlign w:val="center"/>
-            <w:hideMark/>
-          </w:tcPr>
-          <w:p>
-            <w:pPr>
-              <w:spacing w:after="0" w:line="240" w:lineRule="auto"/>
-              <w:rPr>
-                <w:rFonts w:ascii="Arial" w:eastAsia="Times New Roman" w:hAnsi="Arial" w:cs="Arial"/>
-                <w:color w:val="4B5563"/>
-                <w:kern w:val="0"/>
-                <w14:ligatures w14:val="none"/>
-              </w:rPr>
-            </w:pPr>
-            <w:hyperlink r:id="rId29" w:history="1">
+            <w:tcW w:w="0" w:type="auto"/>
+            <w:tcBorders>
+              <w:top w:val="single" w:sz="6" w:space="0" w:color="D1D5DB"/>
+              <w:left w:val="single" w:sz="6" w:space="0" w:color="D1D5DB"/>
+              <w:bottom w:val="single" w:sz="6" w:space="0" w:color="D1D5DB"/>
+              <w:right w:val="single" w:sz="6" w:space="0" w:color="D1D5DB"/>
+            </w:tcBorders>
+            <w:shd w:val="clear" w:color="auto" w:fill="F9FAFB"/>
+            <w:tcMar>
+              <w:top w:w="150" w:type="dxa"/>
+              <w:left w:w="240" w:type="dxa"/>
+              <w:bottom w:w="150" w:type="dxa"/>
+              <w:right w:w="240" w:type="dxa"/>
+            </w:tcMar>
+            <w:vAlign w:val="center"/>
+            <w:hideMark/>
+          </w:tcPr>
+          <w:p>
+            <w:pPr>
+              <w:spacing w:after="0" w:line="240" w:lineRule="auto"/>
+              <w:rPr>
+                <w:rFonts w:ascii="Arial" w:eastAsia="Times New Roman" w:hAnsi="Arial" w:cs="Arial"/>
+                <w:color w:val="4B5563"/>
+                <w:kern w:val="0"/>
+                <w14:ligatures w14:val="none"/>
+              </w:rPr>
+            </w:pPr>
+            <w:hyperlink r:id="rId30" w:history="1">
               <w:r>
                 <w:rPr>
                   <w:rFonts w:ascii="Arial" w:eastAsia="Times New Roman" w:hAnsi="Arial" w:cs="Arial"/>
@@ -2525,14 +2625,14 @@
       <w:tr>
         <w:tc>
           <w:tcPr>
-            <w:tcW w:w="980" w:type="pct"/>
-            <w:tcBorders>
-              <w:top w:val="single" w:sz="6" w:space="0" w:color="D1D5DB"/>
-              <w:left w:val="single" w:sz="6" w:space="0" w:color="D1D5DB"/>
-              <w:bottom w:val="single" w:sz="6" w:space="0" w:color="D1D5DB"/>
-              <w:right w:val="single" w:sz="6" w:space="0" w:color="D1D5DB"/>
-            </w:tcBorders>
-            <w:shd w:val="clear" w:color="auto" w:fill="F9FAFB"/>
+            <w:tcW w:w="0" w:type="auto"/>
+            <w:tcBorders>
+              <w:top w:val="single" w:sz="6" w:space="0" w:color="D1D5DB"/>
+              <w:left w:val="single" w:sz="6" w:space="0" w:color="D1D5DB"/>
+              <w:bottom w:val="single" w:sz="6" w:space="0" w:color="D1D5DB"/>
+              <w:right w:val="single" w:sz="6" w:space="0" w:color="D1D5DB"/>
+            </w:tcBorders>
+            <w:shd w:val="clear" w:color="auto" w:fill="FFFFFF"/>
             <w:tcMar>
               <w:top w:w="150" w:type="dxa"/>
               <w:left w:w="240" w:type="dxa"/>
@@ -2568,34 +2668,34 @@
         </w:tc>
         <w:tc>
           <w:tcPr>
-            <w:tcW w:w="4020" w:type="pct"/>
-            <w:tcBorders>
-              <w:top w:val="single" w:sz="6" w:space="0" w:color="D1D5DB"/>
-              <w:left w:val="single" w:sz="6" w:space="0" w:color="D1D5DB"/>
-              <w:bottom w:val="single" w:sz="6" w:space="0" w:color="D1D5DB"/>
-              <w:right w:val="single" w:sz="6" w:space="0" w:color="D1D5DB"/>
-            </w:tcBorders>
-            <w:shd w:val="clear" w:color="auto" w:fill="F9FAFB"/>
-            <w:tcMar>
-              <w:top w:w="150" w:type="dxa"/>
-              <w:left w:w="240" w:type="dxa"/>
-              <w:bottom w:w="150" w:type="dxa"/>
-              <w:right w:w="240" w:type="dxa"/>
-            </w:tcMar>
-            <w:vAlign w:val="center"/>
-            <w:hideMark/>
-          </w:tcPr>
-          <w:p>
-            <w:pPr>
-              <w:spacing w:after="0" w:line="240" w:lineRule="auto"/>
-              <w:rPr>
-                <w:rFonts w:ascii="Arial" w:eastAsia="Times New Roman" w:hAnsi="Arial" w:cs="Arial"/>
-                <w:color w:val="4B5563"/>
-                <w:kern w:val="0"/>
-                <w14:ligatures w14:val="none"/>
-              </w:rPr>
-            </w:pPr>
-            <w:hyperlink r:id="rId30" w:history="1">
+            <w:tcW w:w="0" w:type="auto"/>
+            <w:tcBorders>
+              <w:top w:val="single" w:sz="6" w:space="0" w:color="D1D5DB"/>
+              <w:left w:val="single" w:sz="6" w:space="0" w:color="D1D5DB"/>
+              <w:bottom w:val="single" w:sz="6" w:space="0" w:color="D1D5DB"/>
+              <w:right w:val="single" w:sz="6" w:space="0" w:color="D1D5DB"/>
+            </w:tcBorders>
+            <w:shd w:val="clear" w:color="auto" w:fill="FFFFFF"/>
+            <w:tcMar>
+              <w:top w:w="150" w:type="dxa"/>
+              <w:left w:w="240" w:type="dxa"/>
+              <w:bottom w:w="150" w:type="dxa"/>
+              <w:right w:w="240" w:type="dxa"/>
+            </w:tcMar>
+            <w:vAlign w:val="center"/>
+            <w:hideMark/>
+          </w:tcPr>
+          <w:p>
+            <w:pPr>
+              <w:spacing w:after="0" w:line="240" w:lineRule="auto"/>
+              <w:rPr>
+                <w:rFonts w:ascii="Arial" w:eastAsia="Times New Roman" w:hAnsi="Arial" w:cs="Arial"/>
+                <w:color w:val="4B5563"/>
+                <w:kern w:val="0"/>
+                <w14:ligatures w14:val="none"/>
+              </w:rPr>
+            </w:pPr>
+            <w:hyperlink r:id="rId31" w:history="1">
               <w:r>
                 <w:rPr>
                   <w:rFonts w:ascii="Arial" w:eastAsia="Times New Roman" w:hAnsi="Arial" w:cs="Arial"/>
@@ -2613,14 +2713,14 @@
       <w:tr>
         <w:tc>
           <w:tcPr>
-            <w:tcW w:w="980" w:type="pct"/>
-            <w:tcBorders>
-              <w:top w:val="single" w:sz="6" w:space="0" w:color="D1D5DB"/>
-              <w:left w:val="single" w:sz="6" w:space="0" w:color="D1D5DB"/>
-              <w:bottom w:val="single" w:sz="6" w:space="0" w:color="D1D5DB"/>
-              <w:right w:val="single" w:sz="6" w:space="0" w:color="D1D5DB"/>
-            </w:tcBorders>
-            <w:shd w:val="clear" w:color="auto" w:fill="FFFFFF"/>
+            <w:tcW w:w="0" w:type="auto"/>
+            <w:tcBorders>
+              <w:top w:val="single" w:sz="6" w:space="0" w:color="D1D5DB"/>
+              <w:left w:val="single" w:sz="6" w:space="0" w:color="D1D5DB"/>
+              <w:bottom w:val="single" w:sz="6" w:space="0" w:color="D1D5DB"/>
+              <w:right w:val="single" w:sz="6" w:space="0" w:color="D1D5DB"/>
+            </w:tcBorders>
+            <w:shd w:val="clear" w:color="auto" w:fill="F9FAFB"/>
             <w:tcMar>
               <w:top w:w="150" w:type="dxa"/>
               <w:left w:w="240" w:type="dxa"/>
@@ -2656,34 +2756,34 @@
         </w:tc>
         <w:tc>
           <w:tcPr>
-            <w:tcW w:w="4020" w:type="pct"/>
-            <w:tcBorders>
-              <w:top w:val="single" w:sz="6" w:space="0" w:color="D1D5DB"/>
-              <w:left w:val="single" w:sz="6" w:space="0" w:color="D1D5DB"/>
-              <w:bottom w:val="single" w:sz="6" w:space="0" w:color="D1D5DB"/>
-              <w:right w:val="single" w:sz="6" w:space="0" w:color="D1D5DB"/>
-            </w:tcBorders>
-            <w:shd w:val="clear" w:color="auto" w:fill="FFFFFF"/>
-            <w:tcMar>
-              <w:top w:w="150" w:type="dxa"/>
-              <w:left w:w="240" w:type="dxa"/>
-              <w:bottom w:w="150" w:type="dxa"/>
-              <w:right w:w="240" w:type="dxa"/>
-            </w:tcMar>
-            <w:vAlign w:val="center"/>
-            <w:hideMark/>
-          </w:tcPr>
-          <w:p>
-            <w:pPr>
-              <w:spacing w:after="0" w:line="240" w:lineRule="auto"/>
-              <w:rPr>
-                <w:rFonts w:ascii="Arial" w:eastAsia="Times New Roman" w:hAnsi="Arial" w:cs="Arial"/>
-                <w:color w:val="4B5563"/>
-                <w:kern w:val="0"/>
-                <w14:ligatures w14:val="none"/>
-              </w:rPr>
-            </w:pPr>
-            <w:hyperlink r:id="rId31" w:history="1">
+            <w:tcW w:w="0" w:type="auto"/>
+            <w:tcBorders>
+              <w:top w:val="single" w:sz="6" w:space="0" w:color="D1D5DB"/>
+              <w:left w:val="single" w:sz="6" w:space="0" w:color="D1D5DB"/>
+              <w:bottom w:val="single" w:sz="6" w:space="0" w:color="D1D5DB"/>
+              <w:right w:val="single" w:sz="6" w:space="0" w:color="D1D5DB"/>
+            </w:tcBorders>
+            <w:shd w:val="clear" w:color="auto" w:fill="F9FAFB"/>
+            <w:tcMar>
+              <w:top w:w="150" w:type="dxa"/>
+              <w:left w:w="240" w:type="dxa"/>
+              <w:bottom w:w="150" w:type="dxa"/>
+              <w:right w:w="240" w:type="dxa"/>
+            </w:tcMar>
+            <w:vAlign w:val="center"/>
+            <w:hideMark/>
+          </w:tcPr>
+          <w:p>
+            <w:pPr>
+              <w:spacing w:after="0" w:line="240" w:lineRule="auto"/>
+              <w:rPr>
+                <w:rFonts w:ascii="Arial" w:eastAsia="Times New Roman" w:hAnsi="Arial" w:cs="Arial"/>
+                <w:color w:val="4B5563"/>
+                <w:kern w:val="0"/>
+                <w14:ligatures w14:val="none"/>
+              </w:rPr>
+            </w:pPr>
+            <w:hyperlink r:id="rId32" w:history="1">
               <w:r>
                 <w:rPr>
                   <w:rFonts w:ascii="Arial" w:eastAsia="Times New Roman" w:hAnsi="Arial" w:cs="Arial"/>
@@ -2701,14 +2801,14 @@
       <w:tr>
         <w:tc>
           <w:tcPr>
-            <w:tcW w:w="980" w:type="pct"/>
-            <w:tcBorders>
-              <w:top w:val="single" w:sz="6" w:space="0" w:color="D1D5DB"/>
-              <w:left w:val="single" w:sz="6" w:space="0" w:color="D1D5DB"/>
-              <w:bottom w:val="single" w:sz="6" w:space="0" w:color="D1D5DB"/>
-              <w:right w:val="single" w:sz="6" w:space="0" w:color="D1D5DB"/>
-            </w:tcBorders>
-            <w:shd w:val="clear" w:color="auto" w:fill="F9FAFB"/>
+            <w:tcW w:w="0" w:type="auto"/>
+            <w:tcBorders>
+              <w:top w:val="single" w:sz="6" w:space="0" w:color="D1D5DB"/>
+              <w:left w:val="single" w:sz="6" w:space="0" w:color="D1D5DB"/>
+              <w:bottom w:val="single" w:sz="6" w:space="0" w:color="D1D5DB"/>
+              <w:right w:val="single" w:sz="6" w:space="0" w:color="D1D5DB"/>
+            </w:tcBorders>
+            <w:shd w:val="clear" w:color="auto" w:fill="FFFFFF"/>
             <w:tcMar>
               <w:top w:w="150" w:type="dxa"/>
               <w:left w:w="240" w:type="dxa"/>
@@ -2744,34 +2844,34 @@
         </w:tc>
         <w:tc>
           <w:tcPr>
-            <w:tcW w:w="4020" w:type="pct"/>
-            <w:tcBorders>
-              <w:top w:val="single" w:sz="6" w:space="0" w:color="D1D5DB"/>
-              <w:left w:val="single" w:sz="6" w:space="0" w:color="D1D5DB"/>
-              <w:bottom w:val="single" w:sz="6" w:space="0" w:color="D1D5DB"/>
-              <w:right w:val="single" w:sz="6" w:space="0" w:color="D1D5DB"/>
-            </w:tcBorders>
-            <w:shd w:val="clear" w:color="auto" w:fill="F9FAFB"/>
-            <w:tcMar>
-              <w:top w:w="150" w:type="dxa"/>
-              <w:left w:w="240" w:type="dxa"/>
-              <w:bottom w:w="150" w:type="dxa"/>
-              <w:right w:w="240" w:type="dxa"/>
-            </w:tcMar>
-            <w:vAlign w:val="center"/>
-            <w:hideMark/>
-          </w:tcPr>
-          <w:p>
-            <w:pPr>
-              <w:spacing w:after="0" w:line="240" w:lineRule="auto"/>
-              <w:rPr>
-                <w:rFonts w:ascii="Arial" w:eastAsia="Times New Roman" w:hAnsi="Arial" w:cs="Arial"/>
-                <w:color w:val="4B5563"/>
-                <w:kern w:val="0"/>
-                <w14:ligatures w14:val="none"/>
-              </w:rPr>
-            </w:pPr>
-            <w:hyperlink r:id="rId32" w:history="1">
+            <w:tcW w:w="0" w:type="auto"/>
+            <w:tcBorders>
+              <w:top w:val="single" w:sz="6" w:space="0" w:color="D1D5DB"/>
+              <w:left w:val="single" w:sz="6" w:space="0" w:color="D1D5DB"/>
+              <w:bottom w:val="single" w:sz="6" w:space="0" w:color="D1D5DB"/>
+              <w:right w:val="single" w:sz="6" w:space="0" w:color="D1D5DB"/>
+            </w:tcBorders>
+            <w:shd w:val="clear" w:color="auto" w:fill="FFFFFF"/>
+            <w:tcMar>
+              <w:top w:w="150" w:type="dxa"/>
+              <w:left w:w="240" w:type="dxa"/>
+              <w:bottom w:w="150" w:type="dxa"/>
+              <w:right w:w="240" w:type="dxa"/>
+            </w:tcMar>
+            <w:vAlign w:val="center"/>
+            <w:hideMark/>
+          </w:tcPr>
+          <w:p>
+            <w:pPr>
+              <w:spacing w:after="0" w:line="240" w:lineRule="auto"/>
+              <w:rPr>
+                <w:rFonts w:ascii="Arial" w:eastAsia="Times New Roman" w:hAnsi="Arial" w:cs="Arial"/>
+                <w:color w:val="4B5563"/>
+                <w:kern w:val="0"/>
+                <w14:ligatures w14:val="none"/>
+              </w:rPr>
+            </w:pPr>
+            <w:hyperlink r:id="rId33" w:history="1">
               <w:r>
                 <w:rPr>
                   <w:rFonts w:ascii="Arial" w:eastAsia="Times New Roman" w:hAnsi="Arial" w:cs="Arial"/>
@@ -2789,14 +2889,14 @@
       <w:tr>
         <w:tc>
           <w:tcPr>
-            <w:tcW w:w="980" w:type="pct"/>
-            <w:tcBorders>
-              <w:top w:val="single" w:sz="6" w:space="0" w:color="D1D5DB"/>
-              <w:left w:val="single" w:sz="6" w:space="0" w:color="D1D5DB"/>
-              <w:bottom w:val="single" w:sz="6" w:space="0" w:color="D1D5DB"/>
-              <w:right w:val="single" w:sz="6" w:space="0" w:color="D1D5DB"/>
-            </w:tcBorders>
-            <w:shd w:val="clear" w:color="auto" w:fill="FFFFFF"/>
+            <w:tcW w:w="0" w:type="auto"/>
+            <w:tcBorders>
+              <w:top w:val="single" w:sz="6" w:space="0" w:color="D1D5DB"/>
+              <w:left w:val="single" w:sz="6" w:space="0" w:color="D1D5DB"/>
+              <w:bottom w:val="single" w:sz="6" w:space="0" w:color="D1D5DB"/>
+              <w:right w:val="single" w:sz="6" w:space="0" w:color="D1D5DB"/>
+            </w:tcBorders>
+            <w:shd w:val="clear" w:color="auto" w:fill="F9FAFB"/>
             <w:tcMar>
               <w:top w:w="150" w:type="dxa"/>
               <w:left w:w="240" w:type="dxa"/>
@@ -2826,41 +2926,40 @@
                 <w:shd w:val="clear" w:color="auto" w:fill="1F2937"/>
                 <w14:ligatures w14:val="none"/>
               </w:rPr>
-              <w:lastRenderedPageBreak/>
               <w:t>plugin_screen_player.py</w:t>
             </w:r>
           </w:p>
         </w:tc>
         <w:tc>
           <w:tcPr>
-            <w:tcW w:w="4020" w:type="pct"/>
-            <w:tcBorders>
-              <w:top w:val="single" w:sz="6" w:space="0" w:color="D1D5DB"/>
-              <w:left w:val="single" w:sz="6" w:space="0" w:color="D1D5DB"/>
-              <w:bottom w:val="single" w:sz="6" w:space="0" w:color="D1D5DB"/>
-              <w:right w:val="single" w:sz="6" w:space="0" w:color="D1D5DB"/>
-            </w:tcBorders>
-            <w:shd w:val="clear" w:color="auto" w:fill="FFFFFF"/>
-            <w:tcMar>
-              <w:top w:w="150" w:type="dxa"/>
-              <w:left w:w="240" w:type="dxa"/>
-              <w:bottom w:w="150" w:type="dxa"/>
-              <w:right w:w="240" w:type="dxa"/>
-            </w:tcMar>
-            <w:vAlign w:val="center"/>
-            <w:hideMark/>
-          </w:tcPr>
-          <w:p>
-            <w:pPr>
-              <w:spacing w:after="0" w:line="240" w:lineRule="auto"/>
-              <w:rPr>
-                <w:rFonts w:ascii="Arial" w:eastAsia="Times New Roman" w:hAnsi="Arial" w:cs="Arial"/>
-                <w:color w:val="4B5563"/>
-                <w:kern w:val="0"/>
-                <w14:ligatures w14:val="none"/>
-              </w:rPr>
-            </w:pPr>
-            <w:hyperlink r:id="rId33" w:history="1">
+            <w:tcW w:w="0" w:type="auto"/>
+            <w:tcBorders>
+              <w:top w:val="single" w:sz="6" w:space="0" w:color="D1D5DB"/>
+              <w:left w:val="single" w:sz="6" w:space="0" w:color="D1D5DB"/>
+              <w:bottom w:val="single" w:sz="6" w:space="0" w:color="D1D5DB"/>
+              <w:right w:val="single" w:sz="6" w:space="0" w:color="D1D5DB"/>
+            </w:tcBorders>
+            <w:shd w:val="clear" w:color="auto" w:fill="F9FAFB"/>
+            <w:tcMar>
+              <w:top w:w="150" w:type="dxa"/>
+              <w:left w:w="240" w:type="dxa"/>
+              <w:bottom w:w="150" w:type="dxa"/>
+              <w:right w:w="240" w:type="dxa"/>
+            </w:tcMar>
+            <w:vAlign w:val="center"/>
+            <w:hideMark/>
+          </w:tcPr>
+          <w:p>
+            <w:pPr>
+              <w:spacing w:after="0" w:line="240" w:lineRule="auto"/>
+              <w:rPr>
+                <w:rFonts w:ascii="Arial" w:eastAsia="Times New Roman" w:hAnsi="Arial" w:cs="Arial"/>
+                <w:color w:val="4B5563"/>
+                <w:kern w:val="0"/>
+                <w14:ligatures w14:val="none"/>
+              </w:rPr>
+            </w:pPr>
+            <w:hyperlink r:id="rId34" w:history="1">
               <w:r>
                 <w:rPr>
                   <w:rFonts w:ascii="Arial" w:eastAsia="Times New Roman" w:hAnsi="Arial" w:cs="Arial"/>
@@ -2878,14 +2977,14 @@
       <w:tr>
         <w:tc>
           <w:tcPr>
-            <w:tcW w:w="980" w:type="pct"/>
-            <w:tcBorders>
-              <w:top w:val="single" w:sz="6" w:space="0" w:color="D1D5DB"/>
-              <w:left w:val="single" w:sz="6" w:space="0" w:color="D1D5DB"/>
-              <w:bottom w:val="single" w:sz="6" w:space="0" w:color="D1D5DB"/>
-              <w:right w:val="single" w:sz="6" w:space="0" w:color="D1D5DB"/>
-            </w:tcBorders>
-            <w:shd w:val="clear" w:color="auto" w:fill="F9FAFB"/>
+            <w:tcW w:w="0" w:type="auto"/>
+            <w:tcBorders>
+              <w:top w:val="single" w:sz="6" w:space="0" w:color="D1D5DB"/>
+              <w:left w:val="single" w:sz="6" w:space="0" w:color="D1D5DB"/>
+              <w:bottom w:val="single" w:sz="6" w:space="0" w:color="D1D5DB"/>
+              <w:right w:val="single" w:sz="6" w:space="0" w:color="D1D5DB"/>
+            </w:tcBorders>
+            <w:shd w:val="clear" w:color="auto" w:fill="FFFFFF"/>
             <w:tcMar>
               <w:top w:w="150" w:type="dxa"/>
               <w:left w:w="240" w:type="dxa"/>
@@ -2921,34 +3020,34 @@
         </w:tc>
         <w:tc>
           <w:tcPr>
-            <w:tcW w:w="4020" w:type="pct"/>
-            <w:tcBorders>
-              <w:top w:val="single" w:sz="6" w:space="0" w:color="D1D5DB"/>
-              <w:left w:val="single" w:sz="6" w:space="0" w:color="D1D5DB"/>
-              <w:bottom w:val="single" w:sz="6" w:space="0" w:color="D1D5DB"/>
-              <w:right w:val="single" w:sz="6" w:space="0" w:color="D1D5DB"/>
-            </w:tcBorders>
-            <w:shd w:val="clear" w:color="auto" w:fill="F9FAFB"/>
-            <w:tcMar>
-              <w:top w:w="150" w:type="dxa"/>
-              <w:left w:w="240" w:type="dxa"/>
-              <w:bottom w:w="150" w:type="dxa"/>
-              <w:right w:w="240" w:type="dxa"/>
-            </w:tcMar>
-            <w:vAlign w:val="center"/>
-            <w:hideMark/>
-          </w:tcPr>
-          <w:p>
-            <w:pPr>
-              <w:spacing w:after="0" w:line="240" w:lineRule="auto"/>
-              <w:rPr>
-                <w:rFonts w:ascii="Arial" w:eastAsia="Times New Roman" w:hAnsi="Arial" w:cs="Arial"/>
-                <w:color w:val="4B5563"/>
-                <w:kern w:val="0"/>
-                <w14:ligatures w14:val="none"/>
-              </w:rPr>
-            </w:pPr>
-            <w:hyperlink r:id="rId34" w:history="1">
+            <w:tcW w:w="0" w:type="auto"/>
+            <w:tcBorders>
+              <w:top w:val="single" w:sz="6" w:space="0" w:color="D1D5DB"/>
+              <w:left w:val="single" w:sz="6" w:space="0" w:color="D1D5DB"/>
+              <w:bottom w:val="single" w:sz="6" w:space="0" w:color="D1D5DB"/>
+              <w:right w:val="single" w:sz="6" w:space="0" w:color="D1D5DB"/>
+            </w:tcBorders>
+            <w:shd w:val="clear" w:color="auto" w:fill="FFFFFF"/>
+            <w:tcMar>
+              <w:top w:w="150" w:type="dxa"/>
+              <w:left w:w="240" w:type="dxa"/>
+              <w:bottom w:w="150" w:type="dxa"/>
+              <w:right w:w="240" w:type="dxa"/>
+            </w:tcMar>
+            <w:vAlign w:val="center"/>
+            <w:hideMark/>
+          </w:tcPr>
+          <w:p>
+            <w:pPr>
+              <w:spacing w:after="0" w:line="240" w:lineRule="auto"/>
+              <w:rPr>
+                <w:rFonts w:ascii="Arial" w:eastAsia="Times New Roman" w:hAnsi="Arial" w:cs="Arial"/>
+                <w:color w:val="4B5563"/>
+                <w:kern w:val="0"/>
+                <w14:ligatures w14:val="none"/>
+              </w:rPr>
+            </w:pPr>
+            <w:hyperlink r:id="rId35" w:history="1">
               <w:r>
                 <w:rPr>
                   <w:rFonts w:ascii="Arial" w:eastAsia="Times New Roman" w:hAnsi="Arial" w:cs="Arial"/>
@@ -2966,14 +3065,14 @@
       <w:tr>
         <w:tc>
           <w:tcPr>
-            <w:tcW w:w="980" w:type="pct"/>
-            <w:tcBorders>
-              <w:top w:val="single" w:sz="6" w:space="0" w:color="D1D5DB"/>
-              <w:left w:val="single" w:sz="6" w:space="0" w:color="D1D5DB"/>
-              <w:bottom w:val="single" w:sz="6" w:space="0" w:color="D1D5DB"/>
-              <w:right w:val="single" w:sz="6" w:space="0" w:color="D1D5DB"/>
-            </w:tcBorders>
-            <w:shd w:val="clear" w:color="auto" w:fill="FFFFFF"/>
+            <w:tcW w:w="0" w:type="auto"/>
+            <w:tcBorders>
+              <w:top w:val="single" w:sz="6" w:space="0" w:color="D1D5DB"/>
+              <w:left w:val="single" w:sz="6" w:space="0" w:color="D1D5DB"/>
+              <w:bottom w:val="single" w:sz="6" w:space="0" w:color="D1D5DB"/>
+              <w:right w:val="single" w:sz="6" w:space="0" w:color="D1D5DB"/>
+            </w:tcBorders>
+            <w:shd w:val="clear" w:color="auto" w:fill="F9FAFB"/>
             <w:tcMar>
               <w:top w:w="150" w:type="dxa"/>
               <w:left w:w="240" w:type="dxa"/>
@@ -3009,34 +3108,34 @@
         </w:tc>
         <w:tc>
           <w:tcPr>
-            <w:tcW w:w="4020" w:type="pct"/>
-            <w:tcBorders>
-              <w:top w:val="single" w:sz="6" w:space="0" w:color="D1D5DB"/>
-              <w:left w:val="single" w:sz="6" w:space="0" w:color="D1D5DB"/>
-              <w:bottom w:val="single" w:sz="6" w:space="0" w:color="D1D5DB"/>
-              <w:right w:val="single" w:sz="6" w:space="0" w:color="D1D5DB"/>
-            </w:tcBorders>
-            <w:shd w:val="clear" w:color="auto" w:fill="FFFFFF"/>
-            <w:tcMar>
-              <w:top w:w="150" w:type="dxa"/>
-              <w:left w:w="240" w:type="dxa"/>
-              <w:bottom w:w="150" w:type="dxa"/>
-              <w:right w:w="240" w:type="dxa"/>
-            </w:tcMar>
-            <w:vAlign w:val="center"/>
-            <w:hideMark/>
-          </w:tcPr>
-          <w:p>
-            <w:pPr>
-              <w:spacing w:after="0" w:line="240" w:lineRule="auto"/>
-              <w:rPr>
-                <w:rFonts w:ascii="Arial" w:eastAsia="Times New Roman" w:hAnsi="Arial" w:cs="Arial"/>
-                <w:color w:val="4B5563"/>
-                <w:kern w:val="0"/>
-                <w14:ligatures w14:val="none"/>
-              </w:rPr>
-            </w:pPr>
-            <w:hyperlink r:id="rId35" w:history="1">
+            <w:tcW w:w="0" w:type="auto"/>
+            <w:tcBorders>
+              <w:top w:val="single" w:sz="6" w:space="0" w:color="D1D5DB"/>
+              <w:left w:val="single" w:sz="6" w:space="0" w:color="D1D5DB"/>
+              <w:bottom w:val="single" w:sz="6" w:space="0" w:color="D1D5DB"/>
+              <w:right w:val="single" w:sz="6" w:space="0" w:color="D1D5DB"/>
+            </w:tcBorders>
+            <w:shd w:val="clear" w:color="auto" w:fill="F9FAFB"/>
+            <w:tcMar>
+              <w:top w:w="150" w:type="dxa"/>
+              <w:left w:w="240" w:type="dxa"/>
+              <w:bottom w:w="150" w:type="dxa"/>
+              <w:right w:w="240" w:type="dxa"/>
+            </w:tcMar>
+            <w:vAlign w:val="center"/>
+            <w:hideMark/>
+          </w:tcPr>
+          <w:p>
+            <w:pPr>
+              <w:spacing w:after="0" w:line="240" w:lineRule="auto"/>
+              <w:rPr>
+                <w:rFonts w:ascii="Arial" w:eastAsia="Times New Roman" w:hAnsi="Arial" w:cs="Arial"/>
+                <w:color w:val="4B5563"/>
+                <w:kern w:val="0"/>
+                <w14:ligatures w14:val="none"/>
+              </w:rPr>
+            </w:pPr>
+            <w:hyperlink r:id="rId36" w:history="1">
               <w:r>
                 <w:rPr>
                   <w:rFonts w:ascii="Arial" w:eastAsia="Times New Roman" w:hAnsi="Arial" w:cs="Arial"/>
@@ -3054,14 +3153,14 @@
       <w:tr>
         <w:tc>
           <w:tcPr>
-            <w:tcW w:w="980" w:type="pct"/>
-            <w:tcBorders>
-              <w:top w:val="single" w:sz="6" w:space="0" w:color="D1D5DB"/>
-              <w:left w:val="single" w:sz="6" w:space="0" w:color="D1D5DB"/>
-              <w:bottom w:val="single" w:sz="6" w:space="0" w:color="D1D5DB"/>
-              <w:right w:val="single" w:sz="6" w:space="0" w:color="D1D5DB"/>
-            </w:tcBorders>
-            <w:shd w:val="clear" w:color="auto" w:fill="F9FAFB"/>
+            <w:tcW w:w="0" w:type="auto"/>
+            <w:tcBorders>
+              <w:top w:val="single" w:sz="6" w:space="0" w:color="D1D5DB"/>
+              <w:left w:val="single" w:sz="6" w:space="0" w:color="D1D5DB"/>
+              <w:bottom w:val="single" w:sz="6" w:space="0" w:color="D1D5DB"/>
+              <w:right w:val="single" w:sz="6" w:space="0" w:color="D1D5DB"/>
+            </w:tcBorders>
+            <w:shd w:val="clear" w:color="auto" w:fill="FFFFFF"/>
             <w:tcMar>
               <w:top w:w="150" w:type="dxa"/>
               <w:left w:w="240" w:type="dxa"/>
@@ -3097,34 +3196,34 @@
         </w:tc>
         <w:tc>
           <w:tcPr>
-            <w:tcW w:w="4020" w:type="pct"/>
-            <w:tcBorders>
-              <w:top w:val="single" w:sz="6" w:space="0" w:color="D1D5DB"/>
-              <w:left w:val="single" w:sz="6" w:space="0" w:color="D1D5DB"/>
-              <w:bottom w:val="single" w:sz="6" w:space="0" w:color="D1D5DB"/>
-              <w:right w:val="single" w:sz="6" w:space="0" w:color="D1D5DB"/>
-            </w:tcBorders>
-            <w:shd w:val="clear" w:color="auto" w:fill="F9FAFB"/>
-            <w:tcMar>
-              <w:top w:w="150" w:type="dxa"/>
-              <w:left w:w="240" w:type="dxa"/>
-              <w:bottom w:w="150" w:type="dxa"/>
-              <w:right w:w="240" w:type="dxa"/>
-            </w:tcMar>
-            <w:vAlign w:val="center"/>
-            <w:hideMark/>
-          </w:tcPr>
-          <w:p>
-            <w:pPr>
-              <w:spacing w:after="0" w:line="240" w:lineRule="auto"/>
-              <w:rPr>
-                <w:rFonts w:ascii="Arial" w:eastAsia="Times New Roman" w:hAnsi="Arial" w:cs="Arial"/>
-                <w:color w:val="4B5563"/>
-                <w:kern w:val="0"/>
-                <w14:ligatures w14:val="none"/>
-              </w:rPr>
-            </w:pPr>
-            <w:hyperlink r:id="rId36" w:history="1">
+            <w:tcW w:w="0" w:type="auto"/>
+            <w:tcBorders>
+              <w:top w:val="single" w:sz="6" w:space="0" w:color="D1D5DB"/>
+              <w:left w:val="single" w:sz="6" w:space="0" w:color="D1D5DB"/>
+              <w:bottom w:val="single" w:sz="6" w:space="0" w:color="D1D5DB"/>
+              <w:right w:val="single" w:sz="6" w:space="0" w:color="D1D5DB"/>
+            </w:tcBorders>
+            <w:shd w:val="clear" w:color="auto" w:fill="FFFFFF"/>
+            <w:tcMar>
+              <w:top w:w="150" w:type="dxa"/>
+              <w:left w:w="240" w:type="dxa"/>
+              <w:bottom w:w="150" w:type="dxa"/>
+              <w:right w:w="240" w:type="dxa"/>
+            </w:tcMar>
+            <w:vAlign w:val="center"/>
+            <w:hideMark/>
+          </w:tcPr>
+          <w:p>
+            <w:pPr>
+              <w:spacing w:after="0" w:line="240" w:lineRule="auto"/>
+              <w:rPr>
+                <w:rFonts w:ascii="Arial" w:eastAsia="Times New Roman" w:hAnsi="Arial" w:cs="Arial"/>
+                <w:color w:val="4B5563"/>
+                <w:kern w:val="0"/>
+                <w14:ligatures w14:val="none"/>
+              </w:rPr>
+            </w:pPr>
+            <w:hyperlink r:id="rId37" w:history="1">
               <w:r>
                 <w:rPr>
                   <w:rFonts w:ascii="Arial" w:eastAsia="Times New Roman" w:hAnsi="Arial" w:cs="Arial"/>
@@ -3142,14 +3241,14 @@
       <w:tr>
         <w:tc>
           <w:tcPr>
-            <w:tcW w:w="980" w:type="pct"/>
-            <w:tcBorders>
-              <w:top w:val="single" w:sz="6" w:space="0" w:color="D1D5DB"/>
-              <w:left w:val="single" w:sz="6" w:space="0" w:color="D1D5DB"/>
-              <w:bottom w:val="single" w:sz="6" w:space="0" w:color="D1D5DB"/>
-              <w:right w:val="single" w:sz="6" w:space="0" w:color="D1D5DB"/>
-            </w:tcBorders>
-            <w:shd w:val="clear" w:color="auto" w:fill="FFFFFF"/>
+            <w:tcW w:w="0" w:type="auto"/>
+            <w:tcBorders>
+              <w:top w:val="single" w:sz="6" w:space="0" w:color="D1D5DB"/>
+              <w:left w:val="single" w:sz="6" w:space="0" w:color="D1D5DB"/>
+              <w:bottom w:val="single" w:sz="6" w:space="0" w:color="D1D5DB"/>
+              <w:right w:val="single" w:sz="6" w:space="0" w:color="D1D5DB"/>
+            </w:tcBorders>
+            <w:shd w:val="clear" w:color="auto" w:fill="F9FAFB"/>
             <w:tcMar>
               <w:top w:w="150" w:type="dxa"/>
               <w:left w:w="240" w:type="dxa"/>
@@ -3185,34 +3284,34 @@
         </w:tc>
         <w:tc>
           <w:tcPr>
-            <w:tcW w:w="4020" w:type="pct"/>
-            <w:tcBorders>
-              <w:top w:val="single" w:sz="6" w:space="0" w:color="D1D5DB"/>
-              <w:left w:val="single" w:sz="6" w:space="0" w:color="D1D5DB"/>
-              <w:bottom w:val="single" w:sz="6" w:space="0" w:color="D1D5DB"/>
-              <w:right w:val="single" w:sz="6" w:space="0" w:color="D1D5DB"/>
-            </w:tcBorders>
-            <w:shd w:val="clear" w:color="auto" w:fill="FFFFFF"/>
-            <w:tcMar>
-              <w:top w:w="150" w:type="dxa"/>
-              <w:left w:w="240" w:type="dxa"/>
-              <w:bottom w:w="150" w:type="dxa"/>
-              <w:right w:w="240" w:type="dxa"/>
-            </w:tcMar>
-            <w:vAlign w:val="center"/>
-            <w:hideMark/>
-          </w:tcPr>
-          <w:p>
-            <w:pPr>
-              <w:spacing w:after="0" w:line="240" w:lineRule="auto"/>
-              <w:rPr>
-                <w:rFonts w:ascii="Arial" w:eastAsia="Times New Roman" w:hAnsi="Arial" w:cs="Arial"/>
-                <w:color w:val="4B5563"/>
-                <w:kern w:val="0"/>
-                <w14:ligatures w14:val="none"/>
-              </w:rPr>
-            </w:pPr>
-            <w:hyperlink r:id="rId37" w:history="1">
+            <w:tcW w:w="0" w:type="auto"/>
+            <w:tcBorders>
+              <w:top w:val="single" w:sz="6" w:space="0" w:color="D1D5DB"/>
+              <w:left w:val="single" w:sz="6" w:space="0" w:color="D1D5DB"/>
+              <w:bottom w:val="single" w:sz="6" w:space="0" w:color="D1D5DB"/>
+              <w:right w:val="single" w:sz="6" w:space="0" w:color="D1D5DB"/>
+            </w:tcBorders>
+            <w:shd w:val="clear" w:color="auto" w:fill="F9FAFB"/>
+            <w:tcMar>
+              <w:top w:w="150" w:type="dxa"/>
+              <w:left w:w="240" w:type="dxa"/>
+              <w:bottom w:w="150" w:type="dxa"/>
+              <w:right w:w="240" w:type="dxa"/>
+            </w:tcMar>
+            <w:vAlign w:val="center"/>
+            <w:hideMark/>
+          </w:tcPr>
+          <w:p>
+            <w:pPr>
+              <w:spacing w:after="0" w:line="240" w:lineRule="auto"/>
+              <w:rPr>
+                <w:rFonts w:ascii="Arial" w:eastAsia="Times New Roman" w:hAnsi="Arial" w:cs="Arial"/>
+                <w:color w:val="4B5563"/>
+                <w:kern w:val="0"/>
+                <w14:ligatures w14:val="none"/>
+              </w:rPr>
+            </w:pPr>
+            <w:hyperlink r:id="rId38" w:history="1">
               <w:r>
                 <w:rPr>
                   <w:rFonts w:ascii="Arial" w:eastAsia="Times New Roman" w:hAnsi="Arial" w:cs="Arial"/>
@@ -3230,14 +3329,14 @@
       <w:tr>
         <w:tc>
           <w:tcPr>
-            <w:tcW w:w="980" w:type="pct"/>
-            <w:tcBorders>
-              <w:top w:val="single" w:sz="6" w:space="0" w:color="D1D5DB"/>
-              <w:left w:val="single" w:sz="6" w:space="0" w:color="D1D5DB"/>
-              <w:bottom w:val="single" w:sz="6" w:space="0" w:color="D1D5DB"/>
-              <w:right w:val="single" w:sz="6" w:space="0" w:color="D1D5DB"/>
-            </w:tcBorders>
-            <w:shd w:val="clear" w:color="auto" w:fill="F9FAFB"/>
+            <w:tcW w:w="0" w:type="auto"/>
+            <w:tcBorders>
+              <w:top w:val="single" w:sz="6" w:space="0" w:color="D1D5DB"/>
+              <w:left w:val="single" w:sz="6" w:space="0" w:color="D1D5DB"/>
+              <w:bottom w:val="single" w:sz="6" w:space="0" w:color="D1D5DB"/>
+              <w:right w:val="single" w:sz="6" w:space="0" w:color="D1D5DB"/>
+            </w:tcBorders>
+            <w:shd w:val="clear" w:color="auto" w:fill="FFFFFF"/>
             <w:tcMar>
               <w:top w:w="150" w:type="dxa"/>
               <w:left w:w="240" w:type="dxa"/>
@@ -3273,34 +3372,34 @@
         </w:tc>
         <w:tc>
           <w:tcPr>
-            <w:tcW w:w="4020" w:type="pct"/>
-            <w:tcBorders>
-              <w:top w:val="single" w:sz="6" w:space="0" w:color="D1D5DB"/>
-              <w:left w:val="single" w:sz="6" w:space="0" w:color="D1D5DB"/>
-              <w:bottom w:val="single" w:sz="6" w:space="0" w:color="D1D5DB"/>
-              <w:right w:val="single" w:sz="6" w:space="0" w:color="D1D5DB"/>
-            </w:tcBorders>
-            <w:shd w:val="clear" w:color="auto" w:fill="F9FAFB"/>
-            <w:tcMar>
-              <w:top w:w="150" w:type="dxa"/>
-              <w:left w:w="240" w:type="dxa"/>
-              <w:bottom w:w="150" w:type="dxa"/>
-              <w:right w:w="240" w:type="dxa"/>
-            </w:tcMar>
-            <w:vAlign w:val="center"/>
-            <w:hideMark/>
-          </w:tcPr>
-          <w:p>
-            <w:pPr>
-              <w:spacing w:after="0" w:line="240" w:lineRule="auto"/>
-              <w:rPr>
-                <w:rFonts w:ascii="Arial" w:eastAsia="Times New Roman" w:hAnsi="Arial" w:cs="Arial"/>
-                <w:color w:val="4B5563"/>
-                <w:kern w:val="0"/>
-                <w14:ligatures w14:val="none"/>
-              </w:rPr>
-            </w:pPr>
-            <w:hyperlink r:id="rId38" w:history="1">
+            <w:tcW w:w="0" w:type="auto"/>
+            <w:tcBorders>
+              <w:top w:val="single" w:sz="6" w:space="0" w:color="D1D5DB"/>
+              <w:left w:val="single" w:sz="6" w:space="0" w:color="D1D5DB"/>
+              <w:bottom w:val="single" w:sz="6" w:space="0" w:color="D1D5DB"/>
+              <w:right w:val="single" w:sz="6" w:space="0" w:color="D1D5DB"/>
+            </w:tcBorders>
+            <w:shd w:val="clear" w:color="auto" w:fill="FFFFFF"/>
+            <w:tcMar>
+              <w:top w:w="150" w:type="dxa"/>
+              <w:left w:w="240" w:type="dxa"/>
+              <w:bottom w:w="150" w:type="dxa"/>
+              <w:right w:w="240" w:type="dxa"/>
+            </w:tcMar>
+            <w:vAlign w:val="center"/>
+            <w:hideMark/>
+          </w:tcPr>
+          <w:p>
+            <w:pPr>
+              <w:spacing w:after="0" w:line="240" w:lineRule="auto"/>
+              <w:rPr>
+                <w:rFonts w:ascii="Arial" w:eastAsia="Times New Roman" w:hAnsi="Arial" w:cs="Arial"/>
+                <w:color w:val="4B5563"/>
+                <w:kern w:val="0"/>
+                <w14:ligatures w14:val="none"/>
+              </w:rPr>
+            </w:pPr>
+            <w:hyperlink r:id="rId39" w:history="1">
               <w:r>
                 <w:rPr>
                   <w:rFonts w:ascii="Arial" w:eastAsia="Times New Roman" w:hAnsi="Arial" w:cs="Arial"/>
@@ -3318,14 +3417,14 @@
       <w:tr>
         <w:tc>
           <w:tcPr>
-            <w:tcW w:w="980" w:type="pct"/>
-            <w:tcBorders>
-              <w:top w:val="single" w:sz="6" w:space="0" w:color="D1D5DB"/>
-              <w:left w:val="single" w:sz="6" w:space="0" w:color="D1D5DB"/>
-              <w:bottom w:val="single" w:sz="6" w:space="0" w:color="D1D5DB"/>
-              <w:right w:val="single" w:sz="6" w:space="0" w:color="D1D5DB"/>
-            </w:tcBorders>
-            <w:shd w:val="clear" w:color="auto" w:fill="FFFFFF"/>
+            <w:tcW w:w="0" w:type="auto"/>
+            <w:tcBorders>
+              <w:top w:val="single" w:sz="6" w:space="0" w:color="D1D5DB"/>
+              <w:left w:val="single" w:sz="6" w:space="0" w:color="D1D5DB"/>
+              <w:bottom w:val="single" w:sz="6" w:space="0" w:color="D1D5DB"/>
+              <w:right w:val="single" w:sz="6" w:space="0" w:color="D1D5DB"/>
+            </w:tcBorders>
+            <w:shd w:val="clear" w:color="auto" w:fill="F9FAFB"/>
             <w:tcMar>
               <w:top w:w="150" w:type="dxa"/>
               <w:left w:w="240" w:type="dxa"/>
@@ -3361,34 +3460,34 @@
         </w:tc>
         <w:tc>
           <w:tcPr>
-            <w:tcW w:w="4020" w:type="pct"/>
-            <w:tcBorders>
-              <w:top w:val="single" w:sz="6" w:space="0" w:color="D1D5DB"/>
-              <w:left w:val="single" w:sz="6" w:space="0" w:color="D1D5DB"/>
-              <w:bottom w:val="single" w:sz="6" w:space="0" w:color="D1D5DB"/>
-              <w:right w:val="single" w:sz="6" w:space="0" w:color="D1D5DB"/>
-            </w:tcBorders>
-            <w:shd w:val="clear" w:color="auto" w:fill="FFFFFF"/>
-            <w:tcMar>
-              <w:top w:w="150" w:type="dxa"/>
-              <w:left w:w="240" w:type="dxa"/>
-              <w:bottom w:w="150" w:type="dxa"/>
-              <w:right w:w="240" w:type="dxa"/>
-            </w:tcMar>
-            <w:vAlign w:val="center"/>
-            <w:hideMark/>
-          </w:tcPr>
-          <w:p>
-            <w:pPr>
-              <w:spacing w:after="0" w:line="240" w:lineRule="auto"/>
-              <w:rPr>
-                <w:rFonts w:ascii="Arial" w:eastAsia="Times New Roman" w:hAnsi="Arial" w:cs="Arial"/>
-                <w:color w:val="4B5563"/>
-                <w:kern w:val="0"/>
-                <w14:ligatures w14:val="none"/>
-              </w:rPr>
-            </w:pPr>
-            <w:hyperlink r:id="rId39" w:history="1">
+            <w:tcW w:w="0" w:type="auto"/>
+            <w:tcBorders>
+              <w:top w:val="single" w:sz="6" w:space="0" w:color="D1D5DB"/>
+              <w:left w:val="single" w:sz="6" w:space="0" w:color="D1D5DB"/>
+              <w:bottom w:val="single" w:sz="6" w:space="0" w:color="D1D5DB"/>
+              <w:right w:val="single" w:sz="6" w:space="0" w:color="D1D5DB"/>
+            </w:tcBorders>
+            <w:shd w:val="clear" w:color="auto" w:fill="F9FAFB"/>
+            <w:tcMar>
+              <w:top w:w="150" w:type="dxa"/>
+              <w:left w:w="240" w:type="dxa"/>
+              <w:bottom w:w="150" w:type="dxa"/>
+              <w:right w:w="240" w:type="dxa"/>
+            </w:tcMar>
+            <w:vAlign w:val="center"/>
+            <w:hideMark/>
+          </w:tcPr>
+          <w:p>
+            <w:pPr>
+              <w:spacing w:after="0" w:line="240" w:lineRule="auto"/>
+              <w:rPr>
+                <w:rFonts w:ascii="Arial" w:eastAsia="Times New Roman" w:hAnsi="Arial" w:cs="Arial"/>
+                <w:color w:val="4B5563"/>
+                <w:kern w:val="0"/>
+                <w14:ligatures w14:val="none"/>
+              </w:rPr>
+            </w:pPr>
+            <w:hyperlink r:id="rId40" w:history="1">
               <w:r>
                 <w:rPr>
                   <w:rFonts w:ascii="Arial" w:eastAsia="Times New Roman" w:hAnsi="Arial" w:cs="Arial"/>
@@ -3406,14 +3505,14 @@
       <w:tr>
         <w:tc>
           <w:tcPr>
-            <w:tcW w:w="980" w:type="pct"/>
-            <w:tcBorders>
-              <w:top w:val="single" w:sz="6" w:space="0" w:color="D1D5DB"/>
-              <w:left w:val="single" w:sz="6" w:space="0" w:color="D1D5DB"/>
-              <w:bottom w:val="single" w:sz="6" w:space="0" w:color="D1D5DB"/>
-              <w:right w:val="single" w:sz="6" w:space="0" w:color="D1D5DB"/>
-            </w:tcBorders>
-            <w:shd w:val="clear" w:color="auto" w:fill="F9FAFB"/>
+            <w:tcW w:w="0" w:type="auto"/>
+            <w:tcBorders>
+              <w:top w:val="single" w:sz="6" w:space="0" w:color="D1D5DB"/>
+              <w:left w:val="single" w:sz="6" w:space="0" w:color="D1D5DB"/>
+              <w:bottom w:val="single" w:sz="6" w:space="0" w:color="D1D5DB"/>
+              <w:right w:val="single" w:sz="6" w:space="0" w:color="D1D5DB"/>
+            </w:tcBorders>
+            <w:shd w:val="clear" w:color="auto" w:fill="FFFFFF"/>
             <w:tcMar>
               <w:top w:w="150" w:type="dxa"/>
               <w:left w:w="240" w:type="dxa"/>
@@ -3449,34 +3548,34 @@
         </w:tc>
         <w:tc>
           <w:tcPr>
-            <w:tcW w:w="4020" w:type="pct"/>
-            <w:tcBorders>
-              <w:top w:val="single" w:sz="6" w:space="0" w:color="D1D5DB"/>
-              <w:left w:val="single" w:sz="6" w:space="0" w:color="D1D5DB"/>
-              <w:bottom w:val="single" w:sz="6" w:space="0" w:color="D1D5DB"/>
-              <w:right w:val="single" w:sz="6" w:space="0" w:color="D1D5DB"/>
-            </w:tcBorders>
-            <w:shd w:val="clear" w:color="auto" w:fill="F9FAFB"/>
-            <w:tcMar>
-              <w:top w:w="150" w:type="dxa"/>
-              <w:left w:w="240" w:type="dxa"/>
-              <w:bottom w:w="150" w:type="dxa"/>
-              <w:right w:w="240" w:type="dxa"/>
-            </w:tcMar>
-            <w:vAlign w:val="center"/>
-            <w:hideMark/>
-          </w:tcPr>
-          <w:p>
-            <w:pPr>
-              <w:spacing w:after="0" w:line="240" w:lineRule="auto"/>
-              <w:rPr>
-                <w:rFonts w:ascii="Arial" w:eastAsia="Times New Roman" w:hAnsi="Arial" w:cs="Arial"/>
-                <w:color w:val="4B5563"/>
-                <w:kern w:val="0"/>
-                <w14:ligatures w14:val="none"/>
-              </w:rPr>
-            </w:pPr>
-            <w:hyperlink r:id="rId40" w:history="1">
+            <w:tcW w:w="0" w:type="auto"/>
+            <w:tcBorders>
+              <w:top w:val="single" w:sz="6" w:space="0" w:color="D1D5DB"/>
+              <w:left w:val="single" w:sz="6" w:space="0" w:color="D1D5DB"/>
+              <w:bottom w:val="single" w:sz="6" w:space="0" w:color="D1D5DB"/>
+              <w:right w:val="single" w:sz="6" w:space="0" w:color="D1D5DB"/>
+            </w:tcBorders>
+            <w:shd w:val="clear" w:color="auto" w:fill="FFFFFF"/>
+            <w:tcMar>
+              <w:top w:w="150" w:type="dxa"/>
+              <w:left w:w="240" w:type="dxa"/>
+              <w:bottom w:w="150" w:type="dxa"/>
+              <w:right w:w="240" w:type="dxa"/>
+            </w:tcMar>
+            <w:vAlign w:val="center"/>
+            <w:hideMark/>
+          </w:tcPr>
+          <w:p>
+            <w:pPr>
+              <w:spacing w:after="0" w:line="240" w:lineRule="auto"/>
+              <w:rPr>
+                <w:rFonts w:ascii="Arial" w:eastAsia="Times New Roman" w:hAnsi="Arial" w:cs="Arial"/>
+                <w:color w:val="4B5563"/>
+                <w:kern w:val="0"/>
+                <w14:ligatures w14:val="none"/>
+              </w:rPr>
+            </w:pPr>
+            <w:hyperlink r:id="rId41" w:history="1">
               <w:r>
                 <w:rPr>
                   <w:rFonts w:ascii="Arial" w:eastAsia="Times New Roman" w:hAnsi="Arial" w:cs="Arial"/>
@@ -3494,14 +3593,14 @@
       <w:tr>
         <w:tc>
           <w:tcPr>
-            <w:tcW w:w="980" w:type="pct"/>
-            <w:tcBorders>
-              <w:top w:val="single" w:sz="6" w:space="0" w:color="D1D5DB"/>
-              <w:left w:val="single" w:sz="6" w:space="0" w:color="D1D5DB"/>
-              <w:bottom w:val="single" w:sz="6" w:space="0" w:color="D1D5DB"/>
-              <w:right w:val="single" w:sz="6" w:space="0" w:color="D1D5DB"/>
-            </w:tcBorders>
-            <w:shd w:val="clear" w:color="auto" w:fill="FFFFFF"/>
+            <w:tcW w:w="0" w:type="auto"/>
+            <w:tcBorders>
+              <w:top w:val="single" w:sz="6" w:space="0" w:color="D1D5DB"/>
+              <w:left w:val="single" w:sz="6" w:space="0" w:color="D1D5DB"/>
+              <w:bottom w:val="single" w:sz="6" w:space="0" w:color="D1D5DB"/>
+              <w:right w:val="single" w:sz="6" w:space="0" w:color="D1D5DB"/>
+            </w:tcBorders>
+            <w:shd w:val="clear" w:color="auto" w:fill="F9FAFB"/>
             <w:tcMar>
               <w:top w:w="150" w:type="dxa"/>
               <w:left w:w="240" w:type="dxa"/>
@@ -3537,34 +3636,34 @@
         </w:tc>
         <w:tc>
           <w:tcPr>
-            <w:tcW w:w="4020" w:type="pct"/>
-            <w:tcBorders>
-              <w:top w:val="single" w:sz="6" w:space="0" w:color="D1D5DB"/>
-              <w:left w:val="single" w:sz="6" w:space="0" w:color="D1D5DB"/>
-              <w:bottom w:val="single" w:sz="6" w:space="0" w:color="D1D5DB"/>
-              <w:right w:val="single" w:sz="6" w:space="0" w:color="D1D5DB"/>
-            </w:tcBorders>
-            <w:shd w:val="clear" w:color="auto" w:fill="FFFFFF"/>
-            <w:tcMar>
-              <w:top w:w="150" w:type="dxa"/>
-              <w:left w:w="240" w:type="dxa"/>
-              <w:bottom w:w="150" w:type="dxa"/>
-              <w:right w:w="240" w:type="dxa"/>
-            </w:tcMar>
-            <w:vAlign w:val="center"/>
-            <w:hideMark/>
-          </w:tcPr>
-          <w:p>
-            <w:pPr>
-              <w:spacing w:after="0" w:line="240" w:lineRule="auto"/>
-              <w:rPr>
-                <w:rFonts w:ascii="Arial" w:eastAsia="Times New Roman" w:hAnsi="Arial" w:cs="Arial"/>
-                <w:color w:val="4B5563"/>
-                <w:kern w:val="0"/>
-                <w14:ligatures w14:val="none"/>
-              </w:rPr>
-            </w:pPr>
-            <w:hyperlink r:id="rId41" w:history="1">
+            <w:tcW w:w="0" w:type="auto"/>
+            <w:tcBorders>
+              <w:top w:val="single" w:sz="6" w:space="0" w:color="D1D5DB"/>
+              <w:left w:val="single" w:sz="6" w:space="0" w:color="D1D5DB"/>
+              <w:bottom w:val="single" w:sz="6" w:space="0" w:color="D1D5DB"/>
+              <w:right w:val="single" w:sz="6" w:space="0" w:color="D1D5DB"/>
+            </w:tcBorders>
+            <w:shd w:val="clear" w:color="auto" w:fill="F9FAFB"/>
+            <w:tcMar>
+              <w:top w:w="150" w:type="dxa"/>
+              <w:left w:w="240" w:type="dxa"/>
+              <w:bottom w:w="150" w:type="dxa"/>
+              <w:right w:w="240" w:type="dxa"/>
+            </w:tcMar>
+            <w:vAlign w:val="center"/>
+            <w:hideMark/>
+          </w:tcPr>
+          <w:p>
+            <w:pPr>
+              <w:spacing w:after="0" w:line="240" w:lineRule="auto"/>
+              <w:rPr>
+                <w:rFonts w:ascii="Arial" w:eastAsia="Times New Roman" w:hAnsi="Arial" w:cs="Arial"/>
+                <w:color w:val="4B5563"/>
+                <w:kern w:val="0"/>
+                <w14:ligatures w14:val="none"/>
+              </w:rPr>
+            </w:pPr>
+            <w:hyperlink r:id="rId42" w:history="1">
               <w:r>
                 <w:rPr>
                   <w:rFonts w:ascii="Arial" w:eastAsia="Times New Roman" w:hAnsi="Arial" w:cs="Arial"/>
@@ -3582,14 +3681,14 @@
       <w:tr>
         <w:tc>
           <w:tcPr>
-            <w:tcW w:w="980" w:type="pct"/>
-            <w:tcBorders>
-              <w:top w:val="single" w:sz="6" w:space="0" w:color="D1D5DB"/>
-              <w:left w:val="single" w:sz="6" w:space="0" w:color="D1D5DB"/>
-              <w:bottom w:val="single" w:sz="6" w:space="0" w:color="D1D5DB"/>
-              <w:right w:val="single" w:sz="6" w:space="0" w:color="D1D5DB"/>
-            </w:tcBorders>
-            <w:shd w:val="clear" w:color="auto" w:fill="F9FAFB"/>
+            <w:tcW w:w="0" w:type="auto"/>
+            <w:tcBorders>
+              <w:top w:val="single" w:sz="6" w:space="0" w:color="D1D5DB"/>
+              <w:left w:val="single" w:sz="6" w:space="0" w:color="D1D5DB"/>
+              <w:bottom w:val="single" w:sz="6" w:space="0" w:color="D1D5DB"/>
+              <w:right w:val="single" w:sz="6" w:space="0" w:color="D1D5DB"/>
+            </w:tcBorders>
+            <w:shd w:val="clear" w:color="auto" w:fill="FFFFFF"/>
             <w:tcMar>
               <w:top w:w="150" w:type="dxa"/>
               <w:left w:w="240" w:type="dxa"/>
@@ -3625,34 +3724,34 @@
         </w:tc>
         <w:tc>
           <w:tcPr>
-            <w:tcW w:w="4020" w:type="pct"/>
-            <w:tcBorders>
-              <w:top w:val="single" w:sz="6" w:space="0" w:color="D1D5DB"/>
-              <w:left w:val="single" w:sz="6" w:space="0" w:color="D1D5DB"/>
-              <w:bottom w:val="single" w:sz="6" w:space="0" w:color="D1D5DB"/>
-              <w:right w:val="single" w:sz="6" w:space="0" w:color="D1D5DB"/>
-            </w:tcBorders>
-            <w:shd w:val="clear" w:color="auto" w:fill="F9FAFB"/>
-            <w:tcMar>
-              <w:top w:w="150" w:type="dxa"/>
-              <w:left w:w="240" w:type="dxa"/>
-              <w:bottom w:w="150" w:type="dxa"/>
-              <w:right w:w="240" w:type="dxa"/>
-            </w:tcMar>
-            <w:vAlign w:val="center"/>
-            <w:hideMark/>
-          </w:tcPr>
-          <w:p>
-            <w:pPr>
-              <w:spacing w:after="0" w:line="240" w:lineRule="auto"/>
-              <w:rPr>
-                <w:rFonts w:ascii="Arial" w:eastAsia="Times New Roman" w:hAnsi="Arial" w:cs="Arial"/>
-                <w:color w:val="4B5563"/>
-                <w:kern w:val="0"/>
-                <w14:ligatures w14:val="none"/>
-              </w:rPr>
-            </w:pPr>
-            <w:hyperlink r:id="rId42" w:history="1">
+            <w:tcW w:w="0" w:type="auto"/>
+            <w:tcBorders>
+              <w:top w:val="single" w:sz="6" w:space="0" w:color="D1D5DB"/>
+              <w:left w:val="single" w:sz="6" w:space="0" w:color="D1D5DB"/>
+              <w:bottom w:val="single" w:sz="6" w:space="0" w:color="D1D5DB"/>
+              <w:right w:val="single" w:sz="6" w:space="0" w:color="D1D5DB"/>
+            </w:tcBorders>
+            <w:shd w:val="clear" w:color="auto" w:fill="FFFFFF"/>
+            <w:tcMar>
+              <w:top w:w="150" w:type="dxa"/>
+              <w:left w:w="240" w:type="dxa"/>
+              <w:bottom w:w="150" w:type="dxa"/>
+              <w:right w:w="240" w:type="dxa"/>
+            </w:tcMar>
+            <w:vAlign w:val="center"/>
+            <w:hideMark/>
+          </w:tcPr>
+          <w:p>
+            <w:pPr>
+              <w:spacing w:after="0" w:line="240" w:lineRule="auto"/>
+              <w:rPr>
+                <w:rFonts w:ascii="Arial" w:eastAsia="Times New Roman" w:hAnsi="Arial" w:cs="Arial"/>
+                <w:color w:val="4B5563"/>
+                <w:kern w:val="0"/>
+                <w14:ligatures w14:val="none"/>
+              </w:rPr>
+            </w:pPr>
+            <w:hyperlink r:id="rId43" w:history="1">
               <w:r>
                 <w:rPr>
                   <w:rFonts w:ascii="Arial" w:eastAsia="Times New Roman" w:hAnsi="Arial" w:cs="Arial"/>
@@ -3662,6 +3761,271 @@
                   <w14:ligatures w14:val="none"/>
                 </w:rPr>
                 <w:t>https://raw.githubusercontent.com/westy4ever/novaplay-modular/main/registry%20updates%20location.docx</w:t>
+              </w:r>
+            </w:hyperlink>
+          </w:p>
+        </w:tc>
+      </w:tr>
+      <w:tr>
+        <w:tc>
+          <w:tcPr>
+            <w:tcW w:w="0" w:type="auto"/>
+            <w:tcBorders>
+              <w:top w:val="single" w:sz="6" w:space="0" w:color="D1D5DB"/>
+              <w:left w:val="single" w:sz="6" w:space="0" w:color="D1D5DB"/>
+              <w:bottom w:val="single" w:sz="6" w:space="0" w:color="D1D5DB"/>
+              <w:right w:val="single" w:sz="6" w:space="0" w:color="D1D5DB"/>
+            </w:tcBorders>
+            <w:shd w:val="clear" w:color="auto" w:fill="F9FAFB"/>
+            <w:tcMar>
+              <w:top w:w="150" w:type="dxa"/>
+              <w:left w:w="240" w:type="dxa"/>
+              <w:bottom w:w="150" w:type="dxa"/>
+              <w:right w:w="240" w:type="dxa"/>
+            </w:tcMar>
+            <w:vAlign w:val="center"/>
+            <w:hideMark/>
+          </w:tcPr>
+          <w:p>
+            <w:pPr>
+              <w:spacing w:after="0" w:line="240" w:lineRule="auto"/>
+              <w:rPr>
+                <w:rFonts w:ascii="Arial" w:eastAsia="Times New Roman" w:hAnsi="Arial" w:cs="Arial"/>
+                <w:color w:val="4B5563"/>
+                <w:kern w:val="0"/>
+                <w14:ligatures w14:val="none"/>
+              </w:rPr>
+            </w:pPr>
+            <w:r>
+              <w:rPr>
+                <w:rFonts w:ascii="Consolas" w:eastAsia="Times New Roman" w:hAnsi="Consolas" w:cs="Courier New"/>
+                <w:color w:val="E5E7EB"/>
+                <w:kern w:val="0"/>
+                <w:sz w:val="20"/>
+                <w:szCs w:val="20"/>
+                <w:shd w:val="clear" w:color="auto" w:fill="1F2937"/>
+                <w14:ligatures w14:val="none"/>
+              </w:rPr>
+              <w:t>requirements.txt</w:t>
+            </w:r>
+          </w:p>
+        </w:tc>
+        <w:tc>
+          <w:tcPr>
+            <w:tcW w:w="0" w:type="auto"/>
+            <w:tcBorders>
+              <w:top w:val="single" w:sz="6" w:space="0" w:color="D1D5DB"/>
+              <w:left w:val="single" w:sz="6" w:space="0" w:color="D1D5DB"/>
+              <w:bottom w:val="single" w:sz="6" w:space="0" w:color="D1D5DB"/>
+              <w:right w:val="single" w:sz="6" w:space="0" w:color="D1D5DB"/>
+            </w:tcBorders>
+            <w:shd w:val="clear" w:color="auto" w:fill="F9FAFB"/>
+            <w:tcMar>
+              <w:top w:w="150" w:type="dxa"/>
+              <w:left w:w="240" w:type="dxa"/>
+              <w:bottom w:w="150" w:type="dxa"/>
+              <w:right w:w="240" w:type="dxa"/>
+            </w:tcMar>
+            <w:vAlign w:val="center"/>
+            <w:hideMark/>
+          </w:tcPr>
+          <w:p>
+            <w:pPr>
+              <w:spacing w:after="0" w:line="240" w:lineRule="auto"/>
+              <w:rPr>
+                <w:rFonts w:ascii="Arial" w:eastAsia="Times New Roman" w:hAnsi="Arial" w:cs="Arial"/>
+                <w:color w:val="4B5563"/>
+                <w:kern w:val="0"/>
+                <w14:ligatures w14:val="none"/>
+              </w:rPr>
+            </w:pPr>
+            <w:hyperlink r:id="rId44" w:history="1">
+              <w:r>
+                <w:rPr>
+                  <w:rFonts w:ascii="Arial" w:eastAsia="Times New Roman" w:hAnsi="Arial" w:cs="Arial"/>
+                  <w:color w:val="2563EB"/>
+                  <w:kern w:val="0"/>
+                  <w:u w:val="single"/>
+                  <w14:ligatures w14:val="none"/>
+                </w:rPr>
+                <w:t>https://raw.githubusercontent.com/westy4ever/novaplay-modular/main/requirements.txt</w:t>
+              </w:r>
+            </w:hyperlink>
+          </w:p>
+        </w:tc>
+      </w:tr>
+      <w:tr>
+        <w:tc>
+          <w:tcPr>
+            <w:tcW w:w="0" w:type="auto"/>
+            <w:tcBorders>
+              <w:top w:val="single" w:sz="6" w:space="0" w:color="D1D5DB"/>
+              <w:left w:val="single" w:sz="6" w:space="0" w:color="D1D5DB"/>
+              <w:bottom w:val="single" w:sz="6" w:space="0" w:color="D1D5DB"/>
+              <w:right w:val="single" w:sz="6" w:space="0" w:color="D1D5DB"/>
+            </w:tcBorders>
+            <w:shd w:val="clear" w:color="auto" w:fill="FFFFFF"/>
+            <w:tcMar>
+              <w:top w:w="150" w:type="dxa"/>
+              <w:left w:w="240" w:type="dxa"/>
+              <w:bottom w:w="150" w:type="dxa"/>
+              <w:right w:w="240" w:type="dxa"/>
+            </w:tcMar>
+            <w:vAlign w:val="center"/>
+            <w:hideMark/>
+          </w:tcPr>
+          <w:p>
+            <w:pPr>
+              <w:spacing w:after="0" w:line="240" w:lineRule="auto"/>
+              <w:rPr>
+                <w:rFonts w:ascii="Arial" w:eastAsia="Times New Roman" w:hAnsi="Arial" w:cs="Arial"/>
+                <w:color w:val="4B5563"/>
+                <w:kern w:val="0"/>
+                <w14:ligatures w14:val="none"/>
+              </w:rPr>
+            </w:pPr>
+            <w:r>
+              <w:rPr>
+                <w:rFonts w:ascii="Consolas" w:eastAsia="Times New Roman" w:hAnsi="Consolas" w:cs="Courier New"/>
+                <w:color w:val="E5E7EB"/>
+                <w:kern w:val="0"/>
+                <w:sz w:val="20"/>
+                <w:szCs w:val="20"/>
+                <w:shd w:val="clear" w:color="auto" w:fill="1F2937"/>
+                <w14:ligatures w14:val="none"/>
+              </w:rPr>
+              <w:t>run_release_gate.py</w:t>
+            </w:r>
+          </w:p>
+        </w:tc>
+        <w:tc>
+          <w:tcPr>
+            <w:tcW w:w="0" w:type="auto"/>
+            <w:tcBorders>
+              <w:top w:val="single" w:sz="6" w:space="0" w:color="D1D5DB"/>
+              <w:left w:val="single" w:sz="6" w:space="0" w:color="D1D5DB"/>
+              <w:bottom w:val="single" w:sz="6" w:space="0" w:color="D1D5DB"/>
+              <w:right w:val="single" w:sz="6" w:space="0" w:color="D1D5DB"/>
+            </w:tcBorders>
+            <w:shd w:val="clear" w:color="auto" w:fill="FFFFFF"/>
+            <w:tcMar>
+              <w:top w:w="150" w:type="dxa"/>
+              <w:left w:w="240" w:type="dxa"/>
+              <w:bottom w:w="150" w:type="dxa"/>
+              <w:right w:w="240" w:type="dxa"/>
+            </w:tcMar>
+            <w:vAlign w:val="center"/>
+            <w:hideMark/>
+          </w:tcPr>
+          <w:p>
+            <w:pPr>
+              <w:spacing w:after="0" w:line="240" w:lineRule="auto"/>
+              <w:rPr>
+                <w:rFonts w:ascii="Arial" w:eastAsia="Times New Roman" w:hAnsi="Arial" w:cs="Arial"/>
+                <w:color w:val="4B5563"/>
+                <w:kern w:val="0"/>
+                <w14:ligatures w14:val="none"/>
+              </w:rPr>
+            </w:pPr>
+            <w:hyperlink r:id="rId45" w:history="1">
+              <w:r>
+                <w:rPr>
+                  <w:rFonts w:ascii="Arial" w:eastAsia="Times New Roman" w:hAnsi="Arial" w:cs="Arial"/>
+                  <w:color w:val="2563EB"/>
+                  <w:kern w:val="0"/>
+                  <w:u w:val="single"/>
+                  <w14:ligatures w14:val="none"/>
+                </w:rPr>
+                <w:t>https://raw.githubusercontent.com/westy4ever/novaplay-modular/main/run_release_gate.py</w:t>
+              </w:r>
+            </w:hyperlink>
+          </w:p>
+        </w:tc>
+      </w:tr>
+      <w:tr>
+        <w:tc>
+          <w:tcPr>
+            <w:tcW w:w="0" w:type="auto"/>
+            <w:tcBorders>
+              <w:top w:val="single" w:sz="6" w:space="0" w:color="D1D5DB"/>
+              <w:left w:val="single" w:sz="6" w:space="0" w:color="D1D5DB"/>
+              <w:bottom w:val="single" w:sz="6" w:space="0" w:color="D1D5DB"/>
+              <w:right w:val="single" w:sz="6" w:space="0" w:color="D1D5DB"/>
+            </w:tcBorders>
+            <w:shd w:val="clear" w:color="auto" w:fill="F9FAFB"/>
+            <w:tcMar>
+              <w:top w:w="150" w:type="dxa"/>
+              <w:left w:w="240" w:type="dxa"/>
+              <w:bottom w:w="150" w:type="dxa"/>
+              <w:right w:w="240" w:type="dxa"/>
+            </w:tcMar>
+            <w:vAlign w:val="center"/>
+            <w:hideMark/>
+          </w:tcPr>
+          <w:p>
+            <w:pPr>
+              <w:spacing w:after="0" w:line="240" w:lineRule="auto"/>
+              <w:rPr>
+                <w:rFonts w:ascii="Arial" w:eastAsia="Times New Roman" w:hAnsi="Arial" w:cs="Arial"/>
+                <w:color w:val="4B5563"/>
+                <w:kern w:val="0"/>
+                <w14:ligatures w14:val="none"/>
+              </w:rPr>
+            </w:pPr>
+            <w:r>
+              <w:rPr>
+                <w:rFonts w:ascii="Consolas" w:eastAsia="Times New Roman" w:hAnsi="Consolas" w:cs="Courier New"/>
+                <w:color w:val="E5E7EB"/>
+                <w:kern w:val="0"/>
+                <w:sz w:val="20"/>
+                <w:szCs w:val="20"/>
+                <w:shd w:val="clear" w:color="auto" w:fill="1F2937"/>
+                <w14:ligatures w14:val="none"/>
+              </w:rPr>
+              <w:lastRenderedPageBreak/>
+              <w:t>run_tests.py</w:t>
+            </w:r>
+          </w:p>
+        </w:tc>
+        <w:tc>
+          <w:tcPr>
+            <w:tcW w:w="0" w:type="auto"/>
+            <w:tcBorders>
+              <w:top w:val="single" w:sz="6" w:space="0" w:color="D1D5DB"/>
+              <w:left w:val="single" w:sz="6" w:space="0" w:color="D1D5DB"/>
+              <w:bottom w:val="single" w:sz="6" w:space="0" w:color="D1D5DB"/>
+              <w:right w:val="single" w:sz="6" w:space="0" w:color="D1D5DB"/>
+            </w:tcBorders>
+            <w:shd w:val="clear" w:color="auto" w:fill="F9FAFB"/>
+            <w:tcMar>
+              <w:top w:w="150" w:type="dxa"/>
+              <w:left w:w="240" w:type="dxa"/>
+              <w:bottom w:w="150" w:type="dxa"/>
+              <w:right w:w="240" w:type="dxa"/>
+            </w:tcMar>
+            <w:vAlign w:val="center"/>
+            <w:hideMark/>
+          </w:tcPr>
+          <w:p>
+            <w:pPr>
+              <w:spacing w:after="0" w:line="240" w:lineRule="auto"/>
+              <w:rPr>
+                <w:rFonts w:ascii="Arial" w:eastAsia="Times New Roman" w:hAnsi="Arial" w:cs="Arial"/>
+                <w:color w:val="4B5563"/>
+                <w:kern w:val="0"/>
+                <w14:ligatures w14:val="none"/>
+              </w:rPr>
+            </w:pPr>
+            <w:hyperlink r:id="rId46" w:history="1">
+              <w:r>
+                <w:rPr>
+                  <w:rFonts w:ascii="Arial" w:eastAsia="Times New Roman" w:hAnsi="Arial" w:cs="Arial"/>
+                  <w:color w:val="2563EB"/>
+                  <w:kern w:val="0"/>
+                  <w:u w:val="single"/>
+                  <w14:ligatures w14:val="none"/>
+                </w:rPr>
+                <w:t>https://raw.githubusercontent.com/westy4ever/novaplay-modular/main/run_tests.py</w:t>
               </w:r>
             </w:hyperlink>
           </w:p>
@@ -3685,8 +4049,8 @@
           <w:kern w:val="0"/>
           <w14:ligatures w14:val="none"/>
         </w:rPr>
-        <w:pict w14:anchorId="06F508D7">
-          <v:rect id="_x0000_i1026" style="width:0;height:0" o:hralign="center" o:hrstd="t" o:hr="t" fillcolor="#a0a0a0" stroked="f"/>
+        <w:pict w14:anchorId="60FC3678">
+          <v:rect id="_x0000_i1044" style="width:0;height:0" o:hralign="center" o:hrstd="t" o:hr="t" fillcolor="#a0a0a0" stroked="f"/>
         </w:pict>
       </w:r>
     </w:p>
@@ -3758,7 +4122,7 @@
     </w:p>
     <w:tbl>
       <w:tblPr>
-        <w:tblW w:w="5000" w:type="pct"/>
+        <w:tblW w:w="10109" w:type="dxa"/>
         <w:tblBorders>
           <w:top w:val="single" w:sz="2" w:space="0" w:color="auto"/>
           <w:left w:val="single" w:sz="2" w:space="0" w:color="auto"/>
@@ -3774,7 +4138,7 @@
       </w:tblPr>
       <w:tblGrid>
         <w:gridCol w:w="2570"/>
-        <w:gridCol w:w="7880"/>
+        <w:gridCol w:w="7631"/>
       </w:tblGrid>
       <w:tr>
         <w:trPr>
@@ -3782,7 +4146,7 @@
         </w:trPr>
         <w:tc>
           <w:tcPr>
-            <w:tcW w:w="1085" w:type="pct"/>
+            <w:tcW w:w="0" w:type="auto"/>
             <w:tcBorders>
               <w:top w:val="single" w:sz="6" w:space="0" w:color="D1D5DB"/>
               <w:left w:val="single" w:sz="6" w:space="0" w:color="D1D5DB"/>
@@ -3826,7 +4190,7 @@
         </w:tc>
         <w:tc>
           <w:tcPr>
-            <w:tcW w:w="3915" w:type="pct"/>
+            <w:tcW w:w="0" w:type="auto"/>
             <w:tcBorders>
               <w:top w:val="single" w:sz="6" w:space="0" w:color="D1D5DB"/>
               <w:left w:val="single" w:sz="6" w:space="0" w:color="D1D5DB"/>
@@ -3872,7 +4236,7 @@
       <w:tr>
         <w:tc>
           <w:tcPr>
-            <w:tcW w:w="1085" w:type="pct"/>
+            <w:tcW w:w="0" w:type="auto"/>
             <w:tcBorders>
               <w:top w:val="single" w:sz="6" w:space="0" w:color="D1D5DB"/>
               <w:left w:val="single" w:sz="6" w:space="0" w:color="D1D5DB"/>
@@ -3915,7 +4279,7 @@
         </w:tc>
         <w:tc>
           <w:tcPr>
-            <w:tcW w:w="3915" w:type="pct"/>
+            <w:tcW w:w="0" w:type="auto"/>
             <w:tcBorders>
               <w:top w:val="single" w:sz="6" w:space="0" w:color="D1D5DB"/>
               <w:left w:val="single" w:sz="6" w:space="0" w:color="D1D5DB"/>
@@ -3942,7 +4306,7 @@
                 <w14:ligatures w14:val="none"/>
               </w:rPr>
             </w:pPr>
-            <w:hyperlink r:id="rId43" w:history="1">
+            <w:hyperlink r:id="rId47" w:history="1">
               <w:r>
                 <w:rPr>
                   <w:rFonts w:ascii="Arial" w:eastAsia="Times New Roman" w:hAnsi="Arial" w:cs="Arial"/>
@@ -3960,7 +4324,7 @@
       <w:tr>
         <w:tc>
           <w:tcPr>
-            <w:tcW w:w="1085" w:type="pct"/>
+            <w:tcW w:w="0" w:type="auto"/>
             <w:tcBorders>
               <w:top w:val="single" w:sz="6" w:space="0" w:color="D1D5DB"/>
               <w:left w:val="single" w:sz="6" w:space="0" w:color="D1D5DB"/>
@@ -4003,7 +4367,7 @@
         </w:tc>
         <w:tc>
           <w:tcPr>
-            <w:tcW w:w="3915" w:type="pct"/>
+            <w:tcW w:w="0" w:type="auto"/>
             <w:tcBorders>
               <w:top w:val="single" w:sz="6" w:space="0" w:color="D1D5DB"/>
               <w:left w:val="single" w:sz="6" w:space="0" w:color="D1D5DB"/>
@@ -4030,7 +4394,7 @@
                 <w14:ligatures w14:val="none"/>
               </w:rPr>
             </w:pPr>
-            <w:hyperlink r:id="rId44" w:history="1">
+            <w:hyperlink r:id="rId48" w:history="1">
               <w:r>
                 <w:rPr>
                   <w:rFonts w:ascii="Arial" w:eastAsia="Times New Roman" w:hAnsi="Arial" w:cs="Arial"/>
@@ -4063,63 +4427,15 @@
           <w:kern w:val="0"/>
           <w14:ligatures w14:val="none"/>
         </w:rPr>
-        <w:pict w14:anchorId="0160C161">
-          <v:rect id="_x0000_i1027" style="width:0;height:0" o:hralign="center" o:hrstd="t" o:hr="t" fillcolor="#a0a0a0" stroked="f"/>
+        <w:pict w14:anchorId="46C27322">
+          <v:rect id="_x0000_i1045" style="width:0;height:0" o:hralign="center" o:hrstd="t" o:hr="t" fillcolor="#a0a0a0" stroked="f"/>
         </w:pict>
       </w:r>
     </w:p>
     <w:p>
       <w:pPr>
         <w:shd w:val="clear" w:color="auto" w:fill="FFFFFF"/>
-        <w:spacing w:before="100" w:beforeAutospacing="1" w:after="100" w:afterAutospacing="1" w:line="240" w:lineRule="auto"/>
-        <w:outlineLvl w:val="2"/>
-        <w:rPr>
-          <w:rFonts w:ascii="Segoe UI Emoji" w:eastAsia="Times New Roman" w:hAnsi="Segoe UI Emoji" w:cs="Segoe UI Emoji"/>
-          <w:b/>
-          <w:bCs/>
-          <w:kern w:val="0"/>
-          <w:sz w:val="27"/>
-          <w:szCs w:val="27"/>
-          <w14:ligatures w14:val="none"/>
-        </w:rPr>
-      </w:pPr>
-    </w:p>
-    <w:p>
-      <w:pPr>
-        <w:shd w:val="clear" w:color="auto" w:fill="FFFFFF"/>
-        <w:spacing w:before="100" w:beforeAutospacing="1" w:after="100" w:afterAutospacing="1" w:line="240" w:lineRule="auto"/>
-        <w:outlineLvl w:val="2"/>
-        <w:rPr>
-          <w:rFonts w:ascii="Segoe UI Emoji" w:eastAsia="Times New Roman" w:hAnsi="Segoe UI Emoji" w:cs="Segoe UI Emoji"/>
-          <w:b/>
-          <w:bCs/>
-          <w:kern w:val="0"/>
-          <w:sz w:val="27"/>
-          <w:szCs w:val="27"/>
-          <w14:ligatures w14:val="none"/>
-        </w:rPr>
-      </w:pPr>
-    </w:p>
-    <w:p>
-      <w:pPr>
-        <w:shd w:val="clear" w:color="auto" w:fill="FFFFFF"/>
-        <w:spacing w:before="100" w:beforeAutospacing="1" w:after="100" w:afterAutospacing="1" w:line="240" w:lineRule="auto"/>
-        <w:outlineLvl w:val="2"/>
-        <w:rPr>
-          <w:rFonts w:ascii="Segoe UI Emoji" w:eastAsia="Times New Roman" w:hAnsi="Segoe UI Emoji" w:cs="Segoe UI Emoji"/>
-          <w:b/>
-          <w:bCs/>
-          <w:kern w:val="0"/>
-          <w:sz w:val="27"/>
-          <w:szCs w:val="27"/>
-          <w14:ligatures w14:val="none"/>
-        </w:rPr>
-      </w:pPr>
-    </w:p>
-    <w:p>
-      <w:pPr>
-        <w:shd w:val="clear" w:color="auto" w:fill="FFFFFF"/>
-        <w:spacing w:before="100" w:beforeAutospacing="1" w:after="100" w:afterAutospacing="1" w:line="240" w:lineRule="auto"/>
+        <w:spacing w:beforeAutospacing="1" w:after="0" w:afterAutospacing="1" w:line="240" w:lineRule="auto"/>
         <w:outlineLvl w:val="2"/>
         <w:rPr>
           <w:rFonts w:ascii="Arial" w:eastAsia="Times New Roman" w:hAnsi="Arial" w:cs="Arial"/>
@@ -4141,7 +4457,6 @@
           <w:szCs w:val="27"/>
           <w14:ligatures w14:val="none"/>
         </w:rPr>
-        <w:lastRenderedPageBreak/>
         <w:t>📁</w:t>
       </w:r>
       <w:r>
@@ -4185,7 +4500,7 @@
     </w:p>
     <w:tbl>
       <w:tblPr>
-        <w:tblW w:w="5000" w:type="pct"/>
+        <w:tblW w:w="9304" w:type="dxa"/>
         <w:tblBorders>
           <w:top w:val="single" w:sz="2" w:space="0" w:color="auto"/>
           <w:left w:val="single" w:sz="2" w:space="0" w:color="auto"/>
@@ -4201,7 +4516,7 @@
       </w:tblPr>
       <w:tblGrid>
         <w:gridCol w:w="2680"/>
-        <w:gridCol w:w="7770"/>
+        <w:gridCol w:w="6624"/>
       </w:tblGrid>
       <w:tr>
         <w:trPr>
@@ -4209,7 +4524,7 @@
         </w:trPr>
         <w:tc>
           <w:tcPr>
-            <w:tcW w:w="943" w:type="pct"/>
+            <w:tcW w:w="0" w:type="auto"/>
             <w:tcBorders>
               <w:top w:val="single" w:sz="6" w:space="0" w:color="D1D5DB"/>
               <w:left w:val="single" w:sz="6" w:space="0" w:color="D1D5DB"/>
@@ -4253,7 +4568,7 @@
         </w:tc>
         <w:tc>
           <w:tcPr>
-            <w:tcW w:w="4057" w:type="pct"/>
+            <w:tcW w:w="0" w:type="auto"/>
             <w:tcBorders>
               <w:top w:val="single" w:sz="6" w:space="0" w:color="D1D5DB"/>
               <w:left w:val="single" w:sz="6" w:space="0" w:color="D1D5DB"/>
@@ -4299,7 +4614,7 @@
       <w:tr>
         <w:tc>
           <w:tcPr>
-            <w:tcW w:w="943" w:type="pct"/>
+            <w:tcW w:w="0" w:type="auto"/>
             <w:tcBorders>
               <w:top w:val="single" w:sz="6" w:space="0" w:color="D1D5DB"/>
               <w:left w:val="single" w:sz="6" w:space="0" w:color="D1D5DB"/>
@@ -4342,7 +4657,7 @@
         </w:tc>
         <w:tc>
           <w:tcPr>
-            <w:tcW w:w="4057" w:type="pct"/>
+            <w:tcW w:w="0" w:type="auto"/>
             <w:tcBorders>
               <w:top w:val="single" w:sz="6" w:space="0" w:color="D1D5DB"/>
               <w:left w:val="single" w:sz="6" w:space="0" w:color="D1D5DB"/>
@@ -4369,7 +4684,7 @@
                 <w14:ligatures w14:val="none"/>
               </w:rPr>
             </w:pPr>
-            <w:hyperlink r:id="rId45" w:history="1">
+            <w:hyperlink r:id="rId49" w:history="1">
               <w:r>
                 <w:rPr>
                   <w:rFonts w:ascii="Arial" w:eastAsia="Times New Roman" w:hAnsi="Arial" w:cs="Arial"/>
@@ -4387,7 +4702,7 @@
       <w:tr>
         <w:tc>
           <w:tcPr>
-            <w:tcW w:w="943" w:type="pct"/>
+            <w:tcW w:w="0" w:type="auto"/>
             <w:tcBorders>
               <w:top w:val="single" w:sz="6" w:space="0" w:color="D1D5DB"/>
               <w:left w:val="single" w:sz="6" w:space="0" w:color="D1D5DB"/>
@@ -4430,7 +4745,7 @@
         </w:tc>
         <w:tc>
           <w:tcPr>
-            <w:tcW w:w="4057" w:type="pct"/>
+            <w:tcW w:w="0" w:type="auto"/>
             <w:tcBorders>
               <w:top w:val="single" w:sz="6" w:space="0" w:color="D1D5DB"/>
               <w:left w:val="single" w:sz="6" w:space="0" w:color="D1D5DB"/>
@@ -4457,7 +4772,7 @@
                 <w14:ligatures w14:val="none"/>
               </w:rPr>
             </w:pPr>
-            <w:hyperlink r:id="rId46" w:history="1">
+            <w:hyperlink r:id="rId50" w:history="1">
               <w:r>
                 <w:rPr>
                   <w:rFonts w:ascii="Arial" w:eastAsia="Times New Roman" w:hAnsi="Arial" w:cs="Arial"/>
@@ -4475,7 +4790,7 @@
       <w:tr>
         <w:tc>
           <w:tcPr>
-            <w:tcW w:w="943" w:type="pct"/>
+            <w:tcW w:w="0" w:type="auto"/>
             <w:tcBorders>
               <w:top w:val="single" w:sz="6" w:space="0" w:color="D1D5DB"/>
               <w:left w:val="single" w:sz="6" w:space="0" w:color="D1D5DB"/>
@@ -4518,7 +4833,7 @@
         </w:tc>
         <w:tc>
           <w:tcPr>
-            <w:tcW w:w="4057" w:type="pct"/>
+            <w:tcW w:w="0" w:type="auto"/>
             <w:tcBorders>
               <w:top w:val="single" w:sz="6" w:space="0" w:color="D1D5DB"/>
               <w:left w:val="single" w:sz="6" w:space="0" w:color="D1D5DB"/>
@@ -4545,7 +4860,7 @@
                 <w14:ligatures w14:val="none"/>
               </w:rPr>
             </w:pPr>
-            <w:hyperlink r:id="rId47" w:history="1">
+            <w:hyperlink r:id="rId51" w:history="1">
               <w:r>
                 <w:rPr>
                   <w:rFonts w:ascii="Arial" w:eastAsia="Times New Roman" w:hAnsi="Arial" w:cs="Arial"/>
@@ -4563,7 +4878,7 @@
       <w:tr>
         <w:tc>
           <w:tcPr>
-            <w:tcW w:w="943" w:type="pct"/>
+            <w:tcW w:w="0" w:type="auto"/>
             <w:tcBorders>
               <w:top w:val="single" w:sz="6" w:space="0" w:color="D1D5DB"/>
               <w:left w:val="single" w:sz="6" w:space="0" w:color="D1D5DB"/>
@@ -4606,7 +4921,7 @@
         </w:tc>
         <w:tc>
           <w:tcPr>
-            <w:tcW w:w="4057" w:type="pct"/>
+            <w:tcW w:w="0" w:type="auto"/>
             <w:tcBorders>
               <w:top w:val="single" w:sz="6" w:space="0" w:color="D1D5DB"/>
               <w:left w:val="single" w:sz="6" w:space="0" w:color="D1D5DB"/>
@@ -4633,7 +4948,7 @@
                 <w14:ligatures w14:val="none"/>
               </w:rPr>
             </w:pPr>
-            <w:hyperlink r:id="rId48" w:history="1">
+            <w:hyperlink r:id="rId52" w:history="1">
               <w:r>
                 <w:rPr>
                   <w:rFonts w:ascii="Arial" w:eastAsia="Times New Roman" w:hAnsi="Arial" w:cs="Arial"/>
@@ -4666,8 +4981,8 @@
           <w:kern w:val="0"/>
           <w14:ligatures w14:val="none"/>
         </w:rPr>
-        <w:pict w14:anchorId="77E74C39">
-          <v:rect id="_x0000_i1028" style="width:0;height:0" o:hralign="center" o:hrstd="t" o:hr="t" fillcolor="#a0a0a0" stroked="f"/>
+        <w:pict w14:anchorId="2CC7BB84">
+          <v:rect id="_x0000_i1046" style="width:0;height:0" o:hralign="center" o:hrstd="t" o:hr="t" fillcolor="#a0a0a0" stroked="f"/>
         </w:pict>
       </w:r>
     </w:p>
@@ -4734,12 +5049,12 @@
           <w:szCs w:val="27"/>
           <w14:ligatures w14:val="none"/>
         </w:rPr>
-        <w:t xml:space="preserve"> (29 files)</w:t>
+        <w:t xml:space="preserve"> (34 files)</w:t>
       </w:r>
     </w:p>
     <w:tbl>
       <w:tblPr>
-        <w:tblW w:w="5000" w:type="pct"/>
+        <w:tblW w:w="9074" w:type="dxa"/>
         <w:tblBorders>
           <w:top w:val="single" w:sz="2" w:space="0" w:color="auto"/>
           <w:left w:val="single" w:sz="2" w:space="0" w:color="auto"/>
@@ -4755,7 +5070,7 @@
       </w:tblPr>
       <w:tblGrid>
         <w:gridCol w:w="2460"/>
-        <w:gridCol w:w="7990"/>
+        <w:gridCol w:w="6614"/>
       </w:tblGrid>
       <w:tr>
         <w:trPr>
@@ -4763,7 +5078,7 @@
         </w:trPr>
         <w:tc>
           <w:tcPr>
-            <w:tcW w:w="888" w:type="pct"/>
+            <w:tcW w:w="0" w:type="auto"/>
             <w:tcBorders>
               <w:top w:val="single" w:sz="6" w:space="0" w:color="D1D5DB"/>
               <w:left w:val="single" w:sz="6" w:space="0" w:color="D1D5DB"/>
@@ -4807,7 +5122,7 @@
         </w:tc>
         <w:tc>
           <w:tcPr>
-            <w:tcW w:w="4112" w:type="pct"/>
+            <w:tcW w:w="0" w:type="auto"/>
             <w:tcBorders>
               <w:top w:val="single" w:sz="6" w:space="0" w:color="D1D5DB"/>
               <w:left w:val="single" w:sz="6" w:space="0" w:color="D1D5DB"/>
@@ -4853,7 +5168,7 @@
       <w:tr>
         <w:tc>
           <w:tcPr>
-            <w:tcW w:w="888" w:type="pct"/>
+            <w:tcW w:w="0" w:type="auto"/>
             <w:tcBorders>
               <w:top w:val="single" w:sz="6" w:space="0" w:color="D1D5DB"/>
               <w:left w:val="single" w:sz="6" w:space="0" w:color="D1D5DB"/>
@@ -4896,7 +5211,7 @@
         </w:tc>
         <w:tc>
           <w:tcPr>
-            <w:tcW w:w="4112" w:type="pct"/>
+            <w:tcW w:w="0" w:type="auto"/>
             <w:tcBorders>
               <w:top w:val="single" w:sz="6" w:space="0" w:color="D1D5DB"/>
               <w:left w:val="single" w:sz="6" w:space="0" w:color="D1D5DB"/>
@@ -4923,7 +5238,7 @@
                 <w14:ligatures w14:val="none"/>
               </w:rPr>
             </w:pPr>
-            <w:hyperlink r:id="rId49" w:history="1">
+            <w:hyperlink r:id="rId53" w:history="1">
               <w:r>
                 <w:rPr>
                   <w:rFonts w:ascii="Arial" w:eastAsia="Times New Roman" w:hAnsi="Arial" w:cs="Arial"/>
@@ -4941,7 +5256,7 @@
       <w:tr>
         <w:tc>
           <w:tcPr>
-            <w:tcW w:w="888" w:type="pct"/>
+            <w:tcW w:w="0" w:type="auto"/>
             <w:tcBorders>
               <w:top w:val="single" w:sz="6" w:space="0" w:color="D1D5DB"/>
               <w:left w:val="single" w:sz="6" w:space="0" w:color="D1D5DB"/>
@@ -4984,7 +5299,7 @@
         </w:tc>
         <w:tc>
           <w:tcPr>
-            <w:tcW w:w="4112" w:type="pct"/>
+            <w:tcW w:w="0" w:type="auto"/>
             <w:tcBorders>
               <w:top w:val="single" w:sz="6" w:space="0" w:color="D1D5DB"/>
               <w:left w:val="single" w:sz="6" w:space="0" w:color="D1D5DB"/>
@@ -5011,7 +5326,7 @@
                 <w14:ligatures w14:val="none"/>
               </w:rPr>
             </w:pPr>
-            <w:hyperlink r:id="rId50" w:history="1">
+            <w:hyperlink r:id="rId54" w:history="1">
               <w:r>
                 <w:rPr>
                   <w:rFonts w:ascii="Arial" w:eastAsia="Times New Roman" w:hAnsi="Arial" w:cs="Arial"/>
@@ -5029,7 +5344,7 @@
       <w:tr>
         <w:tc>
           <w:tcPr>
-            <w:tcW w:w="888" w:type="pct"/>
+            <w:tcW w:w="0" w:type="auto"/>
             <w:tcBorders>
               <w:top w:val="single" w:sz="6" w:space="0" w:color="D1D5DB"/>
               <w:left w:val="single" w:sz="6" w:space="0" w:color="D1D5DB"/>
@@ -5072,7 +5387,7 @@
         </w:tc>
         <w:tc>
           <w:tcPr>
-            <w:tcW w:w="4112" w:type="pct"/>
+            <w:tcW w:w="0" w:type="auto"/>
             <w:tcBorders>
               <w:top w:val="single" w:sz="6" w:space="0" w:color="D1D5DB"/>
               <w:left w:val="single" w:sz="6" w:space="0" w:color="D1D5DB"/>
@@ -5099,7 +5414,7 @@
                 <w14:ligatures w14:val="none"/>
               </w:rPr>
             </w:pPr>
-            <w:hyperlink r:id="rId51" w:history="1">
+            <w:hyperlink r:id="rId55" w:history="1">
               <w:r>
                 <w:rPr>
                   <w:rFonts w:ascii="Arial" w:eastAsia="Times New Roman" w:hAnsi="Arial" w:cs="Arial"/>
@@ -5117,7 +5432,7 @@
       <w:tr>
         <w:tc>
           <w:tcPr>
-            <w:tcW w:w="888" w:type="pct"/>
+            <w:tcW w:w="0" w:type="auto"/>
             <w:tcBorders>
               <w:top w:val="single" w:sz="6" w:space="0" w:color="D1D5DB"/>
               <w:left w:val="single" w:sz="6" w:space="0" w:color="D1D5DB"/>
@@ -5154,13 +5469,14 @@
                 <w:shd w:val="clear" w:color="auto" w:fill="1F2937"/>
                 <w14:ligatures w14:val="none"/>
               </w:rPr>
+              <w:lastRenderedPageBreak/>
               <w:t>akwams.py</w:t>
             </w:r>
           </w:p>
         </w:tc>
         <w:tc>
           <w:tcPr>
-            <w:tcW w:w="4112" w:type="pct"/>
+            <w:tcW w:w="0" w:type="auto"/>
             <w:tcBorders>
               <w:top w:val="single" w:sz="6" w:space="0" w:color="D1D5DB"/>
               <w:left w:val="single" w:sz="6" w:space="0" w:color="D1D5DB"/>
@@ -5187,7 +5503,7 @@
                 <w14:ligatures w14:val="none"/>
               </w:rPr>
             </w:pPr>
-            <w:hyperlink r:id="rId52" w:history="1">
+            <w:hyperlink r:id="rId56" w:history="1">
               <w:r>
                 <w:rPr>
                   <w:rFonts w:ascii="Arial" w:eastAsia="Times New Roman" w:hAnsi="Arial" w:cs="Arial"/>
@@ -5205,7 +5521,7 @@
       <w:tr>
         <w:tc>
           <w:tcPr>
-            <w:tcW w:w="888" w:type="pct"/>
+            <w:tcW w:w="0" w:type="auto"/>
             <w:tcBorders>
               <w:top w:val="single" w:sz="6" w:space="0" w:color="D1D5DB"/>
               <w:left w:val="single" w:sz="6" w:space="0" w:color="D1D5DB"/>
@@ -5248,7 +5564,7 @@
         </w:tc>
         <w:tc>
           <w:tcPr>
-            <w:tcW w:w="4112" w:type="pct"/>
+            <w:tcW w:w="0" w:type="auto"/>
             <w:tcBorders>
               <w:top w:val="single" w:sz="6" w:space="0" w:color="D1D5DB"/>
               <w:left w:val="single" w:sz="6" w:space="0" w:color="D1D5DB"/>
@@ -5275,7 +5591,7 @@
                 <w14:ligatures w14:val="none"/>
               </w:rPr>
             </w:pPr>
-            <w:hyperlink r:id="rId53" w:history="1">
+            <w:hyperlink r:id="rId57" w:history="1">
               <w:r>
                 <w:rPr>
                   <w:rFonts w:ascii="Arial" w:eastAsia="Times New Roman" w:hAnsi="Arial" w:cs="Arial"/>
@@ -5293,7 +5609,7 @@
       <w:tr>
         <w:tc>
           <w:tcPr>
-            <w:tcW w:w="888" w:type="pct"/>
+            <w:tcW w:w="0" w:type="auto"/>
             <w:tcBorders>
               <w:top w:val="single" w:sz="6" w:space="0" w:color="D1D5DB"/>
               <w:left w:val="single" w:sz="6" w:space="0" w:color="D1D5DB"/>
@@ -5336,7 +5652,7 @@
         </w:tc>
         <w:tc>
           <w:tcPr>
-            <w:tcW w:w="4112" w:type="pct"/>
+            <w:tcW w:w="0" w:type="auto"/>
             <w:tcBorders>
               <w:top w:val="single" w:sz="6" w:space="0" w:color="D1D5DB"/>
               <w:left w:val="single" w:sz="6" w:space="0" w:color="D1D5DB"/>
@@ -5363,7 +5679,7 @@
                 <w14:ligatures w14:val="none"/>
               </w:rPr>
             </w:pPr>
-            <w:hyperlink r:id="rId54" w:history="1">
+            <w:hyperlink r:id="rId58" w:history="1">
               <w:r>
                 <w:rPr>
                   <w:rFonts w:ascii="Arial" w:eastAsia="Times New Roman" w:hAnsi="Arial" w:cs="Arial"/>
@@ -5381,7 +5697,7 @@
       <w:tr>
         <w:tc>
           <w:tcPr>
-            <w:tcW w:w="888" w:type="pct"/>
+            <w:tcW w:w="0" w:type="auto"/>
             <w:tcBorders>
               <w:top w:val="single" w:sz="6" w:space="0" w:color="D1D5DB"/>
               <w:left w:val="single" w:sz="6" w:space="0" w:color="D1D5DB"/>
@@ -5424,7 +5740,7 @@
         </w:tc>
         <w:tc>
           <w:tcPr>
-            <w:tcW w:w="4112" w:type="pct"/>
+            <w:tcW w:w="0" w:type="auto"/>
             <w:tcBorders>
               <w:top w:val="single" w:sz="6" w:space="0" w:color="D1D5DB"/>
               <w:left w:val="single" w:sz="6" w:space="0" w:color="D1D5DB"/>
@@ -5451,7 +5767,7 @@
                 <w14:ligatures w14:val="none"/>
               </w:rPr>
             </w:pPr>
-            <w:hyperlink r:id="rId55" w:history="1">
+            <w:hyperlink r:id="rId59" w:history="1">
               <w:r>
                 <w:rPr>
                   <w:rFonts w:ascii="Arial" w:eastAsia="Times New Roman" w:hAnsi="Arial" w:cs="Arial"/>
@@ -5469,7 +5785,7 @@
       <w:tr>
         <w:tc>
           <w:tcPr>
-            <w:tcW w:w="888" w:type="pct"/>
+            <w:tcW w:w="0" w:type="auto"/>
             <w:tcBorders>
               <w:top w:val="single" w:sz="6" w:space="0" w:color="D1D5DB"/>
               <w:left w:val="single" w:sz="6" w:space="0" w:color="D1D5DB"/>
@@ -5512,7 +5828,7 @@
         </w:tc>
         <w:tc>
           <w:tcPr>
-            <w:tcW w:w="4112" w:type="pct"/>
+            <w:tcW w:w="0" w:type="auto"/>
             <w:tcBorders>
               <w:top w:val="single" w:sz="6" w:space="0" w:color="D1D5DB"/>
               <w:left w:val="single" w:sz="6" w:space="0" w:color="D1D5DB"/>
@@ -5539,7 +5855,7 @@
                 <w14:ligatures w14:val="none"/>
               </w:rPr>
             </w:pPr>
-            <w:hyperlink r:id="rId56" w:history="1">
+            <w:hyperlink r:id="rId60" w:history="1">
               <w:r>
                 <w:rPr>
                   <w:rFonts w:ascii="Arial" w:eastAsia="Times New Roman" w:hAnsi="Arial" w:cs="Arial"/>
@@ -5557,7 +5873,7 @@
       <w:tr>
         <w:tc>
           <w:tcPr>
-            <w:tcW w:w="888" w:type="pct"/>
+            <w:tcW w:w="0" w:type="auto"/>
             <w:tcBorders>
               <w:top w:val="single" w:sz="6" w:space="0" w:color="D1D5DB"/>
               <w:left w:val="single" w:sz="6" w:space="0" w:color="D1D5DB"/>
@@ -5594,13 +5910,189 @@
                 <w:shd w:val="clear" w:color="auto" w:fill="1F2937"/>
                 <w14:ligatures w14:val="none"/>
               </w:rPr>
+              <w:t>cimawbas_cwb.py</w:t>
+            </w:r>
+          </w:p>
+        </w:tc>
+        <w:tc>
+          <w:tcPr>
+            <w:tcW w:w="0" w:type="auto"/>
+            <w:tcBorders>
+              <w:top w:val="single" w:sz="6" w:space="0" w:color="D1D5DB"/>
+              <w:left w:val="single" w:sz="6" w:space="0" w:color="D1D5DB"/>
+              <w:bottom w:val="single" w:sz="6" w:space="0" w:color="D1D5DB"/>
+              <w:right w:val="single" w:sz="6" w:space="0" w:color="D1D5DB"/>
+            </w:tcBorders>
+            <w:shd w:val="clear" w:color="auto" w:fill="FFFFFF"/>
+            <w:tcMar>
+              <w:top w:w="150" w:type="dxa"/>
+              <w:left w:w="240" w:type="dxa"/>
+              <w:bottom w:w="150" w:type="dxa"/>
+              <w:right w:w="240" w:type="dxa"/>
+            </w:tcMar>
+            <w:vAlign w:val="center"/>
+            <w:hideMark/>
+          </w:tcPr>
+          <w:p>
+            <w:pPr>
+              <w:spacing w:after="0" w:line="240" w:lineRule="auto"/>
+              <w:rPr>
+                <w:rFonts w:ascii="Arial" w:eastAsia="Times New Roman" w:hAnsi="Arial" w:cs="Arial"/>
+                <w:color w:val="4B5563"/>
+                <w:kern w:val="0"/>
+                <w14:ligatures w14:val="none"/>
+              </w:rPr>
+            </w:pPr>
+            <w:hyperlink r:id="rId61" w:history="1">
+              <w:r>
+                <w:rPr>
+                  <w:rFonts w:ascii="Arial" w:eastAsia="Times New Roman" w:hAnsi="Arial" w:cs="Arial"/>
+                  <w:color w:val="2563EB"/>
+                  <w:kern w:val="0"/>
+                  <w:u w:val="single"/>
+                  <w14:ligatures w14:val="none"/>
+                </w:rPr>
+                <w:t>https://raw.githubusercontent.com/westy4ever/novaplay-modular/main/extractors/cimawbas_cwb.py</w:t>
+              </w:r>
+            </w:hyperlink>
+          </w:p>
+        </w:tc>
+      </w:tr>
+      <w:tr>
+        <w:tc>
+          <w:tcPr>
+            <w:tcW w:w="0" w:type="auto"/>
+            <w:tcBorders>
+              <w:top w:val="single" w:sz="6" w:space="0" w:color="D1D5DB"/>
+              <w:left w:val="single" w:sz="6" w:space="0" w:color="D1D5DB"/>
+              <w:bottom w:val="single" w:sz="6" w:space="0" w:color="D1D5DB"/>
+              <w:right w:val="single" w:sz="6" w:space="0" w:color="D1D5DB"/>
+            </w:tcBorders>
+            <w:shd w:val="clear" w:color="auto" w:fill="F9FAFB"/>
+            <w:tcMar>
+              <w:top w:w="150" w:type="dxa"/>
+              <w:left w:w="240" w:type="dxa"/>
+              <w:bottom w:w="150" w:type="dxa"/>
+              <w:right w:w="240" w:type="dxa"/>
+            </w:tcMar>
+            <w:vAlign w:val="center"/>
+            <w:hideMark/>
+          </w:tcPr>
+          <w:p>
+            <w:pPr>
+              <w:spacing w:after="0" w:line="240" w:lineRule="auto"/>
+              <w:rPr>
+                <w:rFonts w:ascii="Arial" w:eastAsia="Times New Roman" w:hAnsi="Arial" w:cs="Arial"/>
+                <w:color w:val="4B5563"/>
+                <w:kern w:val="0"/>
+                <w14:ligatures w14:val="none"/>
+              </w:rPr>
+            </w:pPr>
+            <w:r>
+              <w:rPr>
+                <w:rFonts w:ascii="Consolas" w:eastAsia="Times New Roman" w:hAnsi="Consolas" w:cs="Courier New"/>
+                <w:color w:val="E5E7EB"/>
+                <w:kern w:val="0"/>
+                <w:sz w:val="20"/>
+                <w:szCs w:val="20"/>
+                <w:shd w:val="clear" w:color="auto" w:fill="1F2937"/>
+                <w14:ligatures w14:val="none"/>
+              </w:rPr>
+              <w:t>cimawebas.py</w:t>
+            </w:r>
+          </w:p>
+        </w:tc>
+        <w:tc>
+          <w:tcPr>
+            <w:tcW w:w="0" w:type="auto"/>
+            <w:tcBorders>
+              <w:top w:val="single" w:sz="6" w:space="0" w:color="D1D5DB"/>
+              <w:left w:val="single" w:sz="6" w:space="0" w:color="D1D5DB"/>
+              <w:bottom w:val="single" w:sz="6" w:space="0" w:color="D1D5DB"/>
+              <w:right w:val="single" w:sz="6" w:space="0" w:color="D1D5DB"/>
+            </w:tcBorders>
+            <w:shd w:val="clear" w:color="auto" w:fill="F9FAFB"/>
+            <w:tcMar>
+              <w:top w:w="150" w:type="dxa"/>
+              <w:left w:w="240" w:type="dxa"/>
+              <w:bottom w:w="150" w:type="dxa"/>
+              <w:right w:w="240" w:type="dxa"/>
+            </w:tcMar>
+            <w:vAlign w:val="center"/>
+            <w:hideMark/>
+          </w:tcPr>
+          <w:p>
+            <w:pPr>
+              <w:spacing w:after="0" w:line="240" w:lineRule="auto"/>
+              <w:rPr>
+                <w:rFonts w:ascii="Arial" w:eastAsia="Times New Roman" w:hAnsi="Arial" w:cs="Arial"/>
+                <w:color w:val="4B5563"/>
+                <w:kern w:val="0"/>
+                <w14:ligatures w14:val="none"/>
+              </w:rPr>
+            </w:pPr>
+            <w:hyperlink r:id="rId62" w:history="1">
+              <w:r>
+                <w:rPr>
+                  <w:rFonts w:ascii="Arial" w:eastAsia="Times New Roman" w:hAnsi="Arial" w:cs="Arial"/>
+                  <w:color w:val="2563EB"/>
+                  <w:kern w:val="0"/>
+                  <w:u w:val="single"/>
+                  <w14:ligatures w14:val="none"/>
+                </w:rPr>
+                <w:t>https://raw.githubusercontent.com/westy4ever/novaplay-modular/main/extractors/cimawebas.py</w:t>
+              </w:r>
+            </w:hyperlink>
+          </w:p>
+        </w:tc>
+      </w:tr>
+      <w:tr>
+        <w:tc>
+          <w:tcPr>
+            <w:tcW w:w="0" w:type="auto"/>
+            <w:tcBorders>
+              <w:top w:val="single" w:sz="6" w:space="0" w:color="D1D5DB"/>
+              <w:left w:val="single" w:sz="6" w:space="0" w:color="D1D5DB"/>
+              <w:bottom w:val="single" w:sz="6" w:space="0" w:color="D1D5DB"/>
+              <w:right w:val="single" w:sz="6" w:space="0" w:color="D1D5DB"/>
+            </w:tcBorders>
+            <w:shd w:val="clear" w:color="auto" w:fill="FFFFFF"/>
+            <w:tcMar>
+              <w:top w:w="150" w:type="dxa"/>
+              <w:left w:w="240" w:type="dxa"/>
+              <w:bottom w:w="150" w:type="dxa"/>
+              <w:right w:w="240" w:type="dxa"/>
+            </w:tcMar>
+            <w:vAlign w:val="center"/>
+            <w:hideMark/>
+          </w:tcPr>
+          <w:p>
+            <w:pPr>
+              <w:spacing w:after="0" w:line="240" w:lineRule="auto"/>
+              <w:rPr>
+                <w:rFonts w:ascii="Arial" w:eastAsia="Times New Roman" w:hAnsi="Arial" w:cs="Arial"/>
+                <w:color w:val="4B5563"/>
+                <w:kern w:val="0"/>
+                <w14:ligatures w14:val="none"/>
+              </w:rPr>
+            </w:pPr>
+            <w:r>
+              <w:rPr>
+                <w:rFonts w:ascii="Consolas" w:eastAsia="Times New Roman" w:hAnsi="Consolas" w:cs="Courier New"/>
+                <w:color w:val="E5E7EB"/>
+                <w:kern w:val="0"/>
+                <w:sz w:val="20"/>
+                <w:szCs w:val="20"/>
+                <w:shd w:val="clear" w:color="auto" w:fill="1F2937"/>
+                <w14:ligatures w14:val="none"/>
+              </w:rPr>
               <w:t>egybest.py</w:t>
             </w:r>
           </w:p>
         </w:tc>
         <w:tc>
           <w:tcPr>
-            <w:tcW w:w="4112" w:type="pct"/>
+            <w:tcW w:w="0" w:type="auto"/>
             <w:tcBorders>
               <w:top w:val="single" w:sz="6" w:space="0" w:color="D1D5DB"/>
               <w:left w:val="single" w:sz="6" w:space="0" w:color="D1D5DB"/>
@@ -5627,7 +6119,7 @@
                 <w14:ligatures w14:val="none"/>
               </w:rPr>
             </w:pPr>
-            <w:hyperlink r:id="rId57" w:history="1">
+            <w:hyperlink r:id="rId63" w:history="1">
               <w:r>
                 <w:rPr>
                   <w:rFonts w:ascii="Arial" w:eastAsia="Times New Roman" w:hAnsi="Arial" w:cs="Arial"/>
@@ -5645,7 +6137,7 @@
       <w:tr>
         <w:tc>
           <w:tcPr>
-            <w:tcW w:w="888" w:type="pct"/>
+            <w:tcW w:w="0" w:type="auto"/>
             <w:tcBorders>
               <w:top w:val="single" w:sz="6" w:space="0" w:color="D1D5DB"/>
               <w:left w:val="single" w:sz="6" w:space="0" w:color="D1D5DB"/>
@@ -5688,7 +6180,7 @@
         </w:tc>
         <w:tc>
           <w:tcPr>
-            <w:tcW w:w="4112" w:type="pct"/>
+            <w:tcW w:w="0" w:type="auto"/>
             <w:tcBorders>
               <w:top w:val="single" w:sz="6" w:space="0" w:color="D1D5DB"/>
               <w:left w:val="single" w:sz="6" w:space="0" w:color="D1D5DB"/>
@@ -5715,7 +6207,7 @@
                 <w14:ligatures w14:val="none"/>
               </w:rPr>
             </w:pPr>
-            <w:hyperlink r:id="rId58" w:history="1">
+            <w:hyperlink r:id="rId64" w:history="1">
               <w:r>
                 <w:rPr>
                   <w:rFonts w:ascii="Arial" w:eastAsia="Times New Roman" w:hAnsi="Arial" w:cs="Arial"/>
@@ -5733,7 +6225,7 @@
       <w:tr>
         <w:tc>
           <w:tcPr>
-            <w:tcW w:w="888" w:type="pct"/>
+            <w:tcW w:w="0" w:type="auto"/>
             <w:tcBorders>
               <w:top w:val="single" w:sz="6" w:space="0" w:color="D1D5DB"/>
               <w:left w:val="single" w:sz="6" w:space="0" w:color="D1D5DB"/>
@@ -5770,14 +6262,13 @@
                 <w:shd w:val="clear" w:color="auto" w:fill="1F2937"/>
                 <w14:ligatures w14:val="none"/>
               </w:rPr>
-              <w:lastRenderedPageBreak/>
               <w:t>egydead_coupons.py</w:t>
             </w:r>
           </w:p>
         </w:tc>
         <w:tc>
           <w:tcPr>
-            <w:tcW w:w="4112" w:type="pct"/>
+            <w:tcW w:w="0" w:type="auto"/>
             <w:tcBorders>
               <w:top w:val="single" w:sz="6" w:space="0" w:color="D1D5DB"/>
               <w:left w:val="single" w:sz="6" w:space="0" w:color="D1D5DB"/>
@@ -5804,7 +6295,7 @@
                 <w14:ligatures w14:val="none"/>
               </w:rPr>
             </w:pPr>
-            <w:hyperlink r:id="rId59" w:history="1">
+            <w:hyperlink r:id="rId65" w:history="1">
               <w:r>
                 <w:rPr>
                   <w:rFonts w:ascii="Arial" w:eastAsia="Times New Roman" w:hAnsi="Arial" w:cs="Arial"/>
@@ -5822,7 +6313,7 @@
       <w:tr>
         <w:tc>
           <w:tcPr>
-            <w:tcW w:w="888" w:type="pct"/>
+            <w:tcW w:w="0" w:type="auto"/>
             <w:tcBorders>
               <w:top w:val="single" w:sz="6" w:space="0" w:color="D1D5DB"/>
               <w:left w:val="single" w:sz="6" w:space="0" w:color="D1D5DB"/>
@@ -5865,7 +6356,7 @@
         </w:tc>
         <w:tc>
           <w:tcPr>
-            <w:tcW w:w="4112" w:type="pct"/>
+            <w:tcW w:w="0" w:type="auto"/>
             <w:tcBorders>
               <w:top w:val="single" w:sz="6" w:space="0" w:color="D1D5DB"/>
               <w:left w:val="single" w:sz="6" w:space="0" w:color="D1D5DB"/>
@@ -5892,7 +6383,7 @@
                 <w14:ligatures w14:val="none"/>
               </w:rPr>
             </w:pPr>
-            <w:hyperlink r:id="rId60" w:history="1">
+            <w:hyperlink r:id="rId66" w:history="1">
               <w:r>
                 <w:rPr>
                   <w:rFonts w:ascii="Arial" w:eastAsia="Times New Roman" w:hAnsi="Arial" w:cs="Arial"/>
@@ -5910,7 +6401,7 @@
       <w:tr>
         <w:tc>
           <w:tcPr>
-            <w:tcW w:w="888" w:type="pct"/>
+            <w:tcW w:w="0" w:type="auto"/>
             <w:tcBorders>
               <w:top w:val="single" w:sz="6" w:space="0" w:color="D1D5DB"/>
               <w:left w:val="single" w:sz="6" w:space="0" w:color="D1D5DB"/>
@@ -5953,7 +6444,7 @@
         </w:tc>
         <w:tc>
           <w:tcPr>
-            <w:tcW w:w="4112" w:type="pct"/>
+            <w:tcW w:w="0" w:type="auto"/>
             <w:tcBorders>
               <w:top w:val="single" w:sz="6" w:space="0" w:color="D1D5DB"/>
               <w:left w:val="single" w:sz="6" w:space="0" w:color="D1D5DB"/>
@@ -5980,7 +6471,7 @@
                 <w14:ligatures w14:val="none"/>
               </w:rPr>
             </w:pPr>
-            <w:hyperlink r:id="rId61" w:history="1">
+            <w:hyperlink r:id="rId67" w:history="1">
               <w:r>
                 <w:rPr>
                   <w:rFonts w:ascii="Arial" w:eastAsia="Times New Roman" w:hAnsi="Arial" w:cs="Arial"/>
@@ -5998,7 +6489,7 @@
       <w:tr>
         <w:tc>
           <w:tcPr>
-            <w:tcW w:w="888" w:type="pct"/>
+            <w:tcW w:w="0" w:type="auto"/>
             <w:tcBorders>
               <w:top w:val="single" w:sz="6" w:space="0" w:color="D1D5DB"/>
               <w:left w:val="single" w:sz="6" w:space="0" w:color="D1D5DB"/>
@@ -6041,7 +6532,7 @@
         </w:tc>
         <w:tc>
           <w:tcPr>
-            <w:tcW w:w="4112" w:type="pct"/>
+            <w:tcW w:w="0" w:type="auto"/>
             <w:tcBorders>
               <w:top w:val="single" w:sz="6" w:space="0" w:color="D1D5DB"/>
               <w:left w:val="single" w:sz="6" w:space="0" w:color="D1D5DB"/>
@@ -6068,7 +6559,7 @@
                 <w14:ligatures w14:val="none"/>
               </w:rPr>
             </w:pPr>
-            <w:hyperlink r:id="rId62" w:history="1">
+            <w:hyperlink r:id="rId68" w:history="1">
               <w:r>
                 <w:rPr>
                   <w:rFonts w:ascii="Arial" w:eastAsia="Times New Roman" w:hAnsi="Arial" w:cs="Arial"/>
@@ -6086,7 +6577,7 @@
       <w:tr>
         <w:tc>
           <w:tcPr>
-            <w:tcW w:w="888" w:type="pct"/>
+            <w:tcW w:w="0" w:type="auto"/>
             <w:tcBorders>
               <w:top w:val="single" w:sz="6" w:space="0" w:color="D1D5DB"/>
               <w:left w:val="single" w:sz="6" w:space="0" w:color="D1D5DB"/>
@@ -6129,7 +6620,7 @@
         </w:tc>
         <w:tc>
           <w:tcPr>
-            <w:tcW w:w="4112" w:type="pct"/>
+            <w:tcW w:w="0" w:type="auto"/>
             <w:tcBorders>
               <w:top w:val="single" w:sz="6" w:space="0" w:color="D1D5DB"/>
               <w:left w:val="single" w:sz="6" w:space="0" w:color="D1D5DB"/>
@@ -6156,7 +6647,7 @@
                 <w14:ligatures w14:val="none"/>
               </w:rPr>
             </w:pPr>
-            <w:hyperlink r:id="rId63" w:history="1">
+            <w:hyperlink r:id="rId69" w:history="1">
               <w:r>
                 <w:rPr>
                   <w:rFonts w:ascii="Arial" w:eastAsia="Times New Roman" w:hAnsi="Arial" w:cs="Arial"/>
@@ -6174,7 +6665,7 @@
       <w:tr>
         <w:tc>
           <w:tcPr>
-            <w:tcW w:w="888" w:type="pct"/>
+            <w:tcW w:w="0" w:type="auto"/>
             <w:tcBorders>
               <w:top w:val="single" w:sz="6" w:space="0" w:color="D1D5DB"/>
               <w:left w:val="single" w:sz="6" w:space="0" w:color="D1D5DB"/>
@@ -6217,7 +6708,7 @@
         </w:tc>
         <w:tc>
           <w:tcPr>
-            <w:tcW w:w="4112" w:type="pct"/>
+            <w:tcW w:w="0" w:type="auto"/>
             <w:tcBorders>
               <w:top w:val="single" w:sz="6" w:space="0" w:color="D1D5DB"/>
               <w:left w:val="single" w:sz="6" w:space="0" w:color="D1D5DB"/>
@@ -6244,7 +6735,7 @@
                 <w14:ligatures w14:val="none"/>
               </w:rPr>
             </w:pPr>
-            <w:hyperlink r:id="rId64" w:history="1">
+            <w:hyperlink r:id="rId70" w:history="1">
               <w:r>
                 <w:rPr>
                   <w:rFonts w:ascii="Arial" w:eastAsia="Times New Roman" w:hAnsi="Arial" w:cs="Arial"/>
@@ -6262,7 +6753,7 @@
       <w:tr>
         <w:tc>
           <w:tcPr>
-            <w:tcW w:w="888" w:type="pct"/>
+            <w:tcW w:w="0" w:type="auto"/>
             <w:tcBorders>
               <w:top w:val="single" w:sz="6" w:space="0" w:color="D1D5DB"/>
               <w:left w:val="single" w:sz="6" w:space="0" w:color="D1D5DB"/>
@@ -6299,40 +6790,129 @@
                 <w:shd w:val="clear" w:color="auto" w:fill="1F2937"/>
                 <w14:ligatures w14:val="none"/>
               </w:rPr>
+              <w:t>mycima.py</w:t>
+            </w:r>
+          </w:p>
+        </w:tc>
+        <w:tc>
+          <w:tcPr>
+            <w:tcW w:w="0" w:type="auto"/>
+            <w:tcBorders>
+              <w:top w:val="single" w:sz="6" w:space="0" w:color="D1D5DB"/>
+              <w:left w:val="single" w:sz="6" w:space="0" w:color="D1D5DB"/>
+              <w:bottom w:val="single" w:sz="6" w:space="0" w:color="D1D5DB"/>
+              <w:right w:val="single" w:sz="6" w:space="0" w:color="D1D5DB"/>
+            </w:tcBorders>
+            <w:shd w:val="clear" w:color="auto" w:fill="FFFFFF"/>
+            <w:tcMar>
+              <w:top w:w="150" w:type="dxa"/>
+              <w:left w:w="240" w:type="dxa"/>
+              <w:bottom w:w="150" w:type="dxa"/>
+              <w:right w:w="240" w:type="dxa"/>
+            </w:tcMar>
+            <w:vAlign w:val="center"/>
+            <w:hideMark/>
+          </w:tcPr>
+          <w:p>
+            <w:pPr>
+              <w:spacing w:after="0" w:line="240" w:lineRule="auto"/>
+              <w:rPr>
+                <w:rFonts w:ascii="Arial" w:eastAsia="Times New Roman" w:hAnsi="Arial" w:cs="Arial"/>
+                <w:color w:val="4B5563"/>
+                <w:kern w:val="0"/>
+                <w14:ligatures w14:val="none"/>
+              </w:rPr>
+            </w:pPr>
+            <w:hyperlink r:id="rId71" w:history="1">
+              <w:r>
+                <w:rPr>
+                  <w:rFonts w:ascii="Arial" w:eastAsia="Times New Roman" w:hAnsi="Arial" w:cs="Arial"/>
+                  <w:color w:val="2563EB"/>
+                  <w:kern w:val="0"/>
+                  <w:u w:val="single"/>
+                  <w14:ligatures w14:val="none"/>
+                </w:rPr>
+                <w:t>https://raw.githubusercontent.com/westy4ever/novaplay-modular/main/extractors/mycima.py</w:t>
+              </w:r>
+            </w:hyperlink>
+          </w:p>
+        </w:tc>
+      </w:tr>
+      <w:tr>
+        <w:tc>
+          <w:tcPr>
+            <w:tcW w:w="0" w:type="auto"/>
+            <w:tcBorders>
+              <w:top w:val="single" w:sz="6" w:space="0" w:color="D1D5DB"/>
+              <w:left w:val="single" w:sz="6" w:space="0" w:color="D1D5DB"/>
+              <w:bottom w:val="single" w:sz="6" w:space="0" w:color="D1D5DB"/>
+              <w:right w:val="single" w:sz="6" w:space="0" w:color="D1D5DB"/>
+            </w:tcBorders>
+            <w:shd w:val="clear" w:color="auto" w:fill="F9FAFB"/>
+            <w:tcMar>
+              <w:top w:w="150" w:type="dxa"/>
+              <w:left w:w="240" w:type="dxa"/>
+              <w:bottom w:w="150" w:type="dxa"/>
+              <w:right w:w="240" w:type="dxa"/>
+            </w:tcMar>
+            <w:vAlign w:val="center"/>
+            <w:hideMark/>
+          </w:tcPr>
+          <w:p>
+            <w:pPr>
+              <w:spacing w:after="0" w:line="240" w:lineRule="auto"/>
+              <w:rPr>
+                <w:rFonts w:ascii="Arial" w:eastAsia="Times New Roman" w:hAnsi="Arial" w:cs="Arial"/>
+                <w:color w:val="4B5563"/>
+                <w:kern w:val="0"/>
+                <w14:ligatures w14:val="none"/>
+              </w:rPr>
+            </w:pPr>
+            <w:r>
+              <w:rPr>
+                <w:rFonts w:ascii="Consolas" w:eastAsia="Times New Roman" w:hAnsi="Consolas" w:cs="Courier New"/>
+                <w:color w:val="E5E7EB"/>
+                <w:kern w:val="0"/>
+                <w:sz w:val="20"/>
+                <w:szCs w:val="20"/>
+                <w:shd w:val="clear" w:color="auto" w:fill="1F2937"/>
+                <w14:ligatures w14:val="none"/>
+              </w:rPr>
+              <w:lastRenderedPageBreak/>
               <w:t>mywecima.py</w:t>
             </w:r>
           </w:p>
         </w:tc>
         <w:tc>
           <w:tcPr>
-            <w:tcW w:w="4112" w:type="pct"/>
-            <w:tcBorders>
-              <w:top w:val="single" w:sz="6" w:space="0" w:color="D1D5DB"/>
-              <w:left w:val="single" w:sz="6" w:space="0" w:color="D1D5DB"/>
-              <w:bottom w:val="single" w:sz="6" w:space="0" w:color="D1D5DB"/>
-              <w:right w:val="single" w:sz="6" w:space="0" w:color="D1D5DB"/>
-            </w:tcBorders>
-            <w:shd w:val="clear" w:color="auto" w:fill="FFFFFF"/>
-            <w:tcMar>
-              <w:top w:w="150" w:type="dxa"/>
-              <w:left w:w="240" w:type="dxa"/>
-              <w:bottom w:w="150" w:type="dxa"/>
-              <w:right w:w="240" w:type="dxa"/>
-            </w:tcMar>
-            <w:vAlign w:val="center"/>
-            <w:hideMark/>
-          </w:tcPr>
-          <w:p>
-            <w:pPr>
-              <w:spacing w:after="0" w:line="240" w:lineRule="auto"/>
-              <w:rPr>
-                <w:rFonts w:ascii="Arial" w:eastAsia="Times New Roman" w:hAnsi="Arial" w:cs="Arial"/>
-                <w:color w:val="4B5563"/>
-                <w:kern w:val="0"/>
-                <w14:ligatures w14:val="none"/>
-              </w:rPr>
-            </w:pPr>
-            <w:hyperlink r:id="rId65" w:history="1">
+            <w:tcW w:w="0" w:type="auto"/>
+            <w:tcBorders>
+              <w:top w:val="single" w:sz="6" w:space="0" w:color="D1D5DB"/>
+              <w:left w:val="single" w:sz="6" w:space="0" w:color="D1D5DB"/>
+              <w:bottom w:val="single" w:sz="6" w:space="0" w:color="D1D5DB"/>
+              <w:right w:val="single" w:sz="6" w:space="0" w:color="D1D5DB"/>
+            </w:tcBorders>
+            <w:shd w:val="clear" w:color="auto" w:fill="F9FAFB"/>
+            <w:tcMar>
+              <w:top w:w="150" w:type="dxa"/>
+              <w:left w:w="240" w:type="dxa"/>
+              <w:bottom w:w="150" w:type="dxa"/>
+              <w:right w:w="240" w:type="dxa"/>
+            </w:tcMar>
+            <w:vAlign w:val="center"/>
+            <w:hideMark/>
+          </w:tcPr>
+          <w:p>
+            <w:pPr>
+              <w:spacing w:after="0" w:line="240" w:lineRule="auto"/>
+              <w:rPr>
+                <w:rFonts w:ascii="Arial" w:eastAsia="Times New Roman" w:hAnsi="Arial" w:cs="Arial"/>
+                <w:color w:val="4B5563"/>
+                <w:kern w:val="0"/>
+                <w14:ligatures w14:val="none"/>
+              </w:rPr>
+            </w:pPr>
+            <w:hyperlink r:id="rId72" w:history="1">
               <w:r>
                 <w:rPr>
                   <w:rFonts w:ascii="Arial" w:eastAsia="Times New Roman" w:hAnsi="Arial" w:cs="Arial"/>
@@ -6350,14 +6930,14 @@
       <w:tr>
         <w:tc>
           <w:tcPr>
-            <w:tcW w:w="888" w:type="pct"/>
-            <w:tcBorders>
-              <w:top w:val="single" w:sz="6" w:space="0" w:color="D1D5DB"/>
-              <w:left w:val="single" w:sz="6" w:space="0" w:color="D1D5DB"/>
-              <w:bottom w:val="single" w:sz="6" w:space="0" w:color="D1D5DB"/>
-              <w:right w:val="single" w:sz="6" w:space="0" w:color="D1D5DB"/>
-            </w:tcBorders>
-            <w:shd w:val="clear" w:color="auto" w:fill="F9FAFB"/>
+            <w:tcW w:w="0" w:type="auto"/>
+            <w:tcBorders>
+              <w:top w:val="single" w:sz="6" w:space="0" w:color="D1D5DB"/>
+              <w:left w:val="single" w:sz="6" w:space="0" w:color="D1D5DB"/>
+              <w:bottom w:val="single" w:sz="6" w:space="0" w:color="D1D5DB"/>
+              <w:right w:val="single" w:sz="6" w:space="0" w:color="D1D5DB"/>
+            </w:tcBorders>
+            <w:shd w:val="clear" w:color="auto" w:fill="FFFFFF"/>
             <w:tcMar>
               <w:top w:w="150" w:type="dxa"/>
               <w:left w:w="240" w:type="dxa"/>
@@ -6393,34 +6973,34 @@
         </w:tc>
         <w:tc>
           <w:tcPr>
-            <w:tcW w:w="4112" w:type="pct"/>
-            <w:tcBorders>
-              <w:top w:val="single" w:sz="6" w:space="0" w:color="D1D5DB"/>
-              <w:left w:val="single" w:sz="6" w:space="0" w:color="D1D5DB"/>
-              <w:bottom w:val="single" w:sz="6" w:space="0" w:color="D1D5DB"/>
-              <w:right w:val="single" w:sz="6" w:space="0" w:color="D1D5DB"/>
-            </w:tcBorders>
-            <w:shd w:val="clear" w:color="auto" w:fill="F9FAFB"/>
-            <w:tcMar>
-              <w:top w:w="150" w:type="dxa"/>
-              <w:left w:w="240" w:type="dxa"/>
-              <w:bottom w:w="150" w:type="dxa"/>
-              <w:right w:w="240" w:type="dxa"/>
-            </w:tcMar>
-            <w:vAlign w:val="center"/>
-            <w:hideMark/>
-          </w:tcPr>
-          <w:p>
-            <w:pPr>
-              <w:spacing w:after="0" w:line="240" w:lineRule="auto"/>
-              <w:rPr>
-                <w:rFonts w:ascii="Arial" w:eastAsia="Times New Roman" w:hAnsi="Arial" w:cs="Arial"/>
-                <w:color w:val="4B5563"/>
-                <w:kern w:val="0"/>
-                <w14:ligatures w14:val="none"/>
-              </w:rPr>
-            </w:pPr>
-            <w:hyperlink r:id="rId66" w:history="1">
+            <w:tcW w:w="0" w:type="auto"/>
+            <w:tcBorders>
+              <w:top w:val="single" w:sz="6" w:space="0" w:color="D1D5DB"/>
+              <w:left w:val="single" w:sz="6" w:space="0" w:color="D1D5DB"/>
+              <w:bottom w:val="single" w:sz="6" w:space="0" w:color="D1D5DB"/>
+              <w:right w:val="single" w:sz="6" w:space="0" w:color="D1D5DB"/>
+            </w:tcBorders>
+            <w:shd w:val="clear" w:color="auto" w:fill="FFFFFF"/>
+            <w:tcMar>
+              <w:top w:w="150" w:type="dxa"/>
+              <w:left w:w="240" w:type="dxa"/>
+              <w:bottom w:w="150" w:type="dxa"/>
+              <w:right w:w="240" w:type="dxa"/>
+            </w:tcMar>
+            <w:vAlign w:val="center"/>
+            <w:hideMark/>
+          </w:tcPr>
+          <w:p>
+            <w:pPr>
+              <w:spacing w:after="0" w:line="240" w:lineRule="auto"/>
+              <w:rPr>
+                <w:rFonts w:ascii="Arial" w:eastAsia="Times New Roman" w:hAnsi="Arial" w:cs="Arial"/>
+                <w:color w:val="4B5563"/>
+                <w:kern w:val="0"/>
+                <w14:ligatures w14:val="none"/>
+              </w:rPr>
+            </w:pPr>
+            <w:hyperlink r:id="rId73" w:history="1">
               <w:r>
                 <w:rPr>
                   <w:rFonts w:ascii="Arial" w:eastAsia="Times New Roman" w:hAnsi="Arial" w:cs="Arial"/>
@@ -6438,14 +7018,14 @@
       <w:tr>
         <w:tc>
           <w:tcPr>
-            <w:tcW w:w="888" w:type="pct"/>
-            <w:tcBorders>
-              <w:top w:val="single" w:sz="6" w:space="0" w:color="D1D5DB"/>
-              <w:left w:val="single" w:sz="6" w:space="0" w:color="D1D5DB"/>
-              <w:bottom w:val="single" w:sz="6" w:space="0" w:color="D1D5DB"/>
-              <w:right w:val="single" w:sz="6" w:space="0" w:color="D1D5DB"/>
-            </w:tcBorders>
-            <w:shd w:val="clear" w:color="auto" w:fill="FFFFFF"/>
+            <w:tcW w:w="0" w:type="auto"/>
+            <w:tcBorders>
+              <w:top w:val="single" w:sz="6" w:space="0" w:color="D1D5DB"/>
+              <w:left w:val="single" w:sz="6" w:space="0" w:color="D1D5DB"/>
+              <w:bottom w:val="single" w:sz="6" w:space="0" w:color="D1D5DB"/>
+              <w:right w:val="single" w:sz="6" w:space="0" w:color="D1D5DB"/>
+            </w:tcBorders>
+            <w:shd w:val="clear" w:color="auto" w:fill="F9FAFB"/>
             <w:tcMar>
               <w:top w:w="150" w:type="dxa"/>
               <w:left w:w="240" w:type="dxa"/>
@@ -6481,34 +7061,34 @@
         </w:tc>
         <w:tc>
           <w:tcPr>
-            <w:tcW w:w="4112" w:type="pct"/>
-            <w:tcBorders>
-              <w:top w:val="single" w:sz="6" w:space="0" w:color="D1D5DB"/>
-              <w:left w:val="single" w:sz="6" w:space="0" w:color="D1D5DB"/>
-              <w:bottom w:val="single" w:sz="6" w:space="0" w:color="D1D5DB"/>
-              <w:right w:val="single" w:sz="6" w:space="0" w:color="D1D5DB"/>
-            </w:tcBorders>
-            <w:shd w:val="clear" w:color="auto" w:fill="FFFFFF"/>
-            <w:tcMar>
-              <w:top w:w="150" w:type="dxa"/>
-              <w:left w:w="240" w:type="dxa"/>
-              <w:bottom w:w="150" w:type="dxa"/>
-              <w:right w:w="240" w:type="dxa"/>
-            </w:tcMar>
-            <w:vAlign w:val="center"/>
-            <w:hideMark/>
-          </w:tcPr>
-          <w:p>
-            <w:pPr>
-              <w:spacing w:after="0" w:line="240" w:lineRule="auto"/>
-              <w:rPr>
-                <w:rFonts w:ascii="Arial" w:eastAsia="Times New Roman" w:hAnsi="Arial" w:cs="Arial"/>
-                <w:color w:val="4B5563"/>
-                <w:kern w:val="0"/>
-                <w14:ligatures w14:val="none"/>
-              </w:rPr>
-            </w:pPr>
-            <w:hyperlink r:id="rId67" w:history="1">
+            <w:tcW w:w="0" w:type="auto"/>
+            <w:tcBorders>
+              <w:top w:val="single" w:sz="6" w:space="0" w:color="D1D5DB"/>
+              <w:left w:val="single" w:sz="6" w:space="0" w:color="D1D5DB"/>
+              <w:bottom w:val="single" w:sz="6" w:space="0" w:color="D1D5DB"/>
+              <w:right w:val="single" w:sz="6" w:space="0" w:color="D1D5DB"/>
+            </w:tcBorders>
+            <w:shd w:val="clear" w:color="auto" w:fill="F9FAFB"/>
+            <w:tcMar>
+              <w:top w:w="150" w:type="dxa"/>
+              <w:left w:w="240" w:type="dxa"/>
+              <w:bottom w:w="150" w:type="dxa"/>
+              <w:right w:w="240" w:type="dxa"/>
+            </w:tcMar>
+            <w:vAlign w:val="center"/>
+            <w:hideMark/>
+          </w:tcPr>
+          <w:p>
+            <w:pPr>
+              <w:spacing w:after="0" w:line="240" w:lineRule="auto"/>
+              <w:rPr>
+                <w:rFonts w:ascii="Arial" w:eastAsia="Times New Roman" w:hAnsi="Arial" w:cs="Arial"/>
+                <w:color w:val="4B5563"/>
+                <w:kern w:val="0"/>
+                <w14:ligatures w14:val="none"/>
+              </w:rPr>
+            </w:pPr>
+            <w:hyperlink r:id="rId74" w:history="1">
               <w:r>
                 <w:rPr>
                   <w:rFonts w:ascii="Arial" w:eastAsia="Times New Roman" w:hAnsi="Arial" w:cs="Arial"/>
@@ -6526,14 +7106,14 @@
       <w:tr>
         <w:tc>
           <w:tcPr>
-            <w:tcW w:w="888" w:type="pct"/>
-            <w:tcBorders>
-              <w:top w:val="single" w:sz="6" w:space="0" w:color="D1D5DB"/>
-              <w:left w:val="single" w:sz="6" w:space="0" w:color="D1D5DB"/>
-              <w:bottom w:val="single" w:sz="6" w:space="0" w:color="D1D5DB"/>
-              <w:right w:val="single" w:sz="6" w:space="0" w:color="D1D5DB"/>
-            </w:tcBorders>
-            <w:shd w:val="clear" w:color="auto" w:fill="F9FAFB"/>
+            <w:tcW w:w="0" w:type="auto"/>
+            <w:tcBorders>
+              <w:top w:val="single" w:sz="6" w:space="0" w:color="D1D5DB"/>
+              <w:left w:val="single" w:sz="6" w:space="0" w:color="D1D5DB"/>
+              <w:bottom w:val="single" w:sz="6" w:space="0" w:color="D1D5DB"/>
+              <w:right w:val="single" w:sz="6" w:space="0" w:color="D1D5DB"/>
+            </w:tcBorders>
+            <w:shd w:val="clear" w:color="auto" w:fill="FFFFFF"/>
             <w:tcMar>
               <w:top w:w="150" w:type="dxa"/>
               <w:left w:w="240" w:type="dxa"/>
@@ -6569,34 +7149,34 @@
         </w:tc>
         <w:tc>
           <w:tcPr>
-            <w:tcW w:w="4112" w:type="pct"/>
-            <w:tcBorders>
-              <w:top w:val="single" w:sz="6" w:space="0" w:color="D1D5DB"/>
-              <w:left w:val="single" w:sz="6" w:space="0" w:color="D1D5DB"/>
-              <w:bottom w:val="single" w:sz="6" w:space="0" w:color="D1D5DB"/>
-              <w:right w:val="single" w:sz="6" w:space="0" w:color="D1D5DB"/>
-            </w:tcBorders>
-            <w:shd w:val="clear" w:color="auto" w:fill="F9FAFB"/>
-            <w:tcMar>
-              <w:top w:w="150" w:type="dxa"/>
-              <w:left w:w="240" w:type="dxa"/>
-              <w:bottom w:w="150" w:type="dxa"/>
-              <w:right w:w="240" w:type="dxa"/>
-            </w:tcMar>
-            <w:vAlign w:val="center"/>
-            <w:hideMark/>
-          </w:tcPr>
-          <w:p>
-            <w:pPr>
-              <w:spacing w:after="0" w:line="240" w:lineRule="auto"/>
-              <w:rPr>
-                <w:rFonts w:ascii="Arial" w:eastAsia="Times New Roman" w:hAnsi="Arial" w:cs="Arial"/>
-                <w:color w:val="4B5563"/>
-                <w:kern w:val="0"/>
-                <w14:ligatures w14:val="none"/>
-              </w:rPr>
-            </w:pPr>
-            <w:hyperlink r:id="rId68" w:history="1">
+            <w:tcW w:w="0" w:type="auto"/>
+            <w:tcBorders>
+              <w:top w:val="single" w:sz="6" w:space="0" w:color="D1D5DB"/>
+              <w:left w:val="single" w:sz="6" w:space="0" w:color="D1D5DB"/>
+              <w:bottom w:val="single" w:sz="6" w:space="0" w:color="D1D5DB"/>
+              <w:right w:val="single" w:sz="6" w:space="0" w:color="D1D5DB"/>
+            </w:tcBorders>
+            <w:shd w:val="clear" w:color="auto" w:fill="FFFFFF"/>
+            <w:tcMar>
+              <w:top w:w="150" w:type="dxa"/>
+              <w:left w:w="240" w:type="dxa"/>
+              <w:bottom w:w="150" w:type="dxa"/>
+              <w:right w:w="240" w:type="dxa"/>
+            </w:tcMar>
+            <w:vAlign w:val="center"/>
+            <w:hideMark/>
+          </w:tcPr>
+          <w:p>
+            <w:pPr>
+              <w:spacing w:after="0" w:line="240" w:lineRule="auto"/>
+              <w:rPr>
+                <w:rFonts w:ascii="Arial" w:eastAsia="Times New Roman" w:hAnsi="Arial" w:cs="Arial"/>
+                <w:color w:val="4B5563"/>
+                <w:kern w:val="0"/>
+                <w14:ligatures w14:val="none"/>
+              </w:rPr>
+            </w:pPr>
+            <w:hyperlink r:id="rId75" w:history="1">
               <w:r>
                 <w:rPr>
                   <w:rFonts w:ascii="Arial" w:eastAsia="Times New Roman" w:hAnsi="Arial" w:cs="Arial"/>
@@ -6614,14 +7194,14 @@
       <w:tr>
         <w:tc>
           <w:tcPr>
-            <w:tcW w:w="888" w:type="pct"/>
-            <w:tcBorders>
-              <w:top w:val="single" w:sz="6" w:space="0" w:color="D1D5DB"/>
-              <w:left w:val="single" w:sz="6" w:space="0" w:color="D1D5DB"/>
-              <w:bottom w:val="single" w:sz="6" w:space="0" w:color="D1D5DB"/>
-              <w:right w:val="single" w:sz="6" w:space="0" w:color="D1D5DB"/>
-            </w:tcBorders>
-            <w:shd w:val="clear" w:color="auto" w:fill="FFFFFF"/>
+            <w:tcW w:w="0" w:type="auto"/>
+            <w:tcBorders>
+              <w:top w:val="single" w:sz="6" w:space="0" w:color="D1D5DB"/>
+              <w:left w:val="single" w:sz="6" w:space="0" w:color="D1D5DB"/>
+              <w:bottom w:val="single" w:sz="6" w:space="0" w:color="D1D5DB"/>
+              <w:right w:val="single" w:sz="6" w:space="0" w:color="D1D5DB"/>
+            </w:tcBorders>
+            <w:shd w:val="clear" w:color="auto" w:fill="F9FAFB"/>
             <w:tcMar>
               <w:top w:w="150" w:type="dxa"/>
               <w:left w:w="240" w:type="dxa"/>
@@ -6657,34 +7237,34 @@
         </w:tc>
         <w:tc>
           <w:tcPr>
-            <w:tcW w:w="4112" w:type="pct"/>
-            <w:tcBorders>
-              <w:top w:val="single" w:sz="6" w:space="0" w:color="D1D5DB"/>
-              <w:left w:val="single" w:sz="6" w:space="0" w:color="D1D5DB"/>
-              <w:bottom w:val="single" w:sz="6" w:space="0" w:color="D1D5DB"/>
-              <w:right w:val="single" w:sz="6" w:space="0" w:color="D1D5DB"/>
-            </w:tcBorders>
-            <w:shd w:val="clear" w:color="auto" w:fill="FFFFFF"/>
-            <w:tcMar>
-              <w:top w:w="150" w:type="dxa"/>
-              <w:left w:w="240" w:type="dxa"/>
-              <w:bottom w:w="150" w:type="dxa"/>
-              <w:right w:w="240" w:type="dxa"/>
-            </w:tcMar>
-            <w:vAlign w:val="center"/>
-            <w:hideMark/>
-          </w:tcPr>
-          <w:p>
-            <w:pPr>
-              <w:spacing w:after="0" w:line="240" w:lineRule="auto"/>
-              <w:rPr>
-                <w:rFonts w:ascii="Arial" w:eastAsia="Times New Roman" w:hAnsi="Arial" w:cs="Arial"/>
-                <w:color w:val="4B5563"/>
-                <w:kern w:val="0"/>
-                <w14:ligatures w14:val="none"/>
-              </w:rPr>
-            </w:pPr>
-            <w:hyperlink r:id="rId69" w:history="1">
+            <w:tcW w:w="0" w:type="auto"/>
+            <w:tcBorders>
+              <w:top w:val="single" w:sz="6" w:space="0" w:color="D1D5DB"/>
+              <w:left w:val="single" w:sz="6" w:space="0" w:color="D1D5DB"/>
+              <w:bottom w:val="single" w:sz="6" w:space="0" w:color="D1D5DB"/>
+              <w:right w:val="single" w:sz="6" w:space="0" w:color="D1D5DB"/>
+            </w:tcBorders>
+            <w:shd w:val="clear" w:color="auto" w:fill="F9FAFB"/>
+            <w:tcMar>
+              <w:top w:w="150" w:type="dxa"/>
+              <w:left w:w="240" w:type="dxa"/>
+              <w:bottom w:w="150" w:type="dxa"/>
+              <w:right w:w="240" w:type="dxa"/>
+            </w:tcMar>
+            <w:vAlign w:val="center"/>
+            <w:hideMark/>
+          </w:tcPr>
+          <w:p>
+            <w:pPr>
+              <w:spacing w:after="0" w:line="240" w:lineRule="auto"/>
+              <w:rPr>
+                <w:rFonts w:ascii="Arial" w:eastAsia="Times New Roman" w:hAnsi="Arial" w:cs="Arial"/>
+                <w:color w:val="4B5563"/>
+                <w:kern w:val="0"/>
+                <w14:ligatures w14:val="none"/>
+              </w:rPr>
+            </w:pPr>
+            <w:hyperlink r:id="rId76" w:history="1">
               <w:r>
                 <w:rPr>
                   <w:rFonts w:ascii="Arial" w:eastAsia="Times New Roman" w:hAnsi="Arial" w:cs="Arial"/>
@@ -6702,14 +7282,14 @@
       <w:tr>
         <w:tc>
           <w:tcPr>
-            <w:tcW w:w="888" w:type="pct"/>
-            <w:tcBorders>
-              <w:top w:val="single" w:sz="6" w:space="0" w:color="D1D5DB"/>
-              <w:left w:val="single" w:sz="6" w:space="0" w:color="D1D5DB"/>
-              <w:bottom w:val="single" w:sz="6" w:space="0" w:color="D1D5DB"/>
-              <w:right w:val="single" w:sz="6" w:space="0" w:color="D1D5DB"/>
-            </w:tcBorders>
-            <w:shd w:val="clear" w:color="auto" w:fill="F9FAFB"/>
+            <w:tcW w:w="0" w:type="auto"/>
+            <w:tcBorders>
+              <w:top w:val="single" w:sz="6" w:space="0" w:color="D1D5DB"/>
+              <w:left w:val="single" w:sz="6" w:space="0" w:color="D1D5DB"/>
+              <w:bottom w:val="single" w:sz="6" w:space="0" w:color="D1D5DB"/>
+              <w:right w:val="single" w:sz="6" w:space="0" w:color="D1D5DB"/>
+            </w:tcBorders>
+            <w:shd w:val="clear" w:color="auto" w:fill="FFFFFF"/>
             <w:tcMar>
               <w:top w:w="150" w:type="dxa"/>
               <w:left w:w="240" w:type="dxa"/>
@@ -6745,34 +7325,34 @@
         </w:tc>
         <w:tc>
           <w:tcPr>
-            <w:tcW w:w="4112" w:type="pct"/>
-            <w:tcBorders>
-              <w:top w:val="single" w:sz="6" w:space="0" w:color="D1D5DB"/>
-              <w:left w:val="single" w:sz="6" w:space="0" w:color="D1D5DB"/>
-              <w:bottom w:val="single" w:sz="6" w:space="0" w:color="D1D5DB"/>
-              <w:right w:val="single" w:sz="6" w:space="0" w:color="D1D5DB"/>
-            </w:tcBorders>
-            <w:shd w:val="clear" w:color="auto" w:fill="F9FAFB"/>
-            <w:tcMar>
-              <w:top w:w="150" w:type="dxa"/>
-              <w:left w:w="240" w:type="dxa"/>
-              <w:bottom w:w="150" w:type="dxa"/>
-              <w:right w:w="240" w:type="dxa"/>
-            </w:tcMar>
-            <w:vAlign w:val="center"/>
-            <w:hideMark/>
-          </w:tcPr>
-          <w:p>
-            <w:pPr>
-              <w:spacing w:after="0" w:line="240" w:lineRule="auto"/>
-              <w:rPr>
-                <w:rFonts w:ascii="Arial" w:eastAsia="Times New Roman" w:hAnsi="Arial" w:cs="Arial"/>
-                <w:color w:val="4B5563"/>
-                <w:kern w:val="0"/>
-                <w14:ligatures w14:val="none"/>
-              </w:rPr>
-            </w:pPr>
-            <w:hyperlink r:id="rId70" w:history="1">
+            <w:tcW w:w="0" w:type="auto"/>
+            <w:tcBorders>
+              <w:top w:val="single" w:sz="6" w:space="0" w:color="D1D5DB"/>
+              <w:left w:val="single" w:sz="6" w:space="0" w:color="D1D5DB"/>
+              <w:bottom w:val="single" w:sz="6" w:space="0" w:color="D1D5DB"/>
+              <w:right w:val="single" w:sz="6" w:space="0" w:color="D1D5DB"/>
+            </w:tcBorders>
+            <w:shd w:val="clear" w:color="auto" w:fill="FFFFFF"/>
+            <w:tcMar>
+              <w:top w:w="150" w:type="dxa"/>
+              <w:left w:w="240" w:type="dxa"/>
+              <w:bottom w:w="150" w:type="dxa"/>
+              <w:right w:w="240" w:type="dxa"/>
+            </w:tcMar>
+            <w:vAlign w:val="center"/>
+            <w:hideMark/>
+          </w:tcPr>
+          <w:p>
+            <w:pPr>
+              <w:spacing w:after="0" w:line="240" w:lineRule="auto"/>
+              <w:rPr>
+                <w:rFonts w:ascii="Arial" w:eastAsia="Times New Roman" w:hAnsi="Arial" w:cs="Arial"/>
+                <w:color w:val="4B5563"/>
+                <w:kern w:val="0"/>
+                <w14:ligatures w14:val="none"/>
+              </w:rPr>
+            </w:pPr>
+            <w:hyperlink r:id="rId77" w:history="1">
               <w:r>
                 <w:rPr>
                   <w:rFonts w:ascii="Arial" w:eastAsia="Times New Roman" w:hAnsi="Arial" w:cs="Arial"/>
@@ -6790,14 +7370,14 @@
       <w:tr>
         <w:tc>
           <w:tcPr>
-            <w:tcW w:w="888" w:type="pct"/>
-            <w:tcBorders>
-              <w:top w:val="single" w:sz="6" w:space="0" w:color="D1D5DB"/>
-              <w:left w:val="single" w:sz="6" w:space="0" w:color="D1D5DB"/>
-              <w:bottom w:val="single" w:sz="6" w:space="0" w:color="D1D5DB"/>
-              <w:right w:val="single" w:sz="6" w:space="0" w:color="D1D5DB"/>
-            </w:tcBorders>
-            <w:shd w:val="clear" w:color="auto" w:fill="FFFFFF"/>
+            <w:tcW w:w="0" w:type="auto"/>
+            <w:tcBorders>
+              <w:top w:val="single" w:sz="6" w:space="0" w:color="D1D5DB"/>
+              <w:left w:val="single" w:sz="6" w:space="0" w:color="D1D5DB"/>
+              <w:bottom w:val="single" w:sz="6" w:space="0" w:color="D1D5DB"/>
+              <w:right w:val="single" w:sz="6" w:space="0" w:color="D1D5DB"/>
+            </w:tcBorders>
+            <w:shd w:val="clear" w:color="auto" w:fill="F9FAFB"/>
             <w:tcMar>
               <w:top w:w="150" w:type="dxa"/>
               <w:left w:w="240" w:type="dxa"/>
@@ -6833,34 +7413,34 @@
         </w:tc>
         <w:tc>
           <w:tcPr>
-            <w:tcW w:w="4112" w:type="pct"/>
-            <w:tcBorders>
-              <w:top w:val="single" w:sz="6" w:space="0" w:color="D1D5DB"/>
-              <w:left w:val="single" w:sz="6" w:space="0" w:color="D1D5DB"/>
-              <w:bottom w:val="single" w:sz="6" w:space="0" w:color="D1D5DB"/>
-              <w:right w:val="single" w:sz="6" w:space="0" w:color="D1D5DB"/>
-            </w:tcBorders>
-            <w:shd w:val="clear" w:color="auto" w:fill="FFFFFF"/>
-            <w:tcMar>
-              <w:top w:w="150" w:type="dxa"/>
-              <w:left w:w="240" w:type="dxa"/>
-              <w:bottom w:w="150" w:type="dxa"/>
-              <w:right w:w="240" w:type="dxa"/>
-            </w:tcMar>
-            <w:vAlign w:val="center"/>
-            <w:hideMark/>
-          </w:tcPr>
-          <w:p>
-            <w:pPr>
-              <w:spacing w:after="0" w:line="240" w:lineRule="auto"/>
-              <w:rPr>
-                <w:rFonts w:ascii="Arial" w:eastAsia="Times New Roman" w:hAnsi="Arial" w:cs="Arial"/>
-                <w:color w:val="4B5563"/>
-                <w:kern w:val="0"/>
-                <w14:ligatures w14:val="none"/>
-              </w:rPr>
-            </w:pPr>
-            <w:hyperlink r:id="rId71" w:history="1">
+            <w:tcW w:w="0" w:type="auto"/>
+            <w:tcBorders>
+              <w:top w:val="single" w:sz="6" w:space="0" w:color="D1D5DB"/>
+              <w:left w:val="single" w:sz="6" w:space="0" w:color="D1D5DB"/>
+              <w:bottom w:val="single" w:sz="6" w:space="0" w:color="D1D5DB"/>
+              <w:right w:val="single" w:sz="6" w:space="0" w:color="D1D5DB"/>
+            </w:tcBorders>
+            <w:shd w:val="clear" w:color="auto" w:fill="F9FAFB"/>
+            <w:tcMar>
+              <w:top w:w="150" w:type="dxa"/>
+              <w:left w:w="240" w:type="dxa"/>
+              <w:bottom w:w="150" w:type="dxa"/>
+              <w:right w:w="240" w:type="dxa"/>
+            </w:tcMar>
+            <w:vAlign w:val="center"/>
+            <w:hideMark/>
+          </w:tcPr>
+          <w:p>
+            <w:pPr>
+              <w:spacing w:after="0" w:line="240" w:lineRule="auto"/>
+              <w:rPr>
+                <w:rFonts w:ascii="Arial" w:eastAsia="Times New Roman" w:hAnsi="Arial" w:cs="Arial"/>
+                <w:color w:val="4B5563"/>
+                <w:kern w:val="0"/>
+                <w14:ligatures w14:val="none"/>
+              </w:rPr>
+            </w:pPr>
+            <w:hyperlink r:id="rId78" w:history="1">
               <w:r>
                 <w:rPr>
                   <w:rFonts w:ascii="Arial" w:eastAsia="Times New Roman" w:hAnsi="Arial" w:cs="Arial"/>
@@ -6878,14 +7458,14 @@
       <w:tr>
         <w:tc>
           <w:tcPr>
-            <w:tcW w:w="888" w:type="pct"/>
-            <w:tcBorders>
-              <w:top w:val="single" w:sz="6" w:space="0" w:color="D1D5DB"/>
-              <w:left w:val="single" w:sz="6" w:space="0" w:color="D1D5DB"/>
-              <w:bottom w:val="single" w:sz="6" w:space="0" w:color="D1D5DB"/>
-              <w:right w:val="single" w:sz="6" w:space="0" w:color="D1D5DB"/>
-            </w:tcBorders>
-            <w:shd w:val="clear" w:color="auto" w:fill="F9FAFB"/>
+            <w:tcW w:w="0" w:type="auto"/>
+            <w:tcBorders>
+              <w:top w:val="single" w:sz="6" w:space="0" w:color="D1D5DB"/>
+              <w:left w:val="single" w:sz="6" w:space="0" w:color="D1D5DB"/>
+              <w:bottom w:val="single" w:sz="6" w:space="0" w:color="D1D5DB"/>
+              <w:right w:val="single" w:sz="6" w:space="0" w:color="D1D5DB"/>
+            </w:tcBorders>
+            <w:shd w:val="clear" w:color="auto" w:fill="FFFFFF"/>
             <w:tcMar>
               <w:top w:w="150" w:type="dxa"/>
               <w:left w:w="240" w:type="dxa"/>
@@ -6921,34 +7501,34 @@
         </w:tc>
         <w:tc>
           <w:tcPr>
-            <w:tcW w:w="4112" w:type="pct"/>
-            <w:tcBorders>
-              <w:top w:val="single" w:sz="6" w:space="0" w:color="D1D5DB"/>
-              <w:left w:val="single" w:sz="6" w:space="0" w:color="D1D5DB"/>
-              <w:bottom w:val="single" w:sz="6" w:space="0" w:color="D1D5DB"/>
-              <w:right w:val="single" w:sz="6" w:space="0" w:color="D1D5DB"/>
-            </w:tcBorders>
-            <w:shd w:val="clear" w:color="auto" w:fill="F9FAFB"/>
-            <w:tcMar>
-              <w:top w:w="150" w:type="dxa"/>
-              <w:left w:w="240" w:type="dxa"/>
-              <w:bottom w:w="150" w:type="dxa"/>
-              <w:right w:w="240" w:type="dxa"/>
-            </w:tcMar>
-            <w:vAlign w:val="center"/>
-            <w:hideMark/>
-          </w:tcPr>
-          <w:p>
-            <w:pPr>
-              <w:spacing w:after="0" w:line="240" w:lineRule="auto"/>
-              <w:rPr>
-                <w:rFonts w:ascii="Arial" w:eastAsia="Times New Roman" w:hAnsi="Arial" w:cs="Arial"/>
-                <w:color w:val="4B5563"/>
-                <w:kern w:val="0"/>
-                <w14:ligatures w14:val="none"/>
-              </w:rPr>
-            </w:pPr>
-            <w:hyperlink r:id="rId72" w:history="1">
+            <w:tcW w:w="0" w:type="auto"/>
+            <w:tcBorders>
+              <w:top w:val="single" w:sz="6" w:space="0" w:color="D1D5DB"/>
+              <w:left w:val="single" w:sz="6" w:space="0" w:color="D1D5DB"/>
+              <w:bottom w:val="single" w:sz="6" w:space="0" w:color="D1D5DB"/>
+              <w:right w:val="single" w:sz="6" w:space="0" w:color="D1D5DB"/>
+            </w:tcBorders>
+            <w:shd w:val="clear" w:color="auto" w:fill="FFFFFF"/>
+            <w:tcMar>
+              <w:top w:w="150" w:type="dxa"/>
+              <w:left w:w="240" w:type="dxa"/>
+              <w:bottom w:w="150" w:type="dxa"/>
+              <w:right w:w="240" w:type="dxa"/>
+            </w:tcMar>
+            <w:vAlign w:val="center"/>
+            <w:hideMark/>
+          </w:tcPr>
+          <w:p>
+            <w:pPr>
+              <w:spacing w:after="0" w:line="240" w:lineRule="auto"/>
+              <w:rPr>
+                <w:rFonts w:ascii="Arial" w:eastAsia="Times New Roman" w:hAnsi="Arial" w:cs="Arial"/>
+                <w:color w:val="4B5563"/>
+                <w:kern w:val="0"/>
+                <w14:ligatures w14:val="none"/>
+              </w:rPr>
+            </w:pPr>
+            <w:hyperlink r:id="rId79" w:history="1">
               <w:r>
                 <w:rPr>
                   <w:rFonts w:ascii="Arial" w:eastAsia="Times New Roman" w:hAnsi="Arial" w:cs="Arial"/>
@@ -6966,14 +7546,14 @@
       <w:tr>
         <w:tc>
           <w:tcPr>
-            <w:tcW w:w="888" w:type="pct"/>
-            <w:tcBorders>
-              <w:top w:val="single" w:sz="6" w:space="0" w:color="D1D5DB"/>
-              <w:left w:val="single" w:sz="6" w:space="0" w:color="D1D5DB"/>
-              <w:bottom w:val="single" w:sz="6" w:space="0" w:color="D1D5DB"/>
-              <w:right w:val="single" w:sz="6" w:space="0" w:color="D1D5DB"/>
-            </w:tcBorders>
-            <w:shd w:val="clear" w:color="auto" w:fill="FFFFFF"/>
+            <w:tcW w:w="0" w:type="auto"/>
+            <w:tcBorders>
+              <w:top w:val="single" w:sz="6" w:space="0" w:color="D1D5DB"/>
+              <w:left w:val="single" w:sz="6" w:space="0" w:color="D1D5DB"/>
+              <w:bottom w:val="single" w:sz="6" w:space="0" w:color="D1D5DB"/>
+              <w:right w:val="single" w:sz="6" w:space="0" w:color="D1D5DB"/>
+            </w:tcBorders>
+            <w:shd w:val="clear" w:color="auto" w:fill="F9FAFB"/>
             <w:tcMar>
               <w:top w:w="150" w:type="dxa"/>
               <w:left w:w="240" w:type="dxa"/>
@@ -7009,34 +7589,34 @@
         </w:tc>
         <w:tc>
           <w:tcPr>
-            <w:tcW w:w="4112" w:type="pct"/>
-            <w:tcBorders>
-              <w:top w:val="single" w:sz="6" w:space="0" w:color="D1D5DB"/>
-              <w:left w:val="single" w:sz="6" w:space="0" w:color="D1D5DB"/>
-              <w:bottom w:val="single" w:sz="6" w:space="0" w:color="D1D5DB"/>
-              <w:right w:val="single" w:sz="6" w:space="0" w:color="D1D5DB"/>
-            </w:tcBorders>
-            <w:shd w:val="clear" w:color="auto" w:fill="FFFFFF"/>
-            <w:tcMar>
-              <w:top w:w="150" w:type="dxa"/>
-              <w:left w:w="240" w:type="dxa"/>
-              <w:bottom w:w="150" w:type="dxa"/>
-              <w:right w:w="240" w:type="dxa"/>
-            </w:tcMar>
-            <w:vAlign w:val="center"/>
-            <w:hideMark/>
-          </w:tcPr>
-          <w:p>
-            <w:pPr>
-              <w:spacing w:after="0" w:line="240" w:lineRule="auto"/>
-              <w:rPr>
-                <w:rFonts w:ascii="Arial" w:eastAsia="Times New Roman" w:hAnsi="Arial" w:cs="Arial"/>
-                <w:color w:val="4B5563"/>
-                <w:kern w:val="0"/>
-                <w14:ligatures w14:val="none"/>
-              </w:rPr>
-            </w:pPr>
-            <w:hyperlink r:id="rId73" w:history="1">
+            <w:tcW w:w="0" w:type="auto"/>
+            <w:tcBorders>
+              <w:top w:val="single" w:sz="6" w:space="0" w:color="D1D5DB"/>
+              <w:left w:val="single" w:sz="6" w:space="0" w:color="D1D5DB"/>
+              <w:bottom w:val="single" w:sz="6" w:space="0" w:color="D1D5DB"/>
+              <w:right w:val="single" w:sz="6" w:space="0" w:color="D1D5DB"/>
+            </w:tcBorders>
+            <w:shd w:val="clear" w:color="auto" w:fill="F9FAFB"/>
+            <w:tcMar>
+              <w:top w:w="150" w:type="dxa"/>
+              <w:left w:w="240" w:type="dxa"/>
+              <w:bottom w:w="150" w:type="dxa"/>
+              <w:right w:w="240" w:type="dxa"/>
+            </w:tcMar>
+            <w:vAlign w:val="center"/>
+            <w:hideMark/>
+          </w:tcPr>
+          <w:p>
+            <w:pPr>
+              <w:spacing w:after="0" w:line="240" w:lineRule="auto"/>
+              <w:rPr>
+                <w:rFonts w:ascii="Arial" w:eastAsia="Times New Roman" w:hAnsi="Arial" w:cs="Arial"/>
+                <w:color w:val="4B5563"/>
+                <w:kern w:val="0"/>
+                <w14:ligatures w14:val="none"/>
+              </w:rPr>
+            </w:pPr>
+            <w:hyperlink r:id="rId80" w:history="1">
               <w:r>
                 <w:rPr>
                   <w:rFonts w:ascii="Arial" w:eastAsia="Times New Roman" w:hAnsi="Arial" w:cs="Arial"/>
@@ -7054,14 +7634,14 @@
       <w:tr>
         <w:tc>
           <w:tcPr>
-            <w:tcW w:w="888" w:type="pct"/>
-            <w:tcBorders>
-              <w:top w:val="single" w:sz="6" w:space="0" w:color="D1D5DB"/>
-              <w:left w:val="single" w:sz="6" w:space="0" w:color="D1D5DB"/>
-              <w:bottom w:val="single" w:sz="6" w:space="0" w:color="D1D5DB"/>
-              <w:right w:val="single" w:sz="6" w:space="0" w:color="D1D5DB"/>
-            </w:tcBorders>
-            <w:shd w:val="clear" w:color="auto" w:fill="F9FAFB"/>
+            <w:tcW w:w="0" w:type="auto"/>
+            <w:tcBorders>
+              <w:top w:val="single" w:sz="6" w:space="0" w:color="D1D5DB"/>
+              <w:left w:val="single" w:sz="6" w:space="0" w:color="D1D5DB"/>
+              <w:bottom w:val="single" w:sz="6" w:space="0" w:color="D1D5DB"/>
+              <w:right w:val="single" w:sz="6" w:space="0" w:color="D1D5DB"/>
+            </w:tcBorders>
+            <w:shd w:val="clear" w:color="auto" w:fill="FFFFFF"/>
             <w:tcMar>
               <w:top w:w="150" w:type="dxa"/>
               <w:left w:w="240" w:type="dxa"/>
@@ -7097,34 +7677,34 @@
         </w:tc>
         <w:tc>
           <w:tcPr>
-            <w:tcW w:w="4112" w:type="pct"/>
-            <w:tcBorders>
-              <w:top w:val="single" w:sz="6" w:space="0" w:color="D1D5DB"/>
-              <w:left w:val="single" w:sz="6" w:space="0" w:color="D1D5DB"/>
-              <w:bottom w:val="single" w:sz="6" w:space="0" w:color="D1D5DB"/>
-              <w:right w:val="single" w:sz="6" w:space="0" w:color="D1D5DB"/>
-            </w:tcBorders>
-            <w:shd w:val="clear" w:color="auto" w:fill="F9FAFB"/>
-            <w:tcMar>
-              <w:top w:w="150" w:type="dxa"/>
-              <w:left w:w="240" w:type="dxa"/>
-              <w:bottom w:w="150" w:type="dxa"/>
-              <w:right w:w="240" w:type="dxa"/>
-            </w:tcMar>
-            <w:vAlign w:val="center"/>
-            <w:hideMark/>
-          </w:tcPr>
-          <w:p>
-            <w:pPr>
-              <w:spacing w:after="0" w:line="240" w:lineRule="auto"/>
-              <w:rPr>
-                <w:rFonts w:ascii="Arial" w:eastAsia="Times New Roman" w:hAnsi="Arial" w:cs="Arial"/>
-                <w:color w:val="4B5563"/>
-                <w:kern w:val="0"/>
-                <w14:ligatures w14:val="none"/>
-              </w:rPr>
-            </w:pPr>
-            <w:hyperlink r:id="rId74" w:history="1">
+            <w:tcW w:w="0" w:type="auto"/>
+            <w:tcBorders>
+              <w:top w:val="single" w:sz="6" w:space="0" w:color="D1D5DB"/>
+              <w:left w:val="single" w:sz="6" w:space="0" w:color="D1D5DB"/>
+              <w:bottom w:val="single" w:sz="6" w:space="0" w:color="D1D5DB"/>
+              <w:right w:val="single" w:sz="6" w:space="0" w:color="D1D5DB"/>
+            </w:tcBorders>
+            <w:shd w:val="clear" w:color="auto" w:fill="FFFFFF"/>
+            <w:tcMar>
+              <w:top w:w="150" w:type="dxa"/>
+              <w:left w:w="240" w:type="dxa"/>
+              <w:bottom w:w="150" w:type="dxa"/>
+              <w:right w:w="240" w:type="dxa"/>
+            </w:tcMar>
+            <w:vAlign w:val="center"/>
+            <w:hideMark/>
+          </w:tcPr>
+          <w:p>
+            <w:pPr>
+              <w:spacing w:after="0" w:line="240" w:lineRule="auto"/>
+              <w:rPr>
+                <w:rFonts w:ascii="Arial" w:eastAsia="Times New Roman" w:hAnsi="Arial" w:cs="Arial"/>
+                <w:color w:val="4B5563"/>
+                <w:kern w:val="0"/>
+                <w14:ligatures w14:val="none"/>
+              </w:rPr>
+            </w:pPr>
+            <w:hyperlink r:id="rId81" w:history="1">
               <w:r>
                 <w:rPr>
                   <w:rFonts w:ascii="Arial" w:eastAsia="Times New Roman" w:hAnsi="Arial" w:cs="Arial"/>
@@ -7142,14 +7722,14 @@
       <w:tr>
         <w:tc>
           <w:tcPr>
-            <w:tcW w:w="888" w:type="pct"/>
-            <w:tcBorders>
-              <w:top w:val="single" w:sz="6" w:space="0" w:color="D1D5DB"/>
-              <w:left w:val="single" w:sz="6" w:space="0" w:color="D1D5DB"/>
-              <w:bottom w:val="single" w:sz="6" w:space="0" w:color="D1D5DB"/>
-              <w:right w:val="single" w:sz="6" w:space="0" w:color="D1D5DB"/>
-            </w:tcBorders>
-            <w:shd w:val="clear" w:color="auto" w:fill="FFFFFF"/>
+            <w:tcW w:w="0" w:type="auto"/>
+            <w:tcBorders>
+              <w:top w:val="single" w:sz="6" w:space="0" w:color="D1D5DB"/>
+              <w:left w:val="single" w:sz="6" w:space="0" w:color="D1D5DB"/>
+              <w:bottom w:val="single" w:sz="6" w:space="0" w:color="D1D5DB"/>
+              <w:right w:val="single" w:sz="6" w:space="0" w:color="D1D5DB"/>
+            </w:tcBorders>
+            <w:shd w:val="clear" w:color="auto" w:fill="F9FAFB"/>
             <w:tcMar>
               <w:top w:w="150" w:type="dxa"/>
               <w:left w:w="240" w:type="dxa"/>
@@ -7179,41 +7759,40 @@
                 <w:shd w:val="clear" w:color="auto" w:fill="1F2937"/>
                 <w14:ligatures w14:val="none"/>
               </w:rPr>
-              <w:lastRenderedPageBreak/>
               <w:t>wecima.py</w:t>
             </w:r>
           </w:p>
         </w:tc>
         <w:tc>
           <w:tcPr>
-            <w:tcW w:w="4112" w:type="pct"/>
-            <w:tcBorders>
-              <w:top w:val="single" w:sz="6" w:space="0" w:color="D1D5DB"/>
-              <w:left w:val="single" w:sz="6" w:space="0" w:color="D1D5DB"/>
-              <w:bottom w:val="single" w:sz="6" w:space="0" w:color="D1D5DB"/>
-              <w:right w:val="single" w:sz="6" w:space="0" w:color="D1D5DB"/>
-            </w:tcBorders>
-            <w:shd w:val="clear" w:color="auto" w:fill="FFFFFF"/>
-            <w:tcMar>
-              <w:top w:w="150" w:type="dxa"/>
-              <w:left w:w="240" w:type="dxa"/>
-              <w:bottom w:w="150" w:type="dxa"/>
-              <w:right w:w="240" w:type="dxa"/>
-            </w:tcMar>
-            <w:vAlign w:val="center"/>
-            <w:hideMark/>
-          </w:tcPr>
-          <w:p>
-            <w:pPr>
-              <w:spacing w:after="0" w:line="240" w:lineRule="auto"/>
-              <w:rPr>
-                <w:rFonts w:ascii="Arial" w:eastAsia="Times New Roman" w:hAnsi="Arial" w:cs="Arial"/>
-                <w:color w:val="4B5563"/>
-                <w:kern w:val="0"/>
-                <w14:ligatures w14:val="none"/>
-              </w:rPr>
-            </w:pPr>
-            <w:hyperlink r:id="rId75" w:history="1">
+            <w:tcW w:w="0" w:type="auto"/>
+            <w:tcBorders>
+              <w:top w:val="single" w:sz="6" w:space="0" w:color="D1D5DB"/>
+              <w:left w:val="single" w:sz="6" w:space="0" w:color="D1D5DB"/>
+              <w:bottom w:val="single" w:sz="6" w:space="0" w:color="D1D5DB"/>
+              <w:right w:val="single" w:sz="6" w:space="0" w:color="D1D5DB"/>
+            </w:tcBorders>
+            <w:shd w:val="clear" w:color="auto" w:fill="F9FAFB"/>
+            <w:tcMar>
+              <w:top w:w="150" w:type="dxa"/>
+              <w:left w:w="240" w:type="dxa"/>
+              <w:bottom w:w="150" w:type="dxa"/>
+              <w:right w:w="240" w:type="dxa"/>
+            </w:tcMar>
+            <w:vAlign w:val="center"/>
+            <w:hideMark/>
+          </w:tcPr>
+          <w:p>
+            <w:pPr>
+              <w:spacing w:after="0" w:line="240" w:lineRule="auto"/>
+              <w:rPr>
+                <w:rFonts w:ascii="Arial" w:eastAsia="Times New Roman" w:hAnsi="Arial" w:cs="Arial"/>
+                <w:color w:val="4B5563"/>
+                <w:kern w:val="0"/>
+                <w14:ligatures w14:val="none"/>
+              </w:rPr>
+            </w:pPr>
+            <w:hyperlink r:id="rId82" w:history="1">
               <w:r>
                 <w:rPr>
                   <w:rFonts w:ascii="Arial" w:eastAsia="Times New Roman" w:hAnsi="Arial" w:cs="Arial"/>
@@ -7231,14 +7810,14 @@
       <w:tr>
         <w:tc>
           <w:tcPr>
-            <w:tcW w:w="888" w:type="pct"/>
-            <w:tcBorders>
-              <w:top w:val="single" w:sz="6" w:space="0" w:color="D1D5DB"/>
-              <w:left w:val="single" w:sz="6" w:space="0" w:color="D1D5DB"/>
-              <w:bottom w:val="single" w:sz="6" w:space="0" w:color="D1D5DB"/>
-              <w:right w:val="single" w:sz="6" w:space="0" w:color="D1D5DB"/>
-            </w:tcBorders>
-            <w:shd w:val="clear" w:color="auto" w:fill="F9FAFB"/>
+            <w:tcW w:w="0" w:type="auto"/>
+            <w:tcBorders>
+              <w:top w:val="single" w:sz="6" w:space="0" w:color="D1D5DB"/>
+              <w:left w:val="single" w:sz="6" w:space="0" w:color="D1D5DB"/>
+              <w:bottom w:val="single" w:sz="6" w:space="0" w:color="D1D5DB"/>
+              <w:right w:val="single" w:sz="6" w:space="0" w:color="D1D5DB"/>
+            </w:tcBorders>
+            <w:shd w:val="clear" w:color="auto" w:fill="FFFFFF"/>
             <w:tcMar>
               <w:top w:w="150" w:type="dxa"/>
               <w:left w:w="240" w:type="dxa"/>
@@ -7274,34 +7853,34 @@
         </w:tc>
         <w:tc>
           <w:tcPr>
-            <w:tcW w:w="4112" w:type="pct"/>
-            <w:tcBorders>
-              <w:top w:val="single" w:sz="6" w:space="0" w:color="D1D5DB"/>
-              <w:left w:val="single" w:sz="6" w:space="0" w:color="D1D5DB"/>
-              <w:bottom w:val="single" w:sz="6" w:space="0" w:color="D1D5DB"/>
-              <w:right w:val="single" w:sz="6" w:space="0" w:color="D1D5DB"/>
-            </w:tcBorders>
-            <w:shd w:val="clear" w:color="auto" w:fill="F9FAFB"/>
-            <w:tcMar>
-              <w:top w:w="150" w:type="dxa"/>
-              <w:left w:w="240" w:type="dxa"/>
-              <w:bottom w:w="150" w:type="dxa"/>
-              <w:right w:w="240" w:type="dxa"/>
-            </w:tcMar>
-            <w:vAlign w:val="center"/>
-            <w:hideMark/>
-          </w:tcPr>
-          <w:p>
-            <w:pPr>
-              <w:spacing w:after="0" w:line="240" w:lineRule="auto"/>
-              <w:rPr>
-                <w:rFonts w:ascii="Arial" w:eastAsia="Times New Roman" w:hAnsi="Arial" w:cs="Arial"/>
-                <w:color w:val="4B5563"/>
-                <w:kern w:val="0"/>
-                <w14:ligatures w14:val="none"/>
-              </w:rPr>
-            </w:pPr>
-            <w:hyperlink r:id="rId76" w:history="1">
+            <w:tcW w:w="0" w:type="auto"/>
+            <w:tcBorders>
+              <w:top w:val="single" w:sz="6" w:space="0" w:color="D1D5DB"/>
+              <w:left w:val="single" w:sz="6" w:space="0" w:color="D1D5DB"/>
+              <w:bottom w:val="single" w:sz="6" w:space="0" w:color="D1D5DB"/>
+              <w:right w:val="single" w:sz="6" w:space="0" w:color="D1D5DB"/>
+            </w:tcBorders>
+            <w:shd w:val="clear" w:color="auto" w:fill="FFFFFF"/>
+            <w:tcMar>
+              <w:top w:w="150" w:type="dxa"/>
+              <w:left w:w="240" w:type="dxa"/>
+              <w:bottom w:w="150" w:type="dxa"/>
+              <w:right w:w="240" w:type="dxa"/>
+            </w:tcMar>
+            <w:vAlign w:val="center"/>
+            <w:hideMark/>
+          </w:tcPr>
+          <w:p>
+            <w:pPr>
+              <w:spacing w:after="0" w:line="240" w:lineRule="auto"/>
+              <w:rPr>
+                <w:rFonts w:ascii="Arial" w:eastAsia="Times New Roman" w:hAnsi="Arial" w:cs="Arial"/>
+                <w:color w:val="4B5563"/>
+                <w:kern w:val="0"/>
+                <w14:ligatures w14:val="none"/>
+              </w:rPr>
+            </w:pPr>
+            <w:hyperlink r:id="rId83" w:history="1">
               <w:r>
                 <w:rPr>
                   <w:rFonts w:ascii="Arial" w:eastAsia="Times New Roman" w:hAnsi="Arial" w:cs="Arial"/>
@@ -7319,14 +7898,14 @@
       <w:tr>
         <w:tc>
           <w:tcPr>
-            <w:tcW w:w="888" w:type="pct"/>
-            <w:tcBorders>
-              <w:top w:val="single" w:sz="6" w:space="0" w:color="D1D5DB"/>
-              <w:left w:val="single" w:sz="6" w:space="0" w:color="D1D5DB"/>
-              <w:bottom w:val="single" w:sz="6" w:space="0" w:color="D1D5DB"/>
-              <w:right w:val="single" w:sz="6" w:space="0" w:color="D1D5DB"/>
-            </w:tcBorders>
-            <w:shd w:val="clear" w:color="auto" w:fill="FFFFFF"/>
+            <w:tcW w:w="0" w:type="auto"/>
+            <w:tcBorders>
+              <w:top w:val="single" w:sz="6" w:space="0" w:color="D1D5DB"/>
+              <w:left w:val="single" w:sz="6" w:space="0" w:color="D1D5DB"/>
+              <w:bottom w:val="single" w:sz="6" w:space="0" w:color="D1D5DB"/>
+              <w:right w:val="single" w:sz="6" w:space="0" w:color="D1D5DB"/>
+            </w:tcBorders>
+            <w:shd w:val="clear" w:color="auto" w:fill="F9FAFB"/>
             <w:tcMar>
               <w:top w:w="150" w:type="dxa"/>
               <w:left w:w="240" w:type="dxa"/>
@@ -7362,34 +7941,34 @@
         </w:tc>
         <w:tc>
           <w:tcPr>
-            <w:tcW w:w="4112" w:type="pct"/>
-            <w:tcBorders>
-              <w:top w:val="single" w:sz="6" w:space="0" w:color="D1D5DB"/>
-              <w:left w:val="single" w:sz="6" w:space="0" w:color="D1D5DB"/>
-              <w:bottom w:val="single" w:sz="6" w:space="0" w:color="D1D5DB"/>
-              <w:right w:val="single" w:sz="6" w:space="0" w:color="D1D5DB"/>
-            </w:tcBorders>
-            <w:shd w:val="clear" w:color="auto" w:fill="FFFFFF"/>
-            <w:tcMar>
-              <w:top w:w="150" w:type="dxa"/>
-              <w:left w:w="240" w:type="dxa"/>
-              <w:bottom w:w="150" w:type="dxa"/>
-              <w:right w:w="240" w:type="dxa"/>
-            </w:tcMar>
-            <w:vAlign w:val="center"/>
-            <w:hideMark/>
-          </w:tcPr>
-          <w:p>
-            <w:pPr>
-              <w:spacing w:after="0" w:line="240" w:lineRule="auto"/>
-              <w:rPr>
-                <w:rFonts w:ascii="Arial" w:eastAsia="Times New Roman" w:hAnsi="Arial" w:cs="Arial"/>
-                <w:color w:val="4B5563"/>
-                <w:kern w:val="0"/>
-                <w14:ligatures w14:val="none"/>
-              </w:rPr>
-            </w:pPr>
-            <w:hyperlink r:id="rId77" w:history="1">
+            <w:tcW w:w="0" w:type="auto"/>
+            <w:tcBorders>
+              <w:top w:val="single" w:sz="6" w:space="0" w:color="D1D5DB"/>
+              <w:left w:val="single" w:sz="6" w:space="0" w:color="D1D5DB"/>
+              <w:bottom w:val="single" w:sz="6" w:space="0" w:color="D1D5DB"/>
+              <w:right w:val="single" w:sz="6" w:space="0" w:color="D1D5DB"/>
+            </w:tcBorders>
+            <w:shd w:val="clear" w:color="auto" w:fill="F9FAFB"/>
+            <w:tcMar>
+              <w:top w:w="150" w:type="dxa"/>
+              <w:left w:w="240" w:type="dxa"/>
+              <w:bottom w:w="150" w:type="dxa"/>
+              <w:right w:w="240" w:type="dxa"/>
+            </w:tcMar>
+            <w:vAlign w:val="center"/>
+            <w:hideMark/>
+          </w:tcPr>
+          <w:p>
+            <w:pPr>
+              <w:spacing w:after="0" w:line="240" w:lineRule="auto"/>
+              <w:rPr>
+                <w:rFonts w:ascii="Arial" w:eastAsia="Times New Roman" w:hAnsi="Arial" w:cs="Arial"/>
+                <w:color w:val="4B5563"/>
+                <w:kern w:val="0"/>
+                <w14:ligatures w14:val="none"/>
+              </w:rPr>
+            </w:pPr>
+            <w:hyperlink r:id="rId84" w:history="1">
               <w:r>
                 <w:rPr>
                   <w:rFonts w:ascii="Arial" w:eastAsia="Times New Roman" w:hAnsi="Arial" w:cs="Arial"/>
@@ -7422,15 +8001,15 @@
           <w:kern w:val="0"/>
           <w14:ligatures w14:val="none"/>
         </w:rPr>
-        <w:pict w14:anchorId="7F642A6E">
-          <v:rect id="_x0000_i1029" style="width:0;height:0" o:hralign="center" o:hrstd="t" o:hr="t" fillcolor="#a0a0a0" stroked="f"/>
+        <w:pict w14:anchorId="05717A78">
+          <v:rect id="_x0000_i1047" style="width:0;height:0" o:hralign="center" o:hrstd="t" o:hr="t" fillcolor="#a0a0a0" stroked="f"/>
         </w:pict>
       </w:r>
     </w:p>
     <w:p>
       <w:pPr>
         <w:shd w:val="clear" w:color="auto" w:fill="FFFFFF"/>
-        <w:spacing w:before="100" w:beforeAutospacing="1" w:after="100" w:afterAutospacing="1" w:line="240" w:lineRule="auto"/>
+        <w:spacing w:beforeAutospacing="1" w:after="0" w:afterAutospacing="1" w:line="240" w:lineRule="auto"/>
         <w:outlineLvl w:val="2"/>
         <w:rPr>
           <w:rFonts w:ascii="Arial" w:eastAsia="Times New Roman" w:hAnsi="Arial" w:cs="Arial"/>
@@ -7490,12 +8069,12 @@
           <w:szCs w:val="27"/>
           <w14:ligatures w14:val="none"/>
         </w:rPr>
-        <w:t xml:space="preserve"> (41 files)</w:t>
+        <w:t xml:space="preserve"> (43 files)</w:t>
       </w:r>
     </w:p>
     <w:tbl>
       <w:tblPr>
-        <w:tblW w:w="5000" w:type="pct"/>
+        <w:tblW w:w="9651" w:type="dxa"/>
         <w:tblBorders>
           <w:top w:val="single" w:sz="2" w:space="0" w:color="auto"/>
           <w:left w:val="single" w:sz="2" w:space="0" w:color="auto"/>
@@ -7511,7 +8090,7 @@
       </w:tblPr>
       <w:tblGrid>
         <w:gridCol w:w="3010"/>
-        <w:gridCol w:w="7440"/>
+        <w:gridCol w:w="6641"/>
       </w:tblGrid>
       <w:tr>
         <w:trPr>
@@ -7519,7 +8098,7 @@
         </w:trPr>
         <w:tc>
           <w:tcPr>
-            <w:tcW w:w="1059" w:type="pct"/>
+            <w:tcW w:w="0" w:type="auto"/>
             <w:tcBorders>
               <w:top w:val="single" w:sz="6" w:space="0" w:color="D1D5DB"/>
               <w:left w:val="single" w:sz="6" w:space="0" w:color="D1D5DB"/>
@@ -7563,7 +8142,7 @@
         </w:tc>
         <w:tc>
           <w:tcPr>
-            <w:tcW w:w="3941" w:type="pct"/>
+            <w:tcW w:w="0" w:type="auto"/>
             <w:tcBorders>
               <w:top w:val="single" w:sz="6" w:space="0" w:color="D1D5DB"/>
               <w:left w:val="single" w:sz="6" w:space="0" w:color="D1D5DB"/>
@@ -7609,7 +8188,7 @@
       <w:tr>
         <w:tc>
           <w:tcPr>
-            <w:tcW w:w="1059" w:type="pct"/>
+            <w:tcW w:w="0" w:type="auto"/>
             <w:tcBorders>
               <w:top w:val="single" w:sz="6" w:space="0" w:color="D1D5DB"/>
               <w:left w:val="single" w:sz="6" w:space="0" w:color="D1D5DB"/>
@@ -7652,7 +8231,7 @@
         </w:tc>
         <w:tc>
           <w:tcPr>
-            <w:tcW w:w="3941" w:type="pct"/>
+            <w:tcW w:w="0" w:type="auto"/>
             <w:tcBorders>
               <w:top w:val="single" w:sz="6" w:space="0" w:color="D1D5DB"/>
               <w:left w:val="single" w:sz="6" w:space="0" w:color="D1D5DB"/>
@@ -7679,7 +8258,7 @@
                 <w14:ligatures w14:val="none"/>
               </w:rPr>
             </w:pPr>
-            <w:hyperlink r:id="rId78" w:history="1">
+            <w:hyperlink r:id="rId85" w:history="1">
               <w:r>
                 <w:rPr>
                   <w:rFonts w:ascii="Arial" w:eastAsia="Times New Roman" w:hAnsi="Arial" w:cs="Arial"/>
@@ -7697,7 +8276,7 @@
       <w:tr>
         <w:tc>
           <w:tcPr>
-            <w:tcW w:w="1059" w:type="pct"/>
+            <w:tcW w:w="0" w:type="auto"/>
             <w:tcBorders>
               <w:top w:val="single" w:sz="6" w:space="0" w:color="D1D5DB"/>
               <w:left w:val="single" w:sz="6" w:space="0" w:color="D1D5DB"/>
@@ -7734,13 +8313,14 @@
                 <w:shd w:val="clear" w:color="auto" w:fill="1F2937"/>
                 <w14:ligatures w14:val="none"/>
               </w:rPr>
+              <w:lastRenderedPageBreak/>
               <w:t>akwam.png</w:t>
             </w:r>
           </w:p>
         </w:tc>
         <w:tc>
           <w:tcPr>
-            <w:tcW w:w="3941" w:type="pct"/>
+            <w:tcW w:w="0" w:type="auto"/>
             <w:tcBorders>
               <w:top w:val="single" w:sz="6" w:space="0" w:color="D1D5DB"/>
               <w:left w:val="single" w:sz="6" w:space="0" w:color="D1D5DB"/>
@@ -7767,7 +8347,7 @@
                 <w14:ligatures w14:val="none"/>
               </w:rPr>
             </w:pPr>
-            <w:hyperlink r:id="rId79" w:history="1">
+            <w:hyperlink r:id="rId86" w:history="1">
               <w:r>
                 <w:rPr>
                   <w:rFonts w:ascii="Arial" w:eastAsia="Times New Roman" w:hAnsi="Arial" w:cs="Arial"/>
@@ -7785,7 +8365,7 @@
       <w:tr>
         <w:tc>
           <w:tcPr>
-            <w:tcW w:w="1059" w:type="pct"/>
+            <w:tcW w:w="0" w:type="auto"/>
             <w:tcBorders>
               <w:top w:val="single" w:sz="6" w:space="0" w:color="D1D5DB"/>
               <w:left w:val="single" w:sz="6" w:space="0" w:color="D1D5DB"/>
@@ -7828,7 +8408,7 @@
         </w:tc>
         <w:tc>
           <w:tcPr>
-            <w:tcW w:w="3941" w:type="pct"/>
+            <w:tcW w:w="0" w:type="auto"/>
             <w:tcBorders>
               <w:top w:val="single" w:sz="6" w:space="0" w:color="D1D5DB"/>
               <w:left w:val="single" w:sz="6" w:space="0" w:color="D1D5DB"/>
@@ -7855,7 +8435,7 @@
                 <w14:ligatures w14:val="none"/>
               </w:rPr>
             </w:pPr>
-            <w:hyperlink r:id="rId80" w:history="1">
+            <w:hyperlink r:id="rId87" w:history="1">
               <w:r>
                 <w:rPr>
                   <w:rFonts w:ascii="Arial" w:eastAsia="Times New Roman" w:hAnsi="Arial" w:cs="Arial"/>
@@ -7873,7 +8453,7 @@
       <w:tr>
         <w:tc>
           <w:tcPr>
-            <w:tcW w:w="1059" w:type="pct"/>
+            <w:tcW w:w="0" w:type="auto"/>
             <w:tcBorders>
               <w:top w:val="single" w:sz="6" w:space="0" w:color="D1D5DB"/>
               <w:left w:val="single" w:sz="6" w:space="0" w:color="D1D5DB"/>
@@ -7916,7 +8496,7 @@
         </w:tc>
         <w:tc>
           <w:tcPr>
-            <w:tcW w:w="3941" w:type="pct"/>
+            <w:tcW w:w="0" w:type="auto"/>
             <w:tcBorders>
               <w:top w:val="single" w:sz="6" w:space="0" w:color="D1D5DB"/>
               <w:left w:val="single" w:sz="6" w:space="0" w:color="D1D5DB"/>
@@ -7943,7 +8523,7 @@
                 <w14:ligatures w14:val="none"/>
               </w:rPr>
             </w:pPr>
-            <w:hyperlink r:id="rId81" w:history="1">
+            <w:hyperlink r:id="rId88" w:history="1">
               <w:r>
                 <w:rPr>
                   <w:rFonts w:ascii="Arial" w:eastAsia="Times New Roman" w:hAnsi="Arial" w:cs="Arial"/>
@@ -7961,7 +8541,7 @@
       <w:tr>
         <w:tc>
           <w:tcPr>
-            <w:tcW w:w="1059" w:type="pct"/>
+            <w:tcW w:w="0" w:type="auto"/>
             <w:tcBorders>
               <w:top w:val="single" w:sz="6" w:space="0" w:color="D1D5DB"/>
               <w:left w:val="single" w:sz="6" w:space="0" w:color="D1D5DB"/>
@@ -8004,7 +8584,7 @@
         </w:tc>
         <w:tc>
           <w:tcPr>
-            <w:tcW w:w="3941" w:type="pct"/>
+            <w:tcW w:w="0" w:type="auto"/>
             <w:tcBorders>
               <w:top w:val="single" w:sz="6" w:space="0" w:color="D1D5DB"/>
               <w:left w:val="single" w:sz="6" w:space="0" w:color="D1D5DB"/>
@@ -8031,7 +8611,7 @@
                 <w14:ligatures w14:val="none"/>
               </w:rPr>
             </w:pPr>
-            <w:hyperlink r:id="rId82" w:history="1">
+            <w:hyperlink r:id="rId89" w:history="1">
               <w:r>
                 <w:rPr>
                   <w:rFonts w:ascii="Arial" w:eastAsia="Times New Roman" w:hAnsi="Arial" w:cs="Arial"/>
@@ -8049,7 +8629,7 @@
       <w:tr>
         <w:tc>
           <w:tcPr>
-            <w:tcW w:w="1059" w:type="pct"/>
+            <w:tcW w:w="0" w:type="auto"/>
             <w:tcBorders>
               <w:top w:val="single" w:sz="6" w:space="0" w:color="D1D5DB"/>
               <w:left w:val="single" w:sz="6" w:space="0" w:color="D1D5DB"/>
@@ -8092,7 +8672,7 @@
         </w:tc>
         <w:tc>
           <w:tcPr>
-            <w:tcW w:w="3941" w:type="pct"/>
+            <w:tcW w:w="0" w:type="auto"/>
             <w:tcBorders>
               <w:top w:val="single" w:sz="6" w:space="0" w:color="D1D5DB"/>
               <w:left w:val="single" w:sz="6" w:space="0" w:color="D1D5DB"/>
@@ -8119,7 +8699,7 @@
                 <w14:ligatures w14:val="none"/>
               </w:rPr>
             </w:pPr>
-            <w:hyperlink r:id="rId83" w:history="1">
+            <w:hyperlink r:id="rId90" w:history="1">
               <w:r>
                 <w:rPr>
                   <w:rFonts w:ascii="Arial" w:eastAsia="Times New Roman" w:hAnsi="Arial" w:cs="Arial"/>
@@ -8137,7 +8717,7 @@
       <w:tr>
         <w:tc>
           <w:tcPr>
-            <w:tcW w:w="1059" w:type="pct"/>
+            <w:tcW w:w="0" w:type="auto"/>
             <w:tcBorders>
               <w:top w:val="single" w:sz="6" w:space="0" w:color="D1D5DB"/>
               <w:left w:val="single" w:sz="6" w:space="0" w:color="D1D5DB"/>
@@ -8180,7 +8760,7 @@
         </w:tc>
         <w:tc>
           <w:tcPr>
-            <w:tcW w:w="3941" w:type="pct"/>
+            <w:tcW w:w="0" w:type="auto"/>
             <w:tcBorders>
               <w:top w:val="single" w:sz="6" w:space="0" w:color="D1D5DB"/>
               <w:left w:val="single" w:sz="6" w:space="0" w:color="D1D5DB"/>
@@ -8207,7 +8787,7 @@
                 <w14:ligatures w14:val="none"/>
               </w:rPr>
             </w:pPr>
-            <w:hyperlink r:id="rId84" w:history="1">
+            <w:hyperlink r:id="rId91" w:history="1">
               <w:r>
                 <w:rPr>
                   <w:rFonts w:ascii="Arial" w:eastAsia="Times New Roman" w:hAnsi="Arial" w:cs="Arial"/>
@@ -8225,7 +8805,7 @@
       <w:tr>
         <w:tc>
           <w:tcPr>
-            <w:tcW w:w="1059" w:type="pct"/>
+            <w:tcW w:w="0" w:type="auto"/>
             <w:tcBorders>
               <w:top w:val="single" w:sz="6" w:space="0" w:color="D1D5DB"/>
               <w:left w:val="single" w:sz="6" w:space="0" w:color="D1D5DB"/>
@@ -8268,7 +8848,7 @@
         </w:tc>
         <w:tc>
           <w:tcPr>
-            <w:tcW w:w="3941" w:type="pct"/>
+            <w:tcW w:w="0" w:type="auto"/>
             <w:tcBorders>
               <w:top w:val="single" w:sz="6" w:space="0" w:color="D1D5DB"/>
               <w:left w:val="single" w:sz="6" w:space="0" w:color="D1D5DB"/>
@@ -8295,7 +8875,7 @@
                 <w14:ligatures w14:val="none"/>
               </w:rPr>
             </w:pPr>
-            <w:hyperlink r:id="rId85" w:history="1">
+            <w:hyperlink r:id="rId92" w:history="1">
               <w:r>
                 <w:rPr>
                   <w:rFonts w:ascii="Arial" w:eastAsia="Times New Roman" w:hAnsi="Arial" w:cs="Arial"/>
@@ -8313,7 +8893,7 @@
       <w:tr>
         <w:tc>
           <w:tcPr>
-            <w:tcW w:w="1059" w:type="pct"/>
+            <w:tcW w:w="0" w:type="auto"/>
             <w:tcBorders>
               <w:top w:val="single" w:sz="6" w:space="0" w:color="D1D5DB"/>
               <w:left w:val="single" w:sz="6" w:space="0" w:color="D1D5DB"/>
@@ -8356,7 +8936,7 @@
         </w:tc>
         <w:tc>
           <w:tcPr>
-            <w:tcW w:w="3941" w:type="pct"/>
+            <w:tcW w:w="0" w:type="auto"/>
             <w:tcBorders>
               <w:top w:val="single" w:sz="6" w:space="0" w:color="D1D5DB"/>
               <w:left w:val="single" w:sz="6" w:space="0" w:color="D1D5DB"/>
@@ -8383,7 +8963,7 @@
                 <w14:ligatures w14:val="none"/>
               </w:rPr>
             </w:pPr>
-            <w:hyperlink r:id="rId86" w:history="1">
+            <w:hyperlink r:id="rId93" w:history="1">
               <w:r>
                 <w:rPr>
                   <w:rFonts w:ascii="Arial" w:eastAsia="Times New Roman" w:hAnsi="Arial" w:cs="Arial"/>
@@ -8401,7 +8981,7 @@
       <w:tr>
         <w:tc>
           <w:tcPr>
-            <w:tcW w:w="1059" w:type="pct"/>
+            <w:tcW w:w="0" w:type="auto"/>
             <w:tcBorders>
               <w:top w:val="single" w:sz="6" w:space="0" w:color="D1D5DB"/>
               <w:left w:val="single" w:sz="6" w:space="0" w:color="D1D5DB"/>
@@ -8444,7 +9024,7 @@
         </w:tc>
         <w:tc>
           <w:tcPr>
-            <w:tcW w:w="3941" w:type="pct"/>
+            <w:tcW w:w="0" w:type="auto"/>
             <w:tcBorders>
               <w:top w:val="single" w:sz="6" w:space="0" w:color="D1D5DB"/>
               <w:left w:val="single" w:sz="6" w:space="0" w:color="D1D5DB"/>
@@ -8471,7 +9051,7 @@
                 <w14:ligatures w14:val="none"/>
               </w:rPr>
             </w:pPr>
-            <w:hyperlink r:id="rId87" w:history="1">
+            <w:hyperlink r:id="rId94" w:history="1">
               <w:r>
                 <w:rPr>
                   <w:rFonts w:ascii="Arial" w:eastAsia="Times New Roman" w:hAnsi="Arial" w:cs="Arial"/>
@@ -8489,7 +9069,7 @@
       <w:tr>
         <w:tc>
           <w:tcPr>
-            <w:tcW w:w="1059" w:type="pct"/>
+            <w:tcW w:w="0" w:type="auto"/>
             <w:tcBorders>
               <w:top w:val="single" w:sz="6" w:space="0" w:color="D1D5DB"/>
               <w:left w:val="single" w:sz="6" w:space="0" w:color="D1D5DB"/>
@@ -8532,7 +9112,7 @@
         </w:tc>
         <w:tc>
           <w:tcPr>
-            <w:tcW w:w="3941" w:type="pct"/>
+            <w:tcW w:w="0" w:type="auto"/>
             <w:tcBorders>
               <w:top w:val="single" w:sz="6" w:space="0" w:color="D1D5DB"/>
               <w:left w:val="single" w:sz="6" w:space="0" w:color="D1D5DB"/>
@@ -8559,7 +9139,7 @@
                 <w14:ligatures w14:val="none"/>
               </w:rPr>
             </w:pPr>
-            <w:hyperlink r:id="rId88" w:history="1">
+            <w:hyperlink r:id="rId95" w:history="1">
               <w:r>
                 <w:rPr>
                   <w:rFonts w:ascii="Arial" w:eastAsia="Times New Roman" w:hAnsi="Arial" w:cs="Arial"/>
@@ -8577,7 +9157,7 @@
       <w:tr>
         <w:tc>
           <w:tcPr>
-            <w:tcW w:w="1059" w:type="pct"/>
+            <w:tcW w:w="0" w:type="auto"/>
             <w:tcBorders>
               <w:top w:val="single" w:sz="6" w:space="0" w:color="D1D5DB"/>
               <w:left w:val="single" w:sz="6" w:space="0" w:color="D1D5DB"/>
@@ -8614,14 +9194,13 @@
                 <w:shd w:val="clear" w:color="auto" w:fill="1F2937"/>
                 <w14:ligatures w14:val="none"/>
               </w:rPr>
-              <w:lastRenderedPageBreak/>
               <w:t>egydead.png</w:t>
             </w:r>
           </w:p>
         </w:tc>
         <w:tc>
           <w:tcPr>
-            <w:tcW w:w="3941" w:type="pct"/>
+            <w:tcW w:w="0" w:type="auto"/>
             <w:tcBorders>
               <w:top w:val="single" w:sz="6" w:space="0" w:color="D1D5DB"/>
               <w:left w:val="single" w:sz="6" w:space="0" w:color="D1D5DB"/>
@@ -8648,7 +9227,7 @@
                 <w14:ligatures w14:val="none"/>
               </w:rPr>
             </w:pPr>
-            <w:hyperlink r:id="rId89" w:history="1">
+            <w:hyperlink r:id="rId96" w:history="1">
               <w:r>
                 <w:rPr>
                   <w:rFonts w:ascii="Arial" w:eastAsia="Times New Roman" w:hAnsi="Arial" w:cs="Arial"/>
@@ -8666,7 +9245,7 @@
       <w:tr>
         <w:tc>
           <w:tcPr>
-            <w:tcW w:w="1059" w:type="pct"/>
+            <w:tcW w:w="0" w:type="auto"/>
             <w:tcBorders>
               <w:top w:val="single" w:sz="6" w:space="0" w:color="D1D5DB"/>
               <w:left w:val="single" w:sz="6" w:space="0" w:color="D1D5DB"/>
@@ -8709,7 +9288,7 @@
         </w:tc>
         <w:tc>
           <w:tcPr>
-            <w:tcW w:w="3941" w:type="pct"/>
+            <w:tcW w:w="0" w:type="auto"/>
             <w:tcBorders>
               <w:top w:val="single" w:sz="6" w:space="0" w:color="D1D5DB"/>
               <w:left w:val="single" w:sz="6" w:space="0" w:color="D1D5DB"/>
@@ -8736,7 +9315,7 @@
                 <w14:ligatures w14:val="none"/>
               </w:rPr>
             </w:pPr>
-            <w:hyperlink r:id="rId90" w:history="1">
+            <w:hyperlink r:id="rId97" w:history="1">
               <w:r>
                 <w:rPr>
                   <w:rFonts w:ascii="Arial" w:eastAsia="Times New Roman" w:hAnsi="Arial" w:cs="Arial"/>
@@ -8754,7 +9333,7 @@
       <w:tr>
         <w:tc>
           <w:tcPr>
-            <w:tcW w:w="1059" w:type="pct"/>
+            <w:tcW w:w="0" w:type="auto"/>
             <w:tcBorders>
               <w:top w:val="single" w:sz="6" w:space="0" w:color="D1D5DB"/>
               <w:left w:val="single" w:sz="6" w:space="0" w:color="D1D5DB"/>
@@ -8797,7 +9376,7 @@
         </w:tc>
         <w:tc>
           <w:tcPr>
-            <w:tcW w:w="3941" w:type="pct"/>
+            <w:tcW w:w="0" w:type="auto"/>
             <w:tcBorders>
               <w:top w:val="single" w:sz="6" w:space="0" w:color="D1D5DB"/>
               <w:left w:val="single" w:sz="6" w:space="0" w:color="D1D5DB"/>
@@ -8824,7 +9403,7 @@
                 <w14:ligatures w14:val="none"/>
               </w:rPr>
             </w:pPr>
-            <w:hyperlink r:id="rId91" w:history="1">
+            <w:hyperlink r:id="rId98" w:history="1">
               <w:r>
                 <w:rPr>
                   <w:rFonts w:ascii="Arial" w:eastAsia="Times New Roman" w:hAnsi="Arial" w:cs="Arial"/>
@@ -8842,7 +9421,7 @@
       <w:tr>
         <w:tc>
           <w:tcPr>
-            <w:tcW w:w="1059" w:type="pct"/>
+            <w:tcW w:w="0" w:type="auto"/>
             <w:tcBorders>
               <w:top w:val="single" w:sz="6" w:space="0" w:color="D1D5DB"/>
               <w:left w:val="single" w:sz="6" w:space="0" w:color="D1D5DB"/>
@@ -8885,7 +9464,7 @@
         </w:tc>
         <w:tc>
           <w:tcPr>
-            <w:tcW w:w="3941" w:type="pct"/>
+            <w:tcW w:w="0" w:type="auto"/>
             <w:tcBorders>
               <w:top w:val="single" w:sz="6" w:space="0" w:color="D1D5DB"/>
               <w:left w:val="single" w:sz="6" w:space="0" w:color="D1D5DB"/>
@@ -8912,7 +9491,7 @@
                 <w14:ligatures w14:val="none"/>
               </w:rPr>
             </w:pPr>
-            <w:hyperlink r:id="rId92" w:history="1">
+            <w:hyperlink r:id="rId99" w:history="1">
               <w:r>
                 <w:rPr>
                   <w:rFonts w:ascii="Arial" w:eastAsia="Times New Roman" w:hAnsi="Arial" w:cs="Arial"/>
@@ -8930,7 +9509,7 @@
       <w:tr>
         <w:tc>
           <w:tcPr>
-            <w:tcW w:w="1059" w:type="pct"/>
+            <w:tcW w:w="0" w:type="auto"/>
             <w:tcBorders>
               <w:top w:val="single" w:sz="6" w:space="0" w:color="D1D5DB"/>
               <w:left w:val="single" w:sz="6" w:space="0" w:color="D1D5DB"/>
@@ -8973,7 +9552,7 @@
         </w:tc>
         <w:tc>
           <w:tcPr>
-            <w:tcW w:w="3941" w:type="pct"/>
+            <w:tcW w:w="0" w:type="auto"/>
             <w:tcBorders>
               <w:top w:val="single" w:sz="6" w:space="0" w:color="D1D5DB"/>
               <w:left w:val="single" w:sz="6" w:space="0" w:color="D1D5DB"/>
@@ -9000,7 +9579,7 @@
                 <w14:ligatures w14:val="none"/>
               </w:rPr>
             </w:pPr>
-            <w:hyperlink r:id="rId93" w:history="1">
+            <w:hyperlink r:id="rId100" w:history="1">
               <w:r>
                 <w:rPr>
                   <w:rFonts w:ascii="Arial" w:eastAsia="Times New Roman" w:hAnsi="Arial" w:cs="Arial"/>
@@ -9018,7 +9597,7 @@
       <w:tr>
         <w:tc>
           <w:tcPr>
-            <w:tcW w:w="1059" w:type="pct"/>
+            <w:tcW w:w="0" w:type="auto"/>
             <w:tcBorders>
               <w:top w:val="single" w:sz="6" w:space="0" w:color="D1D5DB"/>
               <w:left w:val="single" w:sz="6" w:space="0" w:color="D1D5DB"/>
@@ -9061,7 +9640,7 @@
         </w:tc>
         <w:tc>
           <w:tcPr>
-            <w:tcW w:w="3941" w:type="pct"/>
+            <w:tcW w:w="0" w:type="auto"/>
             <w:tcBorders>
               <w:top w:val="single" w:sz="6" w:space="0" w:color="D1D5DB"/>
               <w:left w:val="single" w:sz="6" w:space="0" w:color="D1D5DB"/>
@@ -9088,7 +9667,7 @@
                 <w14:ligatures w14:val="none"/>
               </w:rPr>
             </w:pPr>
-            <w:hyperlink r:id="rId94" w:history="1">
+            <w:hyperlink r:id="rId101" w:history="1">
               <w:r>
                 <w:rPr>
                   <w:rFonts w:ascii="Arial" w:eastAsia="Times New Roman" w:hAnsi="Arial" w:cs="Arial"/>
@@ -9106,7 +9685,7 @@
       <w:tr>
         <w:tc>
           <w:tcPr>
-            <w:tcW w:w="1059" w:type="pct"/>
+            <w:tcW w:w="0" w:type="auto"/>
             <w:tcBorders>
               <w:top w:val="single" w:sz="6" w:space="0" w:color="D1D5DB"/>
               <w:left w:val="single" w:sz="6" w:space="0" w:color="D1D5DB"/>
@@ -9143,13 +9722,14 @@
                 <w:shd w:val="clear" w:color="auto" w:fill="1F2937"/>
                 <w14:ligatures w14:val="none"/>
               </w:rPr>
+              <w:lastRenderedPageBreak/>
               <w:t>onlyflix.png</w:t>
             </w:r>
           </w:p>
         </w:tc>
         <w:tc>
           <w:tcPr>
-            <w:tcW w:w="3941" w:type="pct"/>
+            <w:tcW w:w="0" w:type="auto"/>
             <w:tcBorders>
               <w:top w:val="single" w:sz="6" w:space="0" w:color="D1D5DB"/>
               <w:left w:val="single" w:sz="6" w:space="0" w:color="D1D5DB"/>
@@ -9176,7 +9756,7 @@
                 <w14:ligatures w14:val="none"/>
               </w:rPr>
             </w:pPr>
-            <w:hyperlink r:id="rId95" w:history="1">
+            <w:hyperlink r:id="rId102" w:history="1">
               <w:r>
                 <w:rPr>
                   <w:rFonts w:ascii="Arial" w:eastAsia="Times New Roman" w:hAnsi="Arial" w:cs="Arial"/>
@@ -9194,7 +9774,7 @@
       <w:tr>
         <w:tc>
           <w:tcPr>
-            <w:tcW w:w="1059" w:type="pct"/>
+            <w:tcW w:w="0" w:type="auto"/>
             <w:tcBorders>
               <w:top w:val="single" w:sz="6" w:space="0" w:color="D1D5DB"/>
               <w:left w:val="single" w:sz="6" w:space="0" w:color="D1D5DB"/>
@@ -9237,7 +9817,7 @@
         </w:tc>
         <w:tc>
           <w:tcPr>
-            <w:tcW w:w="3941" w:type="pct"/>
+            <w:tcW w:w="0" w:type="auto"/>
             <w:tcBorders>
               <w:top w:val="single" w:sz="6" w:space="0" w:color="D1D5DB"/>
               <w:left w:val="single" w:sz="6" w:space="0" w:color="D1D5DB"/>
@@ -9264,7 +9844,7 @@
                 <w14:ligatures w14:val="none"/>
               </w:rPr>
             </w:pPr>
-            <w:hyperlink r:id="rId96" w:history="1">
+            <w:hyperlink r:id="rId103" w:history="1">
               <w:r>
                 <w:rPr>
                   <w:rFonts w:ascii="Arial" w:eastAsia="Times New Roman" w:hAnsi="Arial" w:cs="Arial"/>
@@ -9282,7 +9862,7 @@
       <w:tr>
         <w:tc>
           <w:tcPr>
-            <w:tcW w:w="1059" w:type="pct"/>
+            <w:tcW w:w="0" w:type="auto"/>
             <w:tcBorders>
               <w:top w:val="single" w:sz="6" w:space="0" w:color="D1D5DB"/>
               <w:left w:val="single" w:sz="6" w:space="0" w:color="D1D5DB"/>
@@ -9325,7 +9905,7 @@
         </w:tc>
         <w:tc>
           <w:tcPr>
-            <w:tcW w:w="3941" w:type="pct"/>
+            <w:tcW w:w="0" w:type="auto"/>
             <w:tcBorders>
               <w:top w:val="single" w:sz="6" w:space="0" w:color="D1D5DB"/>
               <w:left w:val="single" w:sz="6" w:space="0" w:color="D1D5DB"/>
@@ -9352,7 +9932,7 @@
                 <w14:ligatures w14:val="none"/>
               </w:rPr>
             </w:pPr>
-            <w:hyperlink r:id="rId97" w:history="1">
+            <w:hyperlink r:id="rId104" w:history="1">
               <w:r>
                 <w:rPr>
                   <w:rFonts w:ascii="Arial" w:eastAsia="Times New Roman" w:hAnsi="Arial" w:cs="Arial"/>
@@ -9370,7 +9950,7 @@
       <w:tr>
         <w:tc>
           <w:tcPr>
-            <w:tcW w:w="1059" w:type="pct"/>
+            <w:tcW w:w="0" w:type="auto"/>
             <w:tcBorders>
               <w:top w:val="single" w:sz="6" w:space="0" w:color="D1D5DB"/>
               <w:left w:val="single" w:sz="6" w:space="0" w:color="D1D5DB"/>
@@ -9413,7 +9993,7 @@
         </w:tc>
         <w:tc>
           <w:tcPr>
-            <w:tcW w:w="3941" w:type="pct"/>
+            <w:tcW w:w="0" w:type="auto"/>
             <w:tcBorders>
               <w:top w:val="single" w:sz="6" w:space="0" w:color="D1D5DB"/>
               <w:left w:val="single" w:sz="6" w:space="0" w:color="D1D5DB"/>
@@ -9440,7 +10020,7 @@
                 <w14:ligatures w14:val="none"/>
               </w:rPr>
             </w:pPr>
-            <w:hyperlink r:id="rId98" w:history="1">
+            <w:hyperlink r:id="rId105" w:history="1">
               <w:r>
                 <w:rPr>
                   <w:rFonts w:ascii="Arial" w:eastAsia="Times New Roman" w:hAnsi="Arial" w:cs="Arial"/>
@@ -9458,7 +10038,7 @@
       <w:tr>
         <w:tc>
           <w:tcPr>
-            <w:tcW w:w="1059" w:type="pct"/>
+            <w:tcW w:w="0" w:type="auto"/>
             <w:tcBorders>
               <w:top w:val="single" w:sz="6" w:space="0" w:color="D1D5DB"/>
               <w:left w:val="single" w:sz="6" w:space="0" w:color="D1D5DB"/>
@@ -9501,7 +10081,7 @@
         </w:tc>
         <w:tc>
           <w:tcPr>
-            <w:tcW w:w="3941" w:type="pct"/>
+            <w:tcW w:w="0" w:type="auto"/>
             <w:tcBorders>
               <w:top w:val="single" w:sz="6" w:space="0" w:color="D1D5DB"/>
               <w:left w:val="single" w:sz="6" w:space="0" w:color="D1D5DB"/>
@@ -9528,7 +10108,7 @@
                 <w14:ligatures w14:val="none"/>
               </w:rPr>
             </w:pPr>
-            <w:hyperlink r:id="rId99" w:history="1">
+            <w:hyperlink r:id="rId106" w:history="1">
               <w:r>
                 <w:rPr>
                   <w:rFonts w:ascii="Arial" w:eastAsia="Times New Roman" w:hAnsi="Arial" w:cs="Arial"/>
@@ -9546,7 +10126,7 @@
       <w:tr>
         <w:tc>
           <w:tcPr>
-            <w:tcW w:w="1059" w:type="pct"/>
+            <w:tcW w:w="0" w:type="auto"/>
             <w:tcBorders>
               <w:top w:val="single" w:sz="6" w:space="0" w:color="D1D5DB"/>
               <w:left w:val="single" w:sz="6" w:space="0" w:color="D1D5DB"/>
@@ -9589,7 +10169,7 @@
         </w:tc>
         <w:tc>
           <w:tcPr>
-            <w:tcW w:w="3941" w:type="pct"/>
+            <w:tcW w:w="0" w:type="auto"/>
             <w:tcBorders>
               <w:top w:val="single" w:sz="6" w:space="0" w:color="D1D5DB"/>
               <w:left w:val="single" w:sz="6" w:space="0" w:color="D1D5DB"/>
@@ -9616,7 +10196,7 @@
                 <w14:ligatures w14:val="none"/>
               </w:rPr>
             </w:pPr>
-            <w:hyperlink r:id="rId100" w:history="1">
+            <w:hyperlink r:id="rId107" w:history="1">
               <w:r>
                 <w:rPr>
                   <w:rFonts w:ascii="Arial" w:eastAsia="Times New Roman" w:hAnsi="Arial" w:cs="Arial"/>
@@ -9634,7 +10214,7 @@
       <w:tr>
         <w:tc>
           <w:tcPr>
-            <w:tcW w:w="1059" w:type="pct"/>
+            <w:tcW w:w="0" w:type="auto"/>
             <w:tcBorders>
               <w:top w:val="single" w:sz="6" w:space="0" w:color="D1D5DB"/>
               <w:left w:val="single" w:sz="6" w:space="0" w:color="D1D5DB"/>
@@ -9677,7 +10257,7 @@
         </w:tc>
         <w:tc>
           <w:tcPr>
-            <w:tcW w:w="3941" w:type="pct"/>
+            <w:tcW w:w="0" w:type="auto"/>
             <w:tcBorders>
               <w:top w:val="single" w:sz="6" w:space="0" w:color="D1D5DB"/>
               <w:left w:val="single" w:sz="6" w:space="0" w:color="D1D5DB"/>
@@ -9704,7 +10284,7 @@
                 <w14:ligatures w14:val="none"/>
               </w:rPr>
             </w:pPr>
-            <w:hyperlink r:id="rId101" w:history="1">
+            <w:hyperlink r:id="rId108" w:history="1">
               <w:r>
                 <w:rPr>
                   <w:rFonts w:ascii="Arial" w:eastAsia="Times New Roman" w:hAnsi="Arial" w:cs="Arial"/>
@@ -9722,7 +10302,7 @@
       <w:tr>
         <w:tc>
           <w:tcPr>
-            <w:tcW w:w="1059" w:type="pct"/>
+            <w:tcW w:w="0" w:type="auto"/>
             <w:tcBorders>
               <w:top w:val="single" w:sz="6" w:space="0" w:color="D1D5DB"/>
               <w:left w:val="single" w:sz="6" w:space="0" w:color="D1D5DB"/>
@@ -9765,7 +10345,7 @@
         </w:tc>
         <w:tc>
           <w:tcPr>
-            <w:tcW w:w="3941" w:type="pct"/>
+            <w:tcW w:w="0" w:type="auto"/>
             <w:tcBorders>
               <w:top w:val="single" w:sz="6" w:space="0" w:color="D1D5DB"/>
               <w:left w:val="single" w:sz="6" w:space="0" w:color="D1D5DB"/>
@@ -9792,7 +10372,7 @@
                 <w14:ligatures w14:val="none"/>
               </w:rPr>
             </w:pPr>
-            <w:hyperlink r:id="rId102" w:history="1">
+            <w:hyperlink r:id="rId109" w:history="1">
               <w:r>
                 <w:rPr>
                   <w:rFonts w:ascii="Arial" w:eastAsia="Times New Roman" w:hAnsi="Arial" w:cs="Arial"/>
@@ -9810,7 +10390,7 @@
       <w:tr>
         <w:tc>
           <w:tcPr>
-            <w:tcW w:w="1059" w:type="pct"/>
+            <w:tcW w:w="0" w:type="auto"/>
             <w:tcBorders>
               <w:top w:val="single" w:sz="6" w:space="0" w:color="D1D5DB"/>
               <w:left w:val="single" w:sz="6" w:space="0" w:color="D1D5DB"/>
@@ -9853,7 +10433,7 @@
         </w:tc>
         <w:tc>
           <w:tcPr>
-            <w:tcW w:w="3941" w:type="pct"/>
+            <w:tcW w:w="0" w:type="auto"/>
             <w:tcBorders>
               <w:top w:val="single" w:sz="6" w:space="0" w:color="D1D5DB"/>
               <w:left w:val="single" w:sz="6" w:space="0" w:color="D1D5DB"/>
@@ -9880,7 +10460,7 @@
                 <w14:ligatures w14:val="none"/>
               </w:rPr>
             </w:pPr>
-            <w:hyperlink r:id="rId103" w:history="1">
+            <w:hyperlink r:id="rId110" w:history="1">
               <w:r>
                 <w:rPr>
                   <w:rFonts w:ascii="Arial" w:eastAsia="Times New Roman" w:hAnsi="Arial" w:cs="Arial"/>
@@ -9898,7 +10478,7 @@
       <w:tr>
         <w:tc>
           <w:tcPr>
-            <w:tcW w:w="1059" w:type="pct"/>
+            <w:tcW w:w="0" w:type="auto"/>
             <w:tcBorders>
               <w:top w:val="single" w:sz="6" w:space="0" w:color="D1D5DB"/>
               <w:left w:val="single" w:sz="6" w:space="0" w:color="D1D5DB"/>
@@ -9941,7 +10521,7 @@
         </w:tc>
         <w:tc>
           <w:tcPr>
-            <w:tcW w:w="3941" w:type="pct"/>
+            <w:tcW w:w="0" w:type="auto"/>
             <w:tcBorders>
               <w:top w:val="single" w:sz="6" w:space="0" w:color="D1D5DB"/>
               <w:left w:val="single" w:sz="6" w:space="0" w:color="D1D5DB"/>
@@ -9968,7 +10548,7 @@
                 <w14:ligatures w14:val="none"/>
               </w:rPr>
             </w:pPr>
-            <w:hyperlink r:id="rId104" w:history="1">
+            <w:hyperlink r:id="rId111" w:history="1">
               <w:r>
                 <w:rPr>
                   <w:rFonts w:ascii="Arial" w:eastAsia="Times New Roman" w:hAnsi="Arial" w:cs="Arial"/>
@@ -9986,7 +10566,7 @@
       <w:tr>
         <w:tc>
           <w:tcPr>
-            <w:tcW w:w="1059" w:type="pct"/>
+            <w:tcW w:w="0" w:type="auto"/>
             <w:tcBorders>
               <w:top w:val="single" w:sz="6" w:space="0" w:color="D1D5DB"/>
               <w:left w:val="single" w:sz="6" w:space="0" w:color="D1D5DB"/>
@@ -10023,14 +10603,13 @@
                 <w:shd w:val="clear" w:color="auto" w:fill="1F2937"/>
                 <w14:ligatures w14:val="none"/>
               </w:rPr>
-              <w:lastRenderedPageBreak/>
               <w:t>vidscr.jpg</w:t>
             </w:r>
           </w:p>
         </w:tc>
         <w:tc>
           <w:tcPr>
-            <w:tcW w:w="3941" w:type="pct"/>
+            <w:tcW w:w="0" w:type="auto"/>
             <w:tcBorders>
               <w:top w:val="single" w:sz="6" w:space="0" w:color="D1D5DB"/>
               <w:left w:val="single" w:sz="6" w:space="0" w:color="D1D5DB"/>
@@ -10057,7 +10636,7 @@
                 <w14:ligatures w14:val="none"/>
               </w:rPr>
             </w:pPr>
-            <w:hyperlink r:id="rId105" w:history="1">
+            <w:hyperlink r:id="rId112" w:history="1">
               <w:r>
                 <w:rPr>
                   <w:rFonts w:ascii="Arial" w:eastAsia="Times New Roman" w:hAnsi="Arial" w:cs="Arial"/>
@@ -10075,7 +10654,7 @@
       <w:tr>
         <w:tc>
           <w:tcPr>
-            <w:tcW w:w="1059" w:type="pct"/>
+            <w:tcW w:w="0" w:type="auto"/>
             <w:tcBorders>
               <w:top w:val="single" w:sz="6" w:space="0" w:color="D1D5DB"/>
               <w:left w:val="single" w:sz="6" w:space="0" w:color="D1D5DB"/>
@@ -10118,7 +10697,7 @@
         </w:tc>
         <w:tc>
           <w:tcPr>
-            <w:tcW w:w="3941" w:type="pct"/>
+            <w:tcW w:w="0" w:type="auto"/>
             <w:tcBorders>
               <w:top w:val="single" w:sz="6" w:space="0" w:color="D1D5DB"/>
               <w:left w:val="single" w:sz="6" w:space="0" w:color="D1D5DB"/>
@@ -10145,7 +10724,7 @@
                 <w14:ligatures w14:val="none"/>
               </w:rPr>
             </w:pPr>
-            <w:hyperlink r:id="rId106" w:history="1">
+            <w:hyperlink r:id="rId113" w:history="1">
               <w:r>
                 <w:rPr>
                   <w:rFonts w:ascii="Arial" w:eastAsia="Times New Roman" w:hAnsi="Arial" w:cs="Arial"/>
@@ -10163,7 +10742,7 @@
       <w:tr>
         <w:tc>
           <w:tcPr>
-            <w:tcW w:w="1059" w:type="pct"/>
+            <w:tcW w:w="0" w:type="auto"/>
             <w:tcBorders>
               <w:top w:val="single" w:sz="6" w:space="0" w:color="D1D5DB"/>
               <w:left w:val="single" w:sz="6" w:space="0" w:color="D1D5DB"/>
@@ -10206,7 +10785,7 @@
         </w:tc>
         <w:tc>
           <w:tcPr>
-            <w:tcW w:w="3941" w:type="pct"/>
+            <w:tcW w:w="0" w:type="auto"/>
             <w:tcBorders>
               <w:top w:val="single" w:sz="6" w:space="0" w:color="D1D5DB"/>
               <w:left w:val="single" w:sz="6" w:space="0" w:color="D1D5DB"/>
@@ -10233,7 +10812,7 @@
                 <w14:ligatures w14:val="none"/>
               </w:rPr>
             </w:pPr>
-            <w:hyperlink r:id="rId107" w:history="1">
+            <w:hyperlink r:id="rId114" w:history="1">
               <w:r>
                 <w:rPr>
                   <w:rFonts w:ascii="Arial" w:eastAsia="Times New Roman" w:hAnsi="Arial" w:cs="Arial"/>
@@ -10251,7 +10830,7 @@
       <w:tr>
         <w:tc>
           <w:tcPr>
-            <w:tcW w:w="1059" w:type="pct"/>
+            <w:tcW w:w="0" w:type="auto"/>
             <w:tcBorders>
               <w:top w:val="single" w:sz="6" w:space="0" w:color="D1D5DB"/>
               <w:left w:val="single" w:sz="6" w:space="0" w:color="D1D5DB"/>
@@ -10294,7 +10873,7 @@
         </w:tc>
         <w:tc>
           <w:tcPr>
-            <w:tcW w:w="3941" w:type="pct"/>
+            <w:tcW w:w="0" w:type="auto"/>
             <w:tcBorders>
               <w:top w:val="single" w:sz="6" w:space="0" w:color="D1D5DB"/>
               <w:left w:val="single" w:sz="6" w:space="0" w:color="D1D5DB"/>
@@ -10321,7 +10900,7 @@
                 <w14:ligatures w14:val="none"/>
               </w:rPr>
             </w:pPr>
-            <w:hyperlink r:id="rId108" w:history="1">
+            <w:hyperlink r:id="rId115" w:history="1">
               <w:r>
                 <w:rPr>
                   <w:rFonts w:ascii="Arial" w:eastAsia="Times New Roman" w:hAnsi="Arial" w:cs="Arial"/>
@@ -10339,7 +10918,7 @@
       <w:tr>
         <w:tc>
           <w:tcPr>
-            <w:tcW w:w="1059" w:type="pct"/>
+            <w:tcW w:w="0" w:type="auto"/>
             <w:tcBorders>
               <w:top w:val="single" w:sz="6" w:space="0" w:color="D1D5DB"/>
               <w:left w:val="single" w:sz="6" w:space="0" w:color="D1D5DB"/>
@@ -10382,7 +10961,7 @@
         </w:tc>
         <w:tc>
           <w:tcPr>
-            <w:tcW w:w="3941" w:type="pct"/>
+            <w:tcW w:w="0" w:type="auto"/>
             <w:tcBorders>
               <w:top w:val="single" w:sz="6" w:space="0" w:color="D1D5DB"/>
               <w:left w:val="single" w:sz="6" w:space="0" w:color="D1D5DB"/>
@@ -10409,7 +10988,7 @@
                 <w14:ligatures w14:val="none"/>
               </w:rPr>
             </w:pPr>
-            <w:hyperlink r:id="rId109" w:history="1">
+            <w:hyperlink r:id="rId116" w:history="1">
               <w:r>
                 <w:rPr>
                   <w:rFonts w:ascii="Arial" w:eastAsia="Times New Roman" w:hAnsi="Arial" w:cs="Arial"/>
@@ -10442,8 +11021,8 @@
           <w:kern w:val="0"/>
           <w14:ligatures w14:val="none"/>
         </w:rPr>
-        <w:pict w14:anchorId="40BCAFC7">
-          <v:rect id="_x0000_i1030" style="width:0;height:0" o:hralign="center" o:hrstd="t" o:hr="t" fillcolor="#a0a0a0" stroked="f"/>
+        <w:pict w14:anchorId="6D73F3F4">
+          <v:rect id="_x0000_i1048" style="width:0;height:0" o:hralign="center" o:hrstd="t" o:hr="t" fillcolor="#a0a0a0" stroked="f"/>
         </w:pict>
       </w:r>
     </w:p>
@@ -10491,7 +11070,7 @@
       <w:pPr>
         <w:numPr>
           <w:ilvl w:val="0"/>
-          <w:numId w:val="1"/>
+          <w:numId w:val="2"/>
         </w:numPr>
         <w:shd w:val="clear" w:color="auto" w:fill="FFFFFF"/>
         <w:spacing w:beforeAutospacing="1" w:after="0" w:afterAutospacing="1" w:line="240" w:lineRule="auto"/>
@@ -10526,14 +11105,14 @@
           <w:szCs w:val="27"/>
           <w14:ligatures w14:val="none"/>
         </w:rPr>
-        <w:t xml:space="preserve"> 113 (37 root + 2 + 4 + 29 + 41)</w:t>
+        <w:t xml:space="preserve"> 128 (45 root + 2 + 4 + 34 + 43)</w:t>
       </w:r>
     </w:p>
     <w:p>
       <w:pPr>
         <w:numPr>
           <w:ilvl w:val="0"/>
-          <w:numId w:val="1"/>
+          <w:numId w:val="2"/>
         </w:numPr>
         <w:shd w:val="clear" w:color="auto" w:fill="FFFFFF"/>
         <w:spacing w:beforeAutospacing="1" w:after="0" w:afterAutospacing="1" w:line="240" w:lineRule="auto"/>
@@ -10557,6 +11136,7 @@
           <w:szCs w:val="27"/>
           <w14:ligatures w14:val="none"/>
         </w:rPr>
+        <w:lastRenderedPageBreak/>
         <w:t>Branch:</w:t>
       </w:r>
       <w:r>
@@ -10598,7 +11178,7 @@
       <w:pPr>
         <w:numPr>
           <w:ilvl w:val="0"/>
-          <w:numId w:val="1"/>
+          <w:numId w:val="2"/>
         </w:numPr>
         <w:shd w:val="clear" w:color="auto" w:fill="FFFFFF"/>
         <w:spacing w:beforeAutospacing="1" w:after="0" w:afterAutospacing="1" w:line="240" w:lineRule="auto"/>
@@ -10746,7 +11326,247 @@
       <w:pPr>
         <w:numPr>
           <w:ilvl w:val="0"/>
-          <w:numId w:val="1"/>
+          <w:numId w:val="2"/>
+        </w:numPr>
+        <w:shd w:val="clear" w:color="auto" w:fill="FFFFFF"/>
+        <w:spacing w:beforeAutospacing="1" w:after="0" w:afterAutospacing="1" w:line="240" w:lineRule="auto"/>
+        <w:rPr>
+          <w:rFonts w:ascii="Arial" w:eastAsia="Times New Roman" w:hAnsi="Arial" w:cs="Arial"/>
+          <w:color w:val="374151"/>
+          <w:kern w:val="0"/>
+          <w:sz w:val="27"/>
+          <w:szCs w:val="27"/>
+          <w14:ligatures w14:val="none"/>
+        </w:rPr>
+      </w:pPr>
+      <w:r>
+        <w:rPr>
+          <w:rFonts w:ascii="Arial" w:eastAsia="Times New Roman" w:hAnsi="Arial" w:cs="Arial"/>
+          <w:b/>
+          <w:bCs/>
+          <w:color w:val="374151"/>
+          <w:kern w:val="0"/>
+          <w:sz w:val="27"/>
+          <w:szCs w:val="27"/>
+          <w14:ligatures w14:val="none"/>
+        </w:rPr>
+        <w:t>New files detected:</w:t>
+      </w:r>
+      <w:r>
+        <w:rPr>
+          <w:rFonts w:ascii="Arial" w:eastAsia="Times New Roman" w:hAnsi="Arial" w:cs="Arial"/>
+          <w:color w:val="374151"/>
+          <w:kern w:val="0"/>
+          <w:sz w:val="27"/>
+          <w:szCs w:val="27"/>
+          <w14:ligatures w14:val="none"/>
+        </w:rPr>
+        <w:t xml:space="preserve"> </w:t>
+      </w:r>
+      <w:proofErr w:type="spellStart"/>
+      <w:r>
+        <w:rPr>
+          <w:rFonts w:ascii="Consolas" w:eastAsia="Times New Roman" w:hAnsi="Consolas" w:cs="Courier New"/>
+          <w:color w:val="E5E7EB"/>
+          <w:kern w:val="0"/>
+          <w:sz w:val="20"/>
+          <w:szCs w:val="20"/>
+          <w:shd w:val="clear" w:color="auto" w:fill="1F2937"/>
+          <w14:ligatures w14:val="none"/>
+        </w:rPr>
+        <w:t>novaplay</w:t>
+      </w:r>
+      <w:proofErr w:type="spellEnd"/>
+      <w:r>
+        <w:rPr>
+          <w:rFonts w:ascii="Consolas" w:eastAsia="Times New Roman" w:hAnsi="Consolas" w:cs="Courier New"/>
+          <w:color w:val="E5E7EB"/>
+          <w:kern w:val="0"/>
+          <w:sz w:val="20"/>
+          <w:szCs w:val="20"/>
+          <w:shd w:val="clear" w:color="auto" w:fill="1F2937"/>
+          <w14:ligatures w14:val="none"/>
+        </w:rPr>
+        <w:t>-modular raw links.docx</w:t>
+      </w:r>
+      <w:r>
+        <w:rPr>
+          <w:rFonts w:ascii="Arial" w:eastAsia="Times New Roman" w:hAnsi="Arial" w:cs="Arial"/>
+          <w:color w:val="374151"/>
+          <w:kern w:val="0"/>
+          <w:sz w:val="27"/>
+          <w:szCs w:val="27"/>
+          <w14:ligatures w14:val="none"/>
+        </w:rPr>
+        <w:t xml:space="preserve">, </w:t>
+      </w:r>
+      <w:r>
+        <w:rPr>
+          <w:rFonts w:ascii="Consolas" w:eastAsia="Times New Roman" w:hAnsi="Consolas" w:cs="Courier New"/>
+          <w:color w:val="E5E7EB"/>
+          <w:kern w:val="0"/>
+          <w:sz w:val="20"/>
+          <w:szCs w:val="20"/>
+          <w:shd w:val="clear" w:color="auto" w:fill="1F2937"/>
+          <w14:ligatures w14:val="none"/>
+        </w:rPr>
+        <w:t>plugin_screen_home.py</w:t>
+      </w:r>
+      <w:r>
+        <w:rPr>
+          <w:rFonts w:ascii="Arial" w:eastAsia="Times New Roman" w:hAnsi="Arial" w:cs="Arial"/>
+          <w:color w:val="374151"/>
+          <w:kern w:val="0"/>
+          <w:sz w:val="27"/>
+          <w:szCs w:val="27"/>
+          <w14:ligatures w14:val="none"/>
+        </w:rPr>
+        <w:t xml:space="preserve">, </w:t>
+      </w:r>
+      <w:r>
+        <w:rPr>
+          <w:rFonts w:ascii="Consolas" w:eastAsia="Times New Roman" w:hAnsi="Consolas" w:cs="Courier New"/>
+          <w:color w:val="E5E7EB"/>
+          <w:kern w:val="0"/>
+          <w:sz w:val="20"/>
+          <w:szCs w:val="20"/>
+          <w:shd w:val="clear" w:color="auto" w:fill="1F2937"/>
+          <w14:ligatures w14:val="none"/>
+        </w:rPr>
+        <w:t>cimawbas_cwb.py</w:t>
+      </w:r>
+      <w:r>
+        <w:rPr>
+          <w:rFonts w:ascii="Arial" w:eastAsia="Times New Roman" w:hAnsi="Arial" w:cs="Arial"/>
+          <w:color w:val="374151"/>
+          <w:kern w:val="0"/>
+          <w:sz w:val="27"/>
+          <w:szCs w:val="27"/>
+          <w14:ligatures w14:val="none"/>
+        </w:rPr>
+        <w:t xml:space="preserve">, </w:t>
+      </w:r>
+      <w:r>
+        <w:rPr>
+          <w:rFonts w:ascii="Consolas" w:eastAsia="Times New Roman" w:hAnsi="Consolas" w:cs="Courier New"/>
+          <w:color w:val="E5E7EB"/>
+          <w:kern w:val="0"/>
+          <w:sz w:val="20"/>
+          <w:szCs w:val="20"/>
+          <w:shd w:val="clear" w:color="auto" w:fill="1F2937"/>
+          <w14:ligatures w14:val="none"/>
+        </w:rPr>
+        <w:t>cimawebas.py</w:t>
+      </w:r>
+      <w:r>
+        <w:rPr>
+          <w:rFonts w:ascii="Arial" w:eastAsia="Times New Roman" w:hAnsi="Arial" w:cs="Arial"/>
+          <w:color w:val="374151"/>
+          <w:kern w:val="0"/>
+          <w:sz w:val="27"/>
+          <w:szCs w:val="27"/>
+          <w14:ligatures w14:val="none"/>
+        </w:rPr>
+        <w:t xml:space="preserve">, </w:t>
+      </w:r>
+      <w:r>
+        <w:rPr>
+          <w:rFonts w:ascii="Consolas" w:eastAsia="Times New Roman" w:hAnsi="Consolas" w:cs="Courier New"/>
+          <w:color w:val="E5E7EB"/>
+          <w:kern w:val="0"/>
+          <w:sz w:val="20"/>
+          <w:szCs w:val="20"/>
+          <w:shd w:val="clear" w:color="auto" w:fill="1F2937"/>
+          <w14:ligatures w14:val="none"/>
+        </w:rPr>
+        <w:t>mycima.py</w:t>
+      </w:r>
+      <w:r>
+        <w:rPr>
+          <w:rFonts w:ascii="Arial" w:eastAsia="Times New Roman" w:hAnsi="Arial" w:cs="Arial"/>
+          <w:color w:val="374151"/>
+          <w:kern w:val="0"/>
+          <w:sz w:val="27"/>
+          <w:szCs w:val="27"/>
+          <w14:ligatures w14:val="none"/>
+        </w:rPr>
+        <w:t xml:space="preserve">, </w:t>
+      </w:r>
+      <w:r>
+        <w:rPr>
+          <w:rFonts w:ascii="Consolas" w:eastAsia="Times New Roman" w:hAnsi="Consolas" w:cs="Courier New"/>
+          <w:color w:val="E5E7EB"/>
+          <w:kern w:val="0"/>
+          <w:sz w:val="20"/>
+          <w:szCs w:val="20"/>
+          <w:shd w:val="clear" w:color="auto" w:fill="1F2937"/>
+          <w14:ligatures w14:val="none"/>
+        </w:rPr>
+        <w:t>requirements.txt</w:t>
+      </w:r>
+      <w:r>
+        <w:rPr>
+          <w:rFonts w:ascii="Arial" w:eastAsia="Times New Roman" w:hAnsi="Arial" w:cs="Arial"/>
+          <w:color w:val="374151"/>
+          <w:kern w:val="0"/>
+          <w:sz w:val="27"/>
+          <w:szCs w:val="27"/>
+          <w14:ligatures w14:val="none"/>
+        </w:rPr>
+        <w:t xml:space="preserve">, </w:t>
+      </w:r>
+      <w:r>
+        <w:rPr>
+          <w:rFonts w:ascii="Consolas" w:eastAsia="Times New Roman" w:hAnsi="Consolas" w:cs="Courier New"/>
+          <w:color w:val="E5E7EB"/>
+          <w:kern w:val="0"/>
+          <w:sz w:val="20"/>
+          <w:szCs w:val="20"/>
+          <w:shd w:val="clear" w:color="auto" w:fill="1F2937"/>
+          <w14:ligatures w14:val="none"/>
+        </w:rPr>
+        <w:t>run_release_gate.py</w:t>
+      </w:r>
+      <w:r>
+        <w:rPr>
+          <w:rFonts w:ascii="Arial" w:eastAsia="Times New Roman" w:hAnsi="Arial" w:cs="Arial"/>
+          <w:color w:val="374151"/>
+          <w:kern w:val="0"/>
+          <w:sz w:val="27"/>
+          <w:szCs w:val="27"/>
+          <w14:ligatures w14:val="none"/>
+        </w:rPr>
+        <w:t xml:space="preserve">, </w:t>
+      </w:r>
+      <w:r>
+        <w:rPr>
+          <w:rFonts w:ascii="Consolas" w:eastAsia="Times New Roman" w:hAnsi="Consolas" w:cs="Courier New"/>
+          <w:color w:val="E5E7EB"/>
+          <w:kern w:val="0"/>
+          <w:sz w:val="20"/>
+          <w:szCs w:val="20"/>
+          <w:shd w:val="clear" w:color="auto" w:fill="1F2937"/>
+          <w14:ligatures w14:val="none"/>
+        </w:rPr>
+        <w:t>run_tests.py</w:t>
+      </w:r>
+      <w:r>
+        <w:rPr>
+          <w:rFonts w:ascii="Arial" w:eastAsia="Times New Roman" w:hAnsi="Arial" w:cs="Arial"/>
+          <w:color w:val="374151"/>
+          <w:kern w:val="0"/>
+          <w:sz w:val="27"/>
+          <w:szCs w:val="27"/>
+          <w14:ligatures w14:val="none"/>
+        </w:rPr>
+        <w:t>, and updated extractor modules.</w:t>
+      </w:r>
+    </w:p>
+    <w:p>
+      <w:pPr>
+        <w:numPr>
+          <w:ilvl w:val="0"/>
+          <w:numId w:val="2"/>
         </w:numPr>
         <w:shd w:val="clear" w:color="auto" w:fill="FFFFFF"/>
         <w:spacing w:beforeAutospacing="1" w:after="0" w:afterAutospacing="1" w:line="240" w:lineRule="auto"/>
@@ -10788,7 +11608,7 @@
       <w:pPr>
         <w:numPr>
           <w:ilvl w:val="0"/>
-          <w:numId w:val="1"/>
+          <w:numId w:val="2"/>
         </w:numPr>
         <w:shd w:val="clear" w:color="auto" w:fill="FFFFFF"/>
         <w:spacing w:beforeAutospacing="1" w:after="0" w:afterAutospacing="1" w:line="240" w:lineRule="auto"/>
@@ -10929,7 +11749,7 @@
           <w:szCs w:val="27"/>
           <w14:ligatures w14:val="none"/>
         </w:rPr>
-        <w:t>If you need the full raw links for any specific file or directory in a different format, just let me know.</w:t>
+        <w:t>If you need the raw links in a different format (plain text, JSON, etc.) or want me to fetch the contents of any specific file, just let me know.</w:t>
       </w:r>
     </w:p>
     <w:p/>
@@ -11094,8 +11914,160 @@
       </w:rPr>
     </w:lvl>
   </w:abstractNum>
+  <w:abstractNum w:abstractNumId="1" w15:restartNumberingAfterBreak="0">
+    <w:nsid w:val="2F7A1632"/>
+    <w:multiLevelType w:val="multilevel"/>
+    <w:tmpl w:val="716CDF6A"/>
+    <w:lvl w:ilvl="0">
+      <w:start w:val="1"/>
+      <w:numFmt w:val="bullet"/>
+      <w:lvlText w:val=""/>
+      <w:lvlJc w:val="left"/>
+      <w:pPr>
+        <w:tabs>
+          <w:tab w:val="num" w:pos="720"/>
+        </w:tabs>
+        <w:ind w:left="720" w:hanging="360"/>
+      </w:pPr>
+      <w:rPr>
+        <w:rFonts w:ascii="Symbol" w:hAnsi="Symbol" w:hint="default"/>
+        <w:sz w:val="20"/>
+      </w:rPr>
+    </w:lvl>
+    <w:lvl w:ilvl="1" w:tentative="1">
+      <w:start w:val="1"/>
+      <w:numFmt w:val="bullet"/>
+      <w:lvlText w:val=""/>
+      <w:lvlJc w:val="left"/>
+      <w:pPr>
+        <w:tabs>
+          <w:tab w:val="num" w:pos="1440"/>
+        </w:tabs>
+        <w:ind w:left="1440" w:hanging="360"/>
+      </w:pPr>
+      <w:rPr>
+        <w:rFonts w:ascii="Symbol" w:hAnsi="Symbol" w:hint="default"/>
+        <w:sz w:val="20"/>
+      </w:rPr>
+    </w:lvl>
+    <w:lvl w:ilvl="2" w:tentative="1">
+      <w:start w:val="1"/>
+      <w:numFmt w:val="bullet"/>
+      <w:lvlText w:val=""/>
+      <w:lvlJc w:val="left"/>
+      <w:pPr>
+        <w:tabs>
+          <w:tab w:val="num" w:pos="2160"/>
+        </w:tabs>
+        <w:ind w:left="2160" w:hanging="360"/>
+      </w:pPr>
+      <w:rPr>
+        <w:rFonts w:ascii="Symbol" w:hAnsi="Symbol" w:hint="default"/>
+        <w:sz w:val="20"/>
+      </w:rPr>
+    </w:lvl>
+    <w:lvl w:ilvl="3" w:tentative="1">
+      <w:start w:val="1"/>
+      <w:numFmt w:val="bullet"/>
+      <w:lvlText w:val=""/>
+      <w:lvlJc w:val="left"/>
+      <w:pPr>
+        <w:tabs>
+          <w:tab w:val="num" w:pos="2880"/>
+        </w:tabs>
+        <w:ind w:left="2880" w:hanging="360"/>
+      </w:pPr>
+      <w:rPr>
+        <w:rFonts w:ascii="Symbol" w:hAnsi="Symbol" w:hint="default"/>
+        <w:sz w:val="20"/>
+      </w:rPr>
+    </w:lvl>
+    <w:lvl w:ilvl="4" w:tentative="1">
+      <w:start w:val="1"/>
+      <w:numFmt w:val="bullet"/>
+      <w:lvlText w:val=""/>
+      <w:lvlJc w:val="left"/>
+      <w:pPr>
+        <w:tabs>
+          <w:tab w:val="num" w:pos="3600"/>
+        </w:tabs>
+        <w:ind w:left="3600" w:hanging="360"/>
+      </w:pPr>
+      <w:rPr>
+        <w:rFonts w:ascii="Symbol" w:hAnsi="Symbol" w:hint="default"/>
+        <w:sz w:val="20"/>
+      </w:rPr>
+    </w:lvl>
+    <w:lvl w:ilvl="5" w:tentative="1">
+      <w:start w:val="1"/>
+      <w:numFmt w:val="bullet"/>
+      <w:lvlText w:val=""/>
+      <w:lvlJc w:val="left"/>
+      <w:pPr>
+        <w:tabs>
+          <w:tab w:val="num" w:pos="4320"/>
+        </w:tabs>
+        <w:ind w:left="4320" w:hanging="360"/>
+      </w:pPr>
+      <w:rPr>
+        <w:rFonts w:ascii="Symbol" w:hAnsi="Symbol" w:hint="default"/>
+        <w:sz w:val="20"/>
+      </w:rPr>
+    </w:lvl>
+    <w:lvl w:ilvl="6" w:tentative="1">
+      <w:start w:val="1"/>
+      <w:numFmt w:val="bullet"/>
+      <w:lvlText w:val=""/>
+      <w:lvlJc w:val="left"/>
+      <w:pPr>
+        <w:tabs>
+          <w:tab w:val="num" w:pos="5040"/>
+        </w:tabs>
+        <w:ind w:left="5040" w:hanging="360"/>
+      </w:pPr>
+      <w:rPr>
+        <w:rFonts w:ascii="Symbol" w:hAnsi="Symbol" w:hint="default"/>
+        <w:sz w:val="20"/>
+      </w:rPr>
+    </w:lvl>
+    <w:lvl w:ilvl="7" w:tentative="1">
+      <w:start w:val="1"/>
+      <w:numFmt w:val="bullet"/>
+      <w:lvlText w:val=""/>
+      <w:lvlJc w:val="left"/>
+      <w:pPr>
+        <w:tabs>
+          <w:tab w:val="num" w:pos="5760"/>
+        </w:tabs>
+        <w:ind w:left="5760" w:hanging="360"/>
+      </w:pPr>
+      <w:rPr>
+        <w:rFonts w:ascii="Symbol" w:hAnsi="Symbol" w:hint="default"/>
+        <w:sz w:val="20"/>
+      </w:rPr>
+    </w:lvl>
+    <w:lvl w:ilvl="8" w:tentative="1">
+      <w:start w:val="1"/>
+      <w:numFmt w:val="bullet"/>
+      <w:lvlText w:val=""/>
+      <w:lvlJc w:val="left"/>
+      <w:pPr>
+        <w:tabs>
+          <w:tab w:val="num" w:pos="6480"/>
+        </w:tabs>
+        <w:ind w:left="6480" w:hanging="360"/>
+      </w:pPr>
+      <w:rPr>
+        <w:rFonts w:ascii="Symbol" w:hAnsi="Symbol" w:hint="default"/>
+        <w:sz w:val="20"/>
+      </w:rPr>
+    </w:lvl>
+  </w:abstractNum>
   <w:num w:numId="1" w16cid:durableId="1746881883">
     <w:abstractNumId w:val="0"/>
+  </w:num>
+  <w:num w:numId="2" w16cid:durableId="1115977147">
+    <w:abstractNumId w:val="1"/>
   </w:num>
 </w:numbering>
 </file>
